--- a/M3.docx
+++ b/M3.docx
@@ -1674,6 +1674,13 @@
         </w:rPr>
         <w:t>1. Standardization</w:t>
       </w:r>
+      <w:r>
+        <w:rPr>
+          <w:b/>
+          <w:bCs/>
+        </w:rPr>
+        <w:t xml:space="preserve"> </w:t>
+      </w:r>
     </w:p>
     <w:p>
       <w:r>
@@ -1917,7 +1924,11 @@
         <w:t xml:space="preserve"> as np</w:t>
       </w:r>
     </w:p>
-    <w:p/>
+    <w:p>
+      <w:r>
+        <w:t xml:space="preserve"> </w:t>
+      </w:r>
+    </w:p>
     <w:p>
       <w:proofErr w:type="spellStart"/>
       <w:r>
@@ -2418,9 +2429,2428 @@
           <w:ilvl w:val="0"/>
           <w:numId w:val="6"/>
         </w:numPr>
+        <w:pBdr>
+          <w:bottom w:val="single" w:sz="6" w:space="1" w:color="auto"/>
+        </w:pBdr>
       </w:pPr>
       <w:r>
         <w:t>Classes are not well separated using linear projections.</w:t>
+      </w:r>
+    </w:p>
+    <w:p>
+      <w:pPr>
+        <w:rPr>
+          <w:b/>
+          <w:bCs/>
+        </w:rPr>
+      </w:pPr>
+      <w:r>
+        <w:rPr>
+          <w:b/>
+          <w:bCs/>
+        </w:rPr>
+        <w:t>Simple Linear Regression</w:t>
+      </w:r>
+    </w:p>
+    <w:p>
+      <w:r>
+        <w:rPr>
+          <w:b/>
+          <w:bCs/>
+        </w:rPr>
+        <w:t>Concept:</w:t>
+      </w:r>
+      <w:r>
+        <w:t xml:space="preserve"> Linear Regression is a </w:t>
+      </w:r>
+      <w:r>
+        <w:rPr>
+          <w:b/>
+          <w:bCs/>
+        </w:rPr>
+        <w:t>supervised learning algorithm</w:t>
+      </w:r>
+      <w:r>
+        <w:t xml:space="preserve"> used for </w:t>
+      </w:r>
+      <w:r>
+        <w:rPr>
+          <w:b/>
+          <w:bCs/>
+        </w:rPr>
+        <w:t>regression problems</w:t>
+      </w:r>
+      <w:r>
+        <w:t xml:space="preserve">, where the output is a continuous numerical value. It tries to find the </w:t>
+      </w:r>
+      <w:r>
+        <w:rPr>
+          <w:b/>
+          <w:bCs/>
+        </w:rPr>
+        <w:t>best-fit straight line</w:t>
+      </w:r>
+      <w:r>
+        <w:t xml:space="preserve"> between input and output variables.</w:t>
+      </w:r>
+    </w:p>
+    <w:p>
+      <w:r>
+        <w:rPr>
+          <w:b/>
+          <w:bCs/>
+        </w:rPr>
+        <w:t>Example:</w:t>
+      </w:r>
+      <w:r>
+        <w:t xml:space="preserve"> Predicting a student's </w:t>
+      </w:r>
+      <w:r>
+        <w:rPr>
+          <w:b/>
+          <w:bCs/>
+        </w:rPr>
+        <w:t>package</w:t>
+      </w:r>
+      <w:r>
+        <w:t xml:space="preserve"> based on their </w:t>
+      </w:r>
+      <w:r>
+        <w:rPr>
+          <w:b/>
+          <w:bCs/>
+        </w:rPr>
+        <w:t>CGPA</w:t>
+      </w:r>
+      <w:r>
+        <w:t>.</w:t>
+      </w:r>
+    </w:p>
+    <w:p>
+      <w:pPr>
+        <w:rPr>
+          <w:b/>
+          <w:bCs/>
+        </w:rPr>
+      </w:pPr>
+      <w:r>
+        <w:rPr>
+          <w:b/>
+          <w:bCs/>
+        </w:rPr>
+        <w:t>Types</w:t>
+      </w:r>
+    </w:p>
+    <w:p>
+      <w:pPr>
+        <w:numPr>
+          <w:ilvl w:val="0"/>
+          <w:numId w:val="7"/>
+        </w:numPr>
+      </w:pPr>
+      <w:r>
+        <w:rPr>
+          <w:b/>
+          <w:bCs/>
+        </w:rPr>
+        <w:t>Simple Linear Regression:</w:t>
+      </w:r>
+      <w:r>
+        <w:t xml:space="preserve"> One input feature. </w:t>
+      </w:r>
+    </w:p>
+    <w:p>
+      <w:pPr>
+        <w:numPr>
+          <w:ilvl w:val="0"/>
+          <w:numId w:val="7"/>
+        </w:numPr>
+      </w:pPr>
+      <w:r>
+        <w:rPr>
+          <w:b/>
+          <w:bCs/>
+        </w:rPr>
+        <w:t>Multiple Linear Regression:</w:t>
+      </w:r>
+      <w:r>
+        <w:t xml:space="preserve"> Multiple input features. </w:t>
+      </w:r>
+    </w:p>
+    <w:p>
+      <w:pPr>
+        <w:numPr>
+          <w:ilvl w:val="0"/>
+          <w:numId w:val="7"/>
+        </w:numPr>
+      </w:pPr>
+      <w:r>
+        <w:rPr>
+          <w:b/>
+          <w:bCs/>
+        </w:rPr>
+        <w:lastRenderedPageBreak/>
+        <w:t>Polynomial Regression:</w:t>
+      </w:r>
+      <w:r>
+        <w:t xml:space="preserve"> Uses polynomial features to model non-linear relationships. </w:t>
+      </w:r>
+    </w:p>
+    <w:p>
+      <w:pPr>
+        <w:rPr>
+          <w:b/>
+          <w:bCs/>
+        </w:rPr>
+      </w:pPr>
+      <w:r>
+        <w:rPr>
+          <w:b/>
+          <w:bCs/>
+        </w:rPr>
+        <w:t>Mathematical Formula</w:t>
+      </w:r>
+    </w:p>
+    <w:p>
+      <w:r>
+        <w:t>The equation of a simple linear regression line is:</w:t>
+      </w:r>
+    </w:p>
+    <w:p>
+      <w:r>
+        <w:t>y = mx + b</w:t>
+      </w:r>
+    </w:p>
+    <w:p>
+      <w:pPr>
+        <w:numPr>
+          <w:ilvl w:val="0"/>
+          <w:numId w:val="8"/>
+        </w:numPr>
+      </w:pPr>
+      <w:r>
+        <w:t xml:space="preserve">y → predicted output </w:t>
+      </w:r>
+    </w:p>
+    <w:p>
+      <w:pPr>
+        <w:numPr>
+          <w:ilvl w:val="0"/>
+          <w:numId w:val="8"/>
+        </w:numPr>
+      </w:pPr>
+      <w:r>
+        <w:t xml:space="preserve">x → input feature </w:t>
+      </w:r>
+    </w:p>
+    <w:p>
+      <w:pPr>
+        <w:numPr>
+          <w:ilvl w:val="0"/>
+          <w:numId w:val="8"/>
+        </w:numPr>
+      </w:pPr>
+      <w:r>
+        <w:t xml:space="preserve">m → slope/weight </w:t>
+      </w:r>
+    </w:p>
+    <w:p>
+      <w:pPr>
+        <w:numPr>
+          <w:ilvl w:val="0"/>
+          <w:numId w:val="8"/>
+        </w:numPr>
+      </w:pPr>
+      <w:r>
+        <w:t xml:space="preserve">b → intercept </w:t>
+      </w:r>
+    </w:p>
+    <w:p>
+      <w:r>
+        <w:t xml:space="preserve">The model tries to find the values of m and b that produce the </w:t>
+      </w:r>
+      <w:r>
+        <w:rPr>
+          <w:b/>
+          <w:bCs/>
+        </w:rPr>
+        <w:t>minimum prediction error</w:t>
+      </w:r>
+      <w:r>
+        <w:t>.</w:t>
+      </w:r>
+    </w:p>
+    <w:p>
+      <w:pPr>
+        <w:rPr>
+          <w:b/>
+          <w:bCs/>
+        </w:rPr>
+      </w:pPr>
+      <w:r>
+        <w:rPr>
+          <w:b/>
+          <w:bCs/>
+        </w:rPr>
+        <w:t>Example</w:t>
+      </w:r>
+    </w:p>
+    <w:p>
+      <w:r>
+        <w:t>CGPA → Package</w:t>
+      </w:r>
+    </w:p>
+    <w:p/>
+    <w:p>
+      <w:r>
+        <w:t>7.0 → 4 LPA</w:t>
+      </w:r>
+    </w:p>
+    <w:p>
+      <w:r>
+        <w:t>7.5 → 5 LPA</w:t>
+      </w:r>
+    </w:p>
+    <w:p>
+      <w:r>
+        <w:t>8.0 → 6 LPA</w:t>
+      </w:r>
+    </w:p>
+    <w:p>
+      <w:r>
+        <w:t>8.5 → 7 LPA</w:t>
+      </w:r>
+    </w:p>
+    <w:p>
+      <w:r>
+        <w:t>The model learns the relationship and can predict the package for a new CGPA.</w:t>
+      </w:r>
+    </w:p>
+    <w:p>
+      <w:pPr>
+        <w:rPr>
+          <w:b/>
+          <w:bCs/>
+        </w:rPr>
+      </w:pPr>
+      <w:r>
+        <w:rPr>
+          <w:b/>
+          <w:bCs/>
+        </w:rPr>
+        <w:t>Implementation</w:t>
+      </w:r>
+    </w:p>
+    <w:p>
+      <w:r>
+        <w:t>import pandas as pd</w:t>
+      </w:r>
+    </w:p>
+    <w:p>
+      <w:r>
+        <w:t xml:space="preserve">from </w:t>
+      </w:r>
+      <w:proofErr w:type="spellStart"/>
+      <w:proofErr w:type="gramStart"/>
+      <w:r>
+        <w:t>sklearn.model</w:t>
+      </w:r>
+      <w:proofErr w:type="gramEnd"/>
+      <w:r>
+        <w:t>_selection</w:t>
+      </w:r>
+      <w:proofErr w:type="spellEnd"/>
+      <w:r>
+        <w:t xml:space="preserve"> import </w:t>
+      </w:r>
+      <w:proofErr w:type="spellStart"/>
+      <w:r>
+        <w:t>train_test_split</w:t>
+      </w:r>
+      <w:proofErr w:type="spellEnd"/>
+    </w:p>
+    <w:p>
+      <w:r>
+        <w:t xml:space="preserve">from </w:t>
+      </w:r>
+      <w:proofErr w:type="spellStart"/>
+      <w:proofErr w:type="gramStart"/>
+      <w:r>
+        <w:t>sklearn.linear</w:t>
+      </w:r>
+      <w:proofErr w:type="gramEnd"/>
+      <w:r>
+        <w:t>_model</w:t>
+      </w:r>
+      <w:proofErr w:type="spellEnd"/>
+      <w:r>
+        <w:t xml:space="preserve"> import </w:t>
+      </w:r>
+      <w:proofErr w:type="spellStart"/>
+      <w:r>
+        <w:t>LinearRegression</w:t>
+      </w:r>
+      <w:proofErr w:type="spellEnd"/>
+    </w:p>
+    <w:p/>
+    <w:p>
+      <w:proofErr w:type="spellStart"/>
+      <w:r>
+        <w:t>df</w:t>
+      </w:r>
+      <w:proofErr w:type="spellEnd"/>
+      <w:r>
+        <w:t xml:space="preserve"> = </w:t>
+      </w:r>
+      <w:proofErr w:type="spellStart"/>
+      <w:proofErr w:type="gramStart"/>
+      <w:r>
+        <w:t>pd.read</w:t>
+      </w:r>
+      <w:proofErr w:type="gramEnd"/>
+      <w:r>
+        <w:t>_csv</w:t>
+      </w:r>
+      <w:proofErr w:type="spellEnd"/>
+      <w:r>
+        <w:t>("placement.csv")</w:t>
+      </w:r>
+    </w:p>
+    <w:p/>
+    <w:p>
+      <w:r>
+        <w:t xml:space="preserve">X = </w:t>
+      </w:r>
+      <w:proofErr w:type="spellStart"/>
+      <w:r>
+        <w:t>df</w:t>
+      </w:r>
+      <w:proofErr w:type="spellEnd"/>
+      <w:r>
+        <w:t>[['CGPA']]</w:t>
+      </w:r>
+    </w:p>
+    <w:p>
+      <w:r>
+        <w:t xml:space="preserve">y = </w:t>
+      </w:r>
+      <w:proofErr w:type="spellStart"/>
+      <w:r>
+        <w:t>df</w:t>
+      </w:r>
+      <w:proofErr w:type="spellEnd"/>
+      <w:r>
+        <w:t>['Package']</w:t>
+      </w:r>
+    </w:p>
+    <w:p/>
+    <w:p>
+      <w:proofErr w:type="spellStart"/>
+      <w:r>
+        <w:t>X_train</w:t>
+      </w:r>
+      <w:proofErr w:type="spellEnd"/>
+      <w:r>
+        <w:t xml:space="preserve">, </w:t>
+      </w:r>
+      <w:proofErr w:type="spellStart"/>
+      <w:r>
+        <w:t>X_test</w:t>
+      </w:r>
+      <w:proofErr w:type="spellEnd"/>
+      <w:r>
+        <w:t xml:space="preserve">, </w:t>
+      </w:r>
+      <w:proofErr w:type="spellStart"/>
+      <w:r>
+        <w:t>y_train</w:t>
+      </w:r>
+      <w:proofErr w:type="spellEnd"/>
+      <w:r>
+        <w:t xml:space="preserve">, </w:t>
+      </w:r>
+      <w:proofErr w:type="spellStart"/>
+      <w:r>
+        <w:t>y_test</w:t>
+      </w:r>
+      <w:proofErr w:type="spellEnd"/>
+      <w:r>
+        <w:t xml:space="preserve"> = </w:t>
+      </w:r>
+      <w:proofErr w:type="spellStart"/>
+      <w:r>
+        <w:t>train_test_</w:t>
+      </w:r>
+      <w:proofErr w:type="gramStart"/>
+      <w:r>
+        <w:t>split</w:t>
+      </w:r>
+      <w:proofErr w:type="spellEnd"/>
+      <w:r>
+        <w:t>(</w:t>
+      </w:r>
+      <w:proofErr w:type="gramEnd"/>
+    </w:p>
+    <w:p>
+      <w:r>
+        <w:t xml:space="preserve">    X, y, </w:t>
+      </w:r>
+      <w:proofErr w:type="spellStart"/>
+      <w:r>
+        <w:t>test_size</w:t>
+      </w:r>
+      <w:proofErr w:type="spellEnd"/>
+      <w:r>
+        <w:t xml:space="preserve">=0.2, </w:t>
+      </w:r>
+      <w:proofErr w:type="spellStart"/>
+      <w:r>
+        <w:t>random_state</w:t>
+      </w:r>
+      <w:proofErr w:type="spellEnd"/>
+      <w:r>
+        <w:t>=42</w:t>
+      </w:r>
+    </w:p>
+    <w:p>
+      <w:r>
+        <w:t>)</w:t>
+      </w:r>
+    </w:p>
+    <w:p/>
+    <w:p>
+      <w:r>
+        <w:lastRenderedPageBreak/>
+        <w:t xml:space="preserve">model = </w:t>
+      </w:r>
+      <w:proofErr w:type="spellStart"/>
+      <w:proofErr w:type="gramStart"/>
+      <w:r>
+        <w:t>LinearRegression</w:t>
+      </w:r>
+      <w:proofErr w:type="spellEnd"/>
+      <w:r>
+        <w:t>(</w:t>
+      </w:r>
+      <w:proofErr w:type="gramEnd"/>
+      <w:r>
+        <w:t>)</w:t>
+      </w:r>
+    </w:p>
+    <w:p/>
+    <w:p>
+      <w:proofErr w:type="spellStart"/>
+      <w:proofErr w:type="gramStart"/>
+      <w:r>
+        <w:t>model.fit</w:t>
+      </w:r>
+      <w:proofErr w:type="spellEnd"/>
+      <w:r>
+        <w:t>(</w:t>
+      </w:r>
+      <w:proofErr w:type="spellStart"/>
+      <w:proofErr w:type="gramEnd"/>
+      <w:r>
+        <w:t>X_train</w:t>
+      </w:r>
+      <w:proofErr w:type="spellEnd"/>
+      <w:r>
+        <w:t xml:space="preserve">, </w:t>
+      </w:r>
+      <w:proofErr w:type="spellStart"/>
+      <w:r>
+        <w:t>y_train</w:t>
+      </w:r>
+      <w:proofErr w:type="spellEnd"/>
+      <w:r>
+        <w:t>)</w:t>
+      </w:r>
+    </w:p>
+    <w:p/>
+    <w:p>
+      <w:proofErr w:type="spellStart"/>
+      <w:r>
+        <w:t>y_pred</w:t>
+      </w:r>
+      <w:proofErr w:type="spellEnd"/>
+      <w:r>
+        <w:t xml:space="preserve"> = </w:t>
+      </w:r>
+      <w:proofErr w:type="spellStart"/>
+      <w:proofErr w:type="gramStart"/>
+      <w:r>
+        <w:t>model.predict</w:t>
+      </w:r>
+      <w:proofErr w:type="spellEnd"/>
+      <w:proofErr w:type="gramEnd"/>
+      <w:r>
+        <w:t>(</w:t>
+      </w:r>
+      <w:proofErr w:type="spellStart"/>
+      <w:r>
+        <w:t>X_test</w:t>
+      </w:r>
+      <w:proofErr w:type="spellEnd"/>
+      <w:r>
+        <w:t>)</w:t>
+      </w:r>
+    </w:p>
+    <w:p>
+      <w:pPr>
+        <w:rPr>
+          <w:b/>
+          <w:bCs/>
+        </w:rPr>
+      </w:pPr>
+      <w:r>
+        <w:rPr>
+          <w:b/>
+          <w:bCs/>
+        </w:rPr>
+        <w:t>Important Methods</w:t>
+      </w:r>
+    </w:p>
+    <w:p>
+      <w:proofErr w:type="spellStart"/>
+      <w:proofErr w:type="gramStart"/>
+      <w:r>
+        <w:t>model.fit</w:t>
+      </w:r>
+      <w:proofErr w:type="spellEnd"/>
+      <w:r>
+        <w:t>(</w:t>
+      </w:r>
+      <w:proofErr w:type="spellStart"/>
+      <w:proofErr w:type="gramEnd"/>
+      <w:r>
+        <w:t>X_train</w:t>
+      </w:r>
+      <w:proofErr w:type="spellEnd"/>
+      <w:r>
+        <w:t xml:space="preserve">, </w:t>
+      </w:r>
+      <w:proofErr w:type="spellStart"/>
+      <w:r>
+        <w:t>y_train</w:t>
+      </w:r>
+      <w:proofErr w:type="spellEnd"/>
+      <w:r>
+        <w:t>)</w:t>
+      </w:r>
+    </w:p>
+    <w:p>
+      <w:proofErr w:type="gramStart"/>
+      <w:r>
+        <w:rPr>
+          <w:b/>
+          <w:bCs/>
+        </w:rPr>
+        <w:t>fit(</w:t>
+      </w:r>
+      <w:proofErr w:type="gramEnd"/>
+      <w:r>
+        <w:rPr>
+          <w:b/>
+          <w:bCs/>
+        </w:rPr>
+        <w:t>)</w:t>
+      </w:r>
+      <w:r>
+        <w:t xml:space="preserve"> → learns the relationship between input and output.</w:t>
+      </w:r>
+    </w:p>
+    <w:p>
+      <w:proofErr w:type="spellStart"/>
+      <w:proofErr w:type="gramStart"/>
+      <w:r>
+        <w:t>model.predict</w:t>
+      </w:r>
+      <w:proofErr w:type="spellEnd"/>
+      <w:proofErr w:type="gramEnd"/>
+      <w:r>
+        <w:t>(</w:t>
+      </w:r>
+      <w:proofErr w:type="spellStart"/>
+      <w:r>
+        <w:t>X_test</w:t>
+      </w:r>
+      <w:proofErr w:type="spellEnd"/>
+      <w:r>
+        <w:t>)</w:t>
+      </w:r>
+    </w:p>
+    <w:p>
+      <w:proofErr w:type="gramStart"/>
+      <w:r>
+        <w:rPr>
+          <w:b/>
+          <w:bCs/>
+        </w:rPr>
+        <w:t>predict(</w:t>
+      </w:r>
+      <w:proofErr w:type="gramEnd"/>
+      <w:r>
+        <w:rPr>
+          <w:b/>
+          <w:bCs/>
+        </w:rPr>
+        <w:t>)</w:t>
+      </w:r>
+      <w:r>
+        <w:t xml:space="preserve"> → predicts output for new/unseen data.</w:t>
+      </w:r>
+    </w:p>
+    <w:p>
+      <w:proofErr w:type="spellStart"/>
+      <w:proofErr w:type="gramStart"/>
+      <w:r>
+        <w:t>model.coef</w:t>
+      </w:r>
+      <w:proofErr w:type="spellEnd"/>
+      <w:proofErr w:type="gramEnd"/>
+      <w:r>
+        <w:t>_</w:t>
+      </w:r>
+    </w:p>
+    <w:p>
+      <w:proofErr w:type="spellStart"/>
+      <w:r>
+        <w:rPr>
+          <w:b/>
+          <w:bCs/>
+        </w:rPr>
+        <w:t>coef</w:t>
+      </w:r>
+      <w:proofErr w:type="spellEnd"/>
+      <w:r>
+        <w:rPr>
+          <w:b/>
+          <w:bCs/>
+        </w:rPr>
+        <w:t>_</w:t>
+      </w:r>
+      <w:r>
+        <w:t xml:space="preserve"> → gives the slope/weight.</w:t>
+      </w:r>
+    </w:p>
+    <w:p>
+      <w:proofErr w:type="spellStart"/>
+      <w:proofErr w:type="gramStart"/>
+      <w:r>
+        <w:t>model.intercept</w:t>
+      </w:r>
+      <w:proofErr w:type="spellEnd"/>
+      <w:proofErr w:type="gramEnd"/>
+      <w:r>
+        <w:t>_</w:t>
+      </w:r>
+    </w:p>
+    <w:p>
+      <w:r>
+        <w:rPr>
+          <w:b/>
+          <w:bCs/>
+        </w:rPr>
+        <w:t>intercept_</w:t>
+      </w:r>
+      <w:r>
+        <w:t xml:space="preserve"> → gives the y-intercept.</w:t>
+      </w:r>
+    </w:p>
+    <w:p>
+      <w:pPr>
+        <w:rPr>
+          <w:b/>
+          <w:bCs/>
+        </w:rPr>
+      </w:pPr>
+      <w:r>
+        <w:rPr>
+          <w:b/>
+          <w:bCs/>
+        </w:rPr>
+        <w:t>Key Idea</w:t>
+      </w:r>
+    </w:p>
+    <w:p>
+      <w:r>
+        <w:rPr>
+          <w:b/>
+          <w:bCs/>
+        </w:rPr>
+        <w:t>Input → Learn best-fit line → Minimize error → Predict continuous output</w:t>
+      </w:r>
+    </w:p>
+    <w:p>
+      <w:r>
+        <w:t>Example:</w:t>
+      </w:r>
+    </w:p>
+    <w:p>
+      <w:pPr>
+        <w:pBdr>
+          <w:bottom w:val="single" w:sz="6" w:space="1" w:color="auto"/>
+        </w:pBdr>
+      </w:pPr>
+      <w:r>
+        <w:t>CGPA → Linear Regression → Predicted Package</w:t>
+      </w:r>
+    </w:p>
+    <w:p>
+      <w:r>
+        <w:t xml:space="preserve">This video provides an end-to-end guide to </w:t>
+      </w:r>
+      <w:r>
+        <w:rPr>
+          <w:b/>
+          <w:bCs/>
+        </w:rPr>
+        <w:t>Simple Linear Regression</w:t>
+      </w:r>
+      <w:r>
+        <w:t>, covering both the mathematical derivation and a practical implementation from scratch in Python.</w:t>
+      </w:r>
+    </w:p>
+    <w:p>
+      <w:r>
+        <w:rPr>
+          <w:b/>
+          <w:bCs/>
+        </w:rPr>
+        <w:t>Mathematical Formulation (0:00 - 40:06)</w:t>
+      </w:r>
+    </w:p>
+    <w:p>
+      <w:pPr>
+        <w:numPr>
+          <w:ilvl w:val="0"/>
+          <w:numId w:val="9"/>
+        </w:numPr>
+      </w:pPr>
+      <w:r>
+        <w:rPr>
+          <w:b/>
+          <w:bCs/>
+        </w:rPr>
+        <w:t>Goal:</w:t>
+      </w:r>
+      <w:r>
+        <w:t xml:space="preserve"> The objective is to find a line represented by the </w:t>
+      </w:r>
+      <w:proofErr w:type="gramStart"/>
+      <w:r>
+        <w:t>equation  that</w:t>
+      </w:r>
+      <w:proofErr w:type="gramEnd"/>
+      <w:r>
+        <w:t xml:space="preserve"> best fits the data by minimizing the error between actual points and the line (the "Best Fit Line").</w:t>
+      </w:r>
+    </w:p>
+    <w:p>
+      <w:pPr>
+        <w:numPr>
+          <w:ilvl w:val="0"/>
+          <w:numId w:val="9"/>
+        </w:numPr>
+      </w:pPr>
+      <w:r>
+        <w:rPr>
+          <w:b/>
+          <w:bCs/>
+        </w:rPr>
+        <w:t>Error Minimization:</w:t>
+      </w:r>
+      <w:r>
+        <w:t> The video uses the </w:t>
+      </w:r>
+      <w:r>
+        <w:rPr>
+          <w:b/>
+          <w:bCs/>
+        </w:rPr>
+        <w:t>Ordinary Least Squares (OLS)</w:t>
+      </w:r>
+      <w:r>
+        <w:t> method. The error function (or loss function) is defined as the sum of squared residuals</w:t>
+      </w:r>
+      <w:proofErr w:type="gramStart"/>
+      <w:r>
+        <w:t>:  (</w:t>
+      </w:r>
+      <w:proofErr w:type="gramEnd"/>
+      <w:r>
+        <w:t>13:18).</w:t>
+      </w:r>
+    </w:p>
+    <w:p>
+      <w:pPr>
+        <w:numPr>
+          <w:ilvl w:val="0"/>
+          <w:numId w:val="9"/>
+        </w:numPr>
+      </w:pPr>
+      <w:r>
+        <w:rPr>
+          <w:b/>
+          <w:bCs/>
+        </w:rPr>
+        <w:t>Deriving 'm' and 'b':</w:t>
+      </w:r>
+      <w:r>
+        <w:t xml:space="preserve"> By taking partial derivatives of the error function with respect </w:t>
+      </w:r>
+      <w:proofErr w:type="gramStart"/>
+      <w:r>
+        <w:t>to  and</w:t>
+      </w:r>
+      <w:proofErr w:type="gramEnd"/>
+      <w:r>
+        <w:t>  </w:t>
+      </w:r>
+      <w:proofErr w:type="spellStart"/>
+      <w:r>
+        <w:t>and</w:t>
+      </w:r>
+      <w:proofErr w:type="spellEnd"/>
+      <w:r>
+        <w:t xml:space="preserve"> setting them to zero, the following formulas are derived:</w:t>
+      </w:r>
+    </w:p>
+    <w:p>
+      <w:pPr>
+        <w:numPr>
+          <w:ilvl w:val="1"/>
+          <w:numId w:val="9"/>
+        </w:numPr>
+      </w:pPr>
+      <w:r>
+        <w:rPr>
+          <w:b/>
+          <w:bCs/>
+        </w:rPr>
+        <w:t>Slope ()</w:t>
+      </w:r>
+      <w:proofErr w:type="gramStart"/>
+      <w:r>
+        <w:rPr>
+          <w:b/>
+          <w:bCs/>
+        </w:rPr>
+        <w:t>:</w:t>
+      </w:r>
+      <w:r>
+        <w:t>  (</w:t>
+      </w:r>
+      <w:proofErr w:type="gramEnd"/>
+      <w:r>
+        <w:t>39:10)</w:t>
+      </w:r>
+    </w:p>
+    <w:p>
+      <w:pPr>
+        <w:numPr>
+          <w:ilvl w:val="1"/>
+          <w:numId w:val="9"/>
+        </w:numPr>
+      </w:pPr>
+      <w:r>
+        <w:rPr>
+          <w:b/>
+          <w:bCs/>
+        </w:rPr>
+        <w:t>Intercept ()</w:t>
+      </w:r>
+      <w:proofErr w:type="gramStart"/>
+      <w:r>
+        <w:rPr>
+          <w:b/>
+          <w:bCs/>
+        </w:rPr>
+        <w:t>:</w:t>
+      </w:r>
+      <w:r>
+        <w:t>  (</w:t>
+      </w:r>
+      <w:proofErr w:type="gramEnd"/>
+      <w:r>
+        <w:t>35:23)</w:t>
+      </w:r>
+    </w:p>
+    <w:p>
+      <w:pPr>
+        <w:numPr>
+          <w:ilvl w:val="0"/>
+          <w:numId w:val="9"/>
+        </w:numPr>
+      </w:pPr>
+      <w:r>
+        <w:rPr>
+          <w:b/>
+          <w:bCs/>
+        </w:rPr>
+        <w:t>Solutions:</w:t>
+      </w:r>
+      <w:r>
+        <w:t> The video distinguishes between </w:t>
+      </w:r>
+      <w:r>
+        <w:rPr>
+          <w:b/>
+          <w:bCs/>
+        </w:rPr>
+        <w:t>Closed-form solutions</w:t>
+      </w:r>
+      <w:r>
+        <w:t> (direct formulas like OLS) and </w:t>
+      </w:r>
+      <w:r>
+        <w:rPr>
+          <w:b/>
+          <w:bCs/>
+        </w:rPr>
+        <w:t>Non-closed-form solutions</w:t>
+      </w:r>
+      <w:r>
+        <w:t> (like Gradient Descent, used for higher dimensions) (3:12).</w:t>
+      </w:r>
+    </w:p>
+    <w:p>
+      <w:r>
+        <w:rPr>
+          <w:b/>
+          <w:bCs/>
+        </w:rPr>
+        <w:t>Coding from Scratch (40:06 - 53:10)</w:t>
+      </w:r>
+    </w:p>
+    <w:p>
+      <w:pPr>
+        <w:numPr>
+          <w:ilvl w:val="0"/>
+          <w:numId w:val="10"/>
+        </w:numPr>
+      </w:pPr>
+      <w:r>
+        <w:rPr>
+          <w:b/>
+          <w:bCs/>
+        </w:rPr>
+        <w:t>Implementation:</w:t>
+      </w:r>
+      <w:r>
+        <w:t> The author creates a custom Python class called </w:t>
+      </w:r>
+      <w:proofErr w:type="spellStart"/>
+      <w:r>
+        <w:t>LinearRegression</w:t>
+      </w:r>
+      <w:proofErr w:type="spellEnd"/>
+      <w:r>
+        <w:t> (40:31).</w:t>
+      </w:r>
+    </w:p>
+    <w:p>
+      <w:pPr>
+        <w:numPr>
+          <w:ilvl w:val="0"/>
+          <w:numId w:val="10"/>
+        </w:numPr>
+      </w:pPr>
+      <w:r>
+        <w:rPr>
+          <w:b/>
+          <w:bCs/>
+        </w:rPr>
+        <w:lastRenderedPageBreak/>
+        <w:t>Methods:</w:t>
+      </w:r>
+    </w:p>
+    <w:p>
+      <w:pPr>
+        <w:numPr>
+          <w:ilvl w:val="1"/>
+          <w:numId w:val="10"/>
+        </w:numPr>
+      </w:pPr>
+      <w:proofErr w:type="gramStart"/>
+      <w:r>
+        <w:t>fit(</w:t>
+      </w:r>
+      <w:proofErr w:type="gramEnd"/>
+      <w:r>
+        <w:t xml:space="preserve">): Calculates the mean </w:t>
+      </w:r>
+      <w:proofErr w:type="gramStart"/>
+      <w:r>
+        <w:t>of  and</w:t>
+      </w:r>
+      <w:proofErr w:type="gramEnd"/>
+      <w:r>
+        <w:t xml:space="preserve"> , computes the numerator and denominator </w:t>
+      </w:r>
+      <w:proofErr w:type="gramStart"/>
+      <w:r>
+        <w:t>for ,</w:t>
+      </w:r>
+      <w:proofErr w:type="gramEnd"/>
+      <w:r>
+        <w:t xml:space="preserve"> </w:t>
+      </w:r>
+      <w:proofErr w:type="gramStart"/>
+      <w:r>
+        <w:t>determines ,</w:t>
+      </w:r>
+      <w:proofErr w:type="gramEnd"/>
+      <w:r>
+        <w:t xml:space="preserve"> and stores them.</w:t>
+      </w:r>
+    </w:p>
+    <w:p>
+      <w:pPr>
+        <w:numPr>
+          <w:ilvl w:val="1"/>
+          <w:numId w:val="10"/>
+        </w:numPr>
+      </w:pPr>
+      <w:proofErr w:type="gramStart"/>
+      <w:r>
+        <w:t>predict(</w:t>
+      </w:r>
+      <w:proofErr w:type="gramEnd"/>
+      <w:r>
+        <w:t xml:space="preserve">): Returns the predicted value using the </w:t>
+      </w:r>
+      <w:proofErr w:type="gramStart"/>
+      <w:r>
+        <w:t>derived  and</w:t>
+      </w:r>
+      <w:proofErr w:type="gramEnd"/>
+      <w:r>
+        <w:t>  for new inputs (50:35).</w:t>
+      </w:r>
+    </w:p>
+    <w:p>
+      <w:pPr>
+        <w:numPr>
+          <w:ilvl w:val="0"/>
+          <w:numId w:val="10"/>
+        </w:numPr>
+        <w:pBdr>
+          <w:bottom w:val="single" w:sz="6" w:space="1" w:color="auto"/>
+        </w:pBdr>
+      </w:pPr>
+      <w:r>
+        <w:rPr>
+          <w:b/>
+          <w:bCs/>
+        </w:rPr>
+        <w:t>Validation:</w:t>
+      </w:r>
+      <w:r>
+        <w:t> The custom class is tested against the dataset used in the previous intuition video, yielding identical results to the standard scikit-learn implementation (49:40</w:t>
+      </w:r>
+      <w:r>
+        <w:t>)</w:t>
+      </w:r>
+    </w:p>
+    <w:p>
+      <w:pPr>
+        <w:rPr>
+          <w:b/>
+          <w:bCs/>
+        </w:rPr>
+      </w:pPr>
+      <w:r>
+        <w:rPr>
+          <w:b/>
+          <w:bCs/>
+        </w:rPr>
+        <w:t>Regression Evaluation Metrics</w:t>
+      </w:r>
+    </w:p>
+    <w:p>
+      <w:r>
+        <w:t xml:space="preserve">Regression metrics tell us </w:t>
+      </w:r>
+      <w:r>
+        <w:rPr>
+          <w:b/>
+          <w:bCs/>
+        </w:rPr>
+        <w:t>how well a model's predicted values match the actual values</w:t>
+      </w:r>
+      <w:r>
+        <w:t>.</w:t>
+      </w:r>
+    </w:p>
+    <w:p>
+      <w:r>
+        <w:t>Example:</w:t>
+      </w:r>
+    </w:p>
+    <w:p>
+      <w:r>
+        <w:t xml:space="preserve">Actual: </w:t>
+      </w:r>
+      <w:proofErr w:type="gramStart"/>
+      <w:r>
+        <w:t xml:space="preserve">   [</w:t>
+      </w:r>
+      <w:proofErr w:type="gramEnd"/>
+      <w:r>
+        <w:t>100, 200, 300]</w:t>
+      </w:r>
+    </w:p>
+    <w:p>
+      <w:r>
+        <w:t>Predicted: [110, 190, 280]</w:t>
+      </w:r>
+    </w:p>
+    <w:p>
+      <w:pPr>
+        <w:rPr>
+          <w:b/>
+          <w:bCs/>
+        </w:rPr>
+      </w:pPr>
+      <w:r>
+        <w:rPr>
+          <w:b/>
+          <w:bCs/>
+        </w:rPr>
+        <w:t>1. Mean Absolute Error (MAE)</w:t>
+      </w:r>
+    </w:p>
+    <w:p>
+      <w:r>
+        <w:t xml:space="preserve">MAE calculates the </w:t>
+      </w:r>
+      <w:r>
+        <w:rPr>
+          <w:b/>
+          <w:bCs/>
+        </w:rPr>
+        <w:t>average absolute difference</w:t>
+      </w:r>
+      <w:r>
+        <w:t xml:space="preserve"> between actual and predicted values.</w:t>
+      </w:r>
+    </w:p>
+    <w:p>
+      <w:r>
+        <w:t xml:space="preserve">MAE = </w:t>
+      </w:r>
+      <w:proofErr w:type="spellStart"/>
+      <w:r>
+        <w:t>Σ|y</w:t>
+      </w:r>
+      <w:proofErr w:type="spellEnd"/>
+      <w:r>
+        <w:t xml:space="preserve"> - ŷ| / n</w:t>
+      </w:r>
+    </w:p>
+    <w:p>
+      <w:r>
+        <w:t xml:space="preserve">from </w:t>
+      </w:r>
+      <w:proofErr w:type="spellStart"/>
+      <w:proofErr w:type="gramStart"/>
+      <w:r>
+        <w:t>sklearn.metrics</w:t>
+      </w:r>
+      <w:proofErr w:type="spellEnd"/>
+      <w:proofErr w:type="gramEnd"/>
+      <w:r>
+        <w:t xml:space="preserve"> import </w:t>
+      </w:r>
+      <w:proofErr w:type="spellStart"/>
+      <w:r>
+        <w:t>mean_absolute_error</w:t>
+      </w:r>
+      <w:proofErr w:type="spellEnd"/>
+    </w:p>
+    <w:p/>
+    <w:p>
+      <w:proofErr w:type="spellStart"/>
+      <w:r>
+        <w:t>mae</w:t>
+      </w:r>
+      <w:proofErr w:type="spellEnd"/>
+      <w:r>
+        <w:t xml:space="preserve"> = </w:t>
+      </w:r>
+      <w:proofErr w:type="spellStart"/>
+      <w:r>
+        <w:t>mean_absolute_</w:t>
+      </w:r>
+      <w:proofErr w:type="gramStart"/>
+      <w:r>
+        <w:t>error</w:t>
+      </w:r>
+      <w:proofErr w:type="spellEnd"/>
+      <w:r>
+        <w:t>(</w:t>
+      </w:r>
+      <w:proofErr w:type="spellStart"/>
+      <w:proofErr w:type="gramEnd"/>
+      <w:r>
+        <w:t>y_test</w:t>
+      </w:r>
+      <w:proofErr w:type="spellEnd"/>
+      <w:r>
+        <w:t xml:space="preserve">, </w:t>
+      </w:r>
+      <w:proofErr w:type="spellStart"/>
+      <w:r>
+        <w:t>y_pred</w:t>
+      </w:r>
+      <w:proofErr w:type="spellEnd"/>
+      <w:r>
+        <w:t>)</w:t>
+      </w:r>
+    </w:p>
+    <w:p>
+      <w:r>
+        <w:t>print(</w:t>
+      </w:r>
+      <w:proofErr w:type="spellStart"/>
+      <w:r>
+        <w:t>mae</w:t>
+      </w:r>
+      <w:proofErr w:type="spellEnd"/>
+      <w:r>
+        <w:t>)</w:t>
+      </w:r>
+    </w:p>
+    <w:p>
+      <w:r>
+        <w:rPr>
+          <w:b/>
+          <w:bCs/>
+        </w:rPr>
+        <w:t>Interpretation:</w:t>
+      </w:r>
+      <w:r>
+        <w:t xml:space="preserve"> If MAE = 20, the model is wrong by about </w:t>
+      </w:r>
+      <w:r>
+        <w:rPr>
+          <w:b/>
+          <w:bCs/>
+        </w:rPr>
+        <w:t>20 units on average</w:t>
+      </w:r>
+      <w:r>
+        <w:t>.</w:t>
+      </w:r>
+    </w:p>
+    <w:p>
+      <w:r>
+        <w:rPr>
+          <w:b/>
+          <w:bCs/>
+        </w:rPr>
+        <w:t>Advantage:</w:t>
+      </w:r>
+      <w:r>
+        <w:t xml:space="preserve"> Easy to understand and less affected by outliers than MSE.</w:t>
+      </w:r>
+    </w:p>
+    <w:p>
+      <w:r>
+        <w:pict w14:anchorId="3DDFC9D9">
+          <v:rect id="_x0000_i1049" style="width:0;height:1.5pt" o:hralign="center" o:hrstd="t" o:hr="t" fillcolor="#a0a0a0" stroked="f"/>
+        </w:pict>
+      </w:r>
+    </w:p>
+    <w:p>
+      <w:pPr>
+        <w:rPr>
+          <w:b/>
+          <w:bCs/>
+        </w:rPr>
+      </w:pPr>
+      <w:r>
+        <w:rPr>
+          <w:b/>
+          <w:bCs/>
+        </w:rPr>
+        <w:t>2. Mean Squared Error (MSE)</w:t>
+      </w:r>
+    </w:p>
+    <w:p>
+      <w:r>
+        <w:t xml:space="preserve">MSE calculates the average of </w:t>
+      </w:r>
+      <w:r>
+        <w:rPr>
+          <w:b/>
+          <w:bCs/>
+        </w:rPr>
+        <w:t>squared errors</w:t>
+      </w:r>
+      <w:r>
+        <w:t>.</w:t>
+      </w:r>
+    </w:p>
+    <w:p>
+      <w:r>
+        <w:t xml:space="preserve">MSE = </w:t>
+      </w:r>
+      <w:proofErr w:type="gramStart"/>
+      <w:r>
+        <w:t>Σ(</w:t>
+      </w:r>
+      <w:proofErr w:type="gramEnd"/>
+      <w:r>
+        <w:t xml:space="preserve">y - </w:t>
+      </w:r>
+      <w:proofErr w:type="gramStart"/>
+      <w:r>
+        <w:t>ŷ)²</w:t>
+      </w:r>
+      <w:proofErr w:type="gramEnd"/>
+      <w:r>
+        <w:t xml:space="preserve"> / n</w:t>
+      </w:r>
+    </w:p>
+    <w:p>
+      <w:r>
+        <w:t xml:space="preserve">from </w:t>
+      </w:r>
+      <w:proofErr w:type="spellStart"/>
+      <w:proofErr w:type="gramStart"/>
+      <w:r>
+        <w:t>sklearn.metrics</w:t>
+      </w:r>
+      <w:proofErr w:type="spellEnd"/>
+      <w:proofErr w:type="gramEnd"/>
+      <w:r>
+        <w:t xml:space="preserve"> import </w:t>
+      </w:r>
+      <w:proofErr w:type="spellStart"/>
+      <w:r>
+        <w:t>mean_squared_error</w:t>
+      </w:r>
+      <w:proofErr w:type="spellEnd"/>
+    </w:p>
+    <w:p/>
+    <w:p>
+      <w:proofErr w:type="spellStart"/>
+      <w:r>
+        <w:t>mse</w:t>
+      </w:r>
+      <w:proofErr w:type="spellEnd"/>
+      <w:r>
+        <w:t xml:space="preserve"> = </w:t>
+      </w:r>
+      <w:proofErr w:type="spellStart"/>
+      <w:r>
+        <w:t>mean_squared_</w:t>
+      </w:r>
+      <w:proofErr w:type="gramStart"/>
+      <w:r>
+        <w:t>error</w:t>
+      </w:r>
+      <w:proofErr w:type="spellEnd"/>
+      <w:r>
+        <w:t>(</w:t>
+      </w:r>
+      <w:proofErr w:type="spellStart"/>
+      <w:proofErr w:type="gramEnd"/>
+      <w:r>
+        <w:t>y_test</w:t>
+      </w:r>
+      <w:proofErr w:type="spellEnd"/>
+      <w:r>
+        <w:t xml:space="preserve">, </w:t>
+      </w:r>
+      <w:proofErr w:type="spellStart"/>
+      <w:r>
+        <w:t>y_pred</w:t>
+      </w:r>
+      <w:proofErr w:type="spellEnd"/>
+      <w:r>
+        <w:t>)</w:t>
+      </w:r>
+    </w:p>
+    <w:p>
+      <w:r>
+        <w:t>print(</w:t>
+      </w:r>
+      <w:proofErr w:type="spellStart"/>
+      <w:r>
+        <w:t>mse</w:t>
+      </w:r>
+      <w:proofErr w:type="spellEnd"/>
+      <w:r>
+        <w:t>)</w:t>
+      </w:r>
+    </w:p>
+    <w:p>
+      <w:r>
+        <w:t xml:space="preserve">Because errors are squared, </w:t>
+      </w:r>
+      <w:r>
+        <w:rPr>
+          <w:b/>
+          <w:bCs/>
+        </w:rPr>
+        <w:t>large errors are heavily penalized</w:t>
+      </w:r>
+      <w:r>
+        <w:t>.</w:t>
+      </w:r>
+    </w:p>
+    <w:p>
+      <w:r>
+        <w:pict w14:anchorId="4D4F5655">
+          <v:rect id="_x0000_i1050" style="width:0;height:1.5pt" o:hralign="center" o:hrstd="t" o:hr="t" fillcolor="#a0a0a0" stroked="f"/>
+        </w:pict>
+      </w:r>
+    </w:p>
+    <w:p>
+      <w:pPr>
+        <w:rPr>
+          <w:b/>
+          <w:bCs/>
+        </w:rPr>
+      </w:pPr>
+      <w:r>
+        <w:rPr>
+          <w:b/>
+          <w:bCs/>
+        </w:rPr>
+        <w:t>3. Root Mean Squared Error (RMSE)</w:t>
+      </w:r>
+    </w:p>
+    <w:p>
+      <w:r>
+        <w:t>RMSE is simply the square root of MSE.</w:t>
+      </w:r>
+    </w:p>
+    <w:p>
+      <w:r>
+        <w:lastRenderedPageBreak/>
+        <w:t>RMSE = √MSE</w:t>
+      </w:r>
+    </w:p>
+    <w:p>
+      <w:r>
+        <w:t xml:space="preserve">import </w:t>
+      </w:r>
+      <w:proofErr w:type="spellStart"/>
+      <w:r>
+        <w:t>numpy</w:t>
+      </w:r>
+      <w:proofErr w:type="spellEnd"/>
+      <w:r>
+        <w:t xml:space="preserve"> as np</w:t>
+      </w:r>
+    </w:p>
+    <w:p>
+      <w:r>
+        <w:t xml:space="preserve">from </w:t>
+      </w:r>
+      <w:proofErr w:type="spellStart"/>
+      <w:proofErr w:type="gramStart"/>
+      <w:r>
+        <w:t>sklearn.metrics</w:t>
+      </w:r>
+      <w:proofErr w:type="spellEnd"/>
+      <w:proofErr w:type="gramEnd"/>
+      <w:r>
+        <w:t xml:space="preserve"> import </w:t>
+      </w:r>
+      <w:proofErr w:type="spellStart"/>
+      <w:r>
+        <w:t>mean_squared_error</w:t>
+      </w:r>
+      <w:proofErr w:type="spellEnd"/>
+    </w:p>
+    <w:p/>
+    <w:p>
+      <w:proofErr w:type="spellStart"/>
+      <w:r>
+        <w:t>rmse</w:t>
+      </w:r>
+      <w:proofErr w:type="spellEnd"/>
+      <w:r>
+        <w:t xml:space="preserve"> = </w:t>
+      </w:r>
+      <w:proofErr w:type="spellStart"/>
+      <w:proofErr w:type="gramStart"/>
+      <w:r>
+        <w:t>np.sqrt</w:t>
+      </w:r>
+      <w:proofErr w:type="spellEnd"/>
+      <w:proofErr w:type="gramEnd"/>
+      <w:r>
+        <w:t>(</w:t>
+      </w:r>
+      <w:proofErr w:type="spellStart"/>
+      <w:r>
+        <w:t>mean_squared_</w:t>
+      </w:r>
+      <w:proofErr w:type="gramStart"/>
+      <w:r>
+        <w:t>error</w:t>
+      </w:r>
+      <w:proofErr w:type="spellEnd"/>
+      <w:r>
+        <w:t>(</w:t>
+      </w:r>
+      <w:proofErr w:type="spellStart"/>
+      <w:proofErr w:type="gramEnd"/>
+      <w:r>
+        <w:t>y_test</w:t>
+      </w:r>
+      <w:proofErr w:type="spellEnd"/>
+      <w:r>
+        <w:t xml:space="preserve">, </w:t>
+      </w:r>
+      <w:proofErr w:type="spellStart"/>
+      <w:r>
+        <w:t>y_pred</w:t>
+      </w:r>
+      <w:proofErr w:type="spellEnd"/>
+      <w:r>
+        <w:t>))</w:t>
+      </w:r>
+    </w:p>
+    <w:p>
+      <w:r>
+        <w:t>print(</w:t>
+      </w:r>
+      <w:proofErr w:type="spellStart"/>
+      <w:r>
+        <w:t>rmse</w:t>
+      </w:r>
+      <w:proofErr w:type="spellEnd"/>
+      <w:r>
+        <w:t>)</w:t>
+      </w:r>
+    </w:p>
+    <w:p>
+      <w:r>
+        <w:rPr>
+          <w:b/>
+          <w:bCs/>
+        </w:rPr>
+        <w:t>Why use RMSE?</w:t>
+      </w:r>
+    </w:p>
+    <w:p>
+      <w:r>
+        <w:t>If you're predicting salary in ₹:</w:t>
+      </w:r>
+    </w:p>
+    <w:p>
+      <w:r>
+        <w:t>RMSE = ₹50,000</w:t>
+      </w:r>
+    </w:p>
+    <w:p>
+      <w:r>
+        <w:t xml:space="preserve">The error is expressed in the </w:t>
+      </w:r>
+      <w:r>
+        <w:rPr>
+          <w:b/>
+          <w:bCs/>
+        </w:rPr>
+        <w:t>same unit as the target</w:t>
+      </w:r>
+      <w:r>
+        <w:t>, making it easier to interpret.</w:t>
+      </w:r>
+    </w:p>
+    <w:p>
+      <w:r>
+        <w:pict w14:anchorId="77AFE62C">
+          <v:rect id="_x0000_i1051" style="width:0;height:1.5pt" o:hralign="center" o:hrstd="t" o:hr="t" fillcolor="#a0a0a0" stroked="f"/>
+        </w:pict>
+      </w:r>
+    </w:p>
+    <w:p>
+      <w:pPr>
+        <w:rPr>
+          <w:b/>
+          <w:bCs/>
+        </w:rPr>
+      </w:pPr>
+      <w:r>
+        <w:rPr>
+          <w:b/>
+          <w:bCs/>
+        </w:rPr>
+        <w:t>4. R² Score</w:t>
+      </w:r>
+    </w:p>
+    <w:p>
+      <w:r>
+        <w:t xml:space="preserve">R² tells us </w:t>
+      </w:r>
+      <w:r>
+        <w:rPr>
+          <w:b/>
+          <w:bCs/>
+        </w:rPr>
+        <w:t>how much of the variation in the target variable is explained by the model</w:t>
+      </w:r>
+      <w:r>
+        <w:t>.</w:t>
+      </w:r>
+    </w:p>
+    <w:p>
+      <w:r>
+        <w:t xml:space="preserve">from </w:t>
+      </w:r>
+      <w:proofErr w:type="spellStart"/>
+      <w:proofErr w:type="gramStart"/>
+      <w:r>
+        <w:t>sklearn.metrics</w:t>
+      </w:r>
+      <w:proofErr w:type="spellEnd"/>
+      <w:proofErr w:type="gramEnd"/>
+      <w:r>
+        <w:t xml:space="preserve"> import r2_score</w:t>
+      </w:r>
+    </w:p>
+    <w:p/>
+    <w:p>
+      <w:r>
+        <w:t>r2 = r2_</w:t>
+      </w:r>
+      <w:proofErr w:type="gramStart"/>
+      <w:r>
+        <w:t>score(</w:t>
+      </w:r>
+      <w:proofErr w:type="spellStart"/>
+      <w:proofErr w:type="gramEnd"/>
+      <w:r>
+        <w:t>y_test</w:t>
+      </w:r>
+      <w:proofErr w:type="spellEnd"/>
+      <w:r>
+        <w:t xml:space="preserve">, </w:t>
+      </w:r>
+      <w:proofErr w:type="spellStart"/>
+      <w:r>
+        <w:t>y_pred</w:t>
+      </w:r>
+      <w:proofErr w:type="spellEnd"/>
+      <w:r>
+        <w:t>)</w:t>
+      </w:r>
+    </w:p>
+    <w:p>
+      <w:r>
+        <w:t>print(r2)</w:t>
+      </w:r>
+    </w:p>
+    <w:p>
+      <w:r>
+        <w:t>General interpretation:</w:t>
+      </w:r>
+    </w:p>
+    <w:p>
+      <w:r>
+        <w:t>R² = 1    → Perfect prediction</w:t>
+      </w:r>
+    </w:p>
+    <w:p>
+      <w:r>
+        <w:t>R² = 0    → No better than predicting the mean</w:t>
+      </w:r>
+    </w:p>
+    <w:p>
+      <w:r>
+        <w:t>R² &lt; 0    → Worse than the mean baseline</w:t>
+      </w:r>
+    </w:p>
+    <w:p>
+      <w:r>
+        <w:t>For example:</w:t>
+      </w:r>
+    </w:p>
+    <w:p>
+      <w:r>
+        <w:t>R² = 0.80</w:t>
+      </w:r>
+    </w:p>
+    <w:p>
+      <w:r>
+        <w:t xml:space="preserve">means the model explains approximately </w:t>
+      </w:r>
+      <w:r>
+        <w:rPr>
+          <w:b/>
+          <w:bCs/>
+        </w:rPr>
+        <w:t>80% of the variance</w:t>
+      </w:r>
+      <w:r>
+        <w:t xml:space="preserve"> in the target.</w:t>
+      </w:r>
+    </w:p>
+    <w:p>
+      <w:r>
+        <w:pict w14:anchorId="321E2A62">
+          <v:rect id="_x0000_i1052" style="width:0;height:1.5pt" o:hralign="center" o:hrstd="t" o:hr="t" fillcolor="#a0a0a0" stroked="f"/>
+        </w:pict>
+      </w:r>
+    </w:p>
+    <w:p>
+      <w:pPr>
+        <w:rPr>
+          <w:b/>
+          <w:bCs/>
+        </w:rPr>
+      </w:pPr>
+      <w:r>
+        <w:rPr>
+          <w:b/>
+          <w:bCs/>
+        </w:rPr>
+        <w:t>5. Adjusted R²</w:t>
+      </w:r>
+    </w:p>
+    <w:p>
+      <w:r>
+        <w:t xml:space="preserve">Normal R² can increase when you add more features, </w:t>
+      </w:r>
+      <w:r>
+        <w:rPr>
+          <w:b/>
+          <w:bCs/>
+        </w:rPr>
+        <w:t>even if those features are not useful</w:t>
+      </w:r>
+      <w:r>
+        <w:t>.</w:t>
+      </w:r>
+    </w:p>
+    <w:p>
+      <w:r>
+        <w:t xml:space="preserve">Adjusted R² accounts for the </w:t>
+      </w:r>
+      <w:r>
+        <w:rPr>
+          <w:b/>
+          <w:bCs/>
+        </w:rPr>
+        <w:t>number of features</w:t>
+      </w:r>
+      <w:r>
+        <w:t xml:space="preserve"> and penalizes unnecessary ones.</w:t>
+      </w:r>
+    </w:p>
+    <w:p>
+      <w:r>
+        <w:t>Formula:</w:t>
+      </w:r>
+    </w:p>
+    <w:p>
+      <w:r>
+        <w:t>Adjusted R² =</w:t>
+      </w:r>
+    </w:p>
+    <w:p>
+      <w:r>
+        <w:t>1 - [(1 - R</w:t>
+      </w:r>
+      <w:proofErr w:type="gramStart"/>
+      <w:r>
+        <w:t>²)(</w:t>
+      </w:r>
+      <w:proofErr w:type="gramEnd"/>
+      <w:r>
+        <w:t>n - 1) / (n - p - 1)]</w:t>
+      </w:r>
+    </w:p>
+    <w:p>
+      <w:r>
+        <w:lastRenderedPageBreak/>
+        <w:t>Where:</w:t>
+      </w:r>
+    </w:p>
+    <w:p>
+      <w:pPr>
+        <w:numPr>
+          <w:ilvl w:val="0"/>
+          <w:numId w:val="11"/>
+        </w:numPr>
+      </w:pPr>
+      <w:r>
+        <w:t xml:space="preserve">n → number of observations </w:t>
+      </w:r>
+    </w:p>
+    <w:p>
+      <w:pPr>
+        <w:numPr>
+          <w:ilvl w:val="0"/>
+          <w:numId w:val="11"/>
+        </w:numPr>
+      </w:pPr>
+      <w:r>
+        <w:t xml:space="preserve">p → number of features </w:t>
+      </w:r>
+    </w:p>
+    <w:p>
+      <w:pPr>
+        <w:numPr>
+          <w:ilvl w:val="0"/>
+          <w:numId w:val="11"/>
+        </w:numPr>
+      </w:pPr>
+      <w:r>
+        <w:t xml:space="preserve">R² → R² score </w:t>
+      </w:r>
+    </w:p>
+    <w:p>
+      <w:r>
+        <w:t>Python:</w:t>
+      </w:r>
+    </w:p>
+    <w:p>
+      <w:r>
+        <w:t xml:space="preserve">n = </w:t>
+      </w:r>
+      <w:proofErr w:type="spellStart"/>
+      <w:r>
+        <w:t>X_</w:t>
+      </w:r>
+      <w:proofErr w:type="gramStart"/>
+      <w:r>
+        <w:t>test.shape</w:t>
+      </w:r>
+      <w:proofErr w:type="spellEnd"/>
+      <w:proofErr w:type="gramEnd"/>
+      <w:r>
+        <w:t>[0]</w:t>
+      </w:r>
+    </w:p>
+    <w:p>
+      <w:r>
+        <w:t xml:space="preserve">p = </w:t>
+      </w:r>
+      <w:proofErr w:type="spellStart"/>
+      <w:r>
+        <w:t>X_</w:t>
+      </w:r>
+      <w:proofErr w:type="gramStart"/>
+      <w:r>
+        <w:t>test.shape</w:t>
+      </w:r>
+      <w:proofErr w:type="spellEnd"/>
+      <w:proofErr w:type="gramEnd"/>
+      <w:r>
+        <w:t>[1]</w:t>
+      </w:r>
+    </w:p>
+    <w:p/>
+    <w:p>
+      <w:r>
+        <w:t>adjusted_r2 = 1 - (</w:t>
+      </w:r>
+    </w:p>
+    <w:p>
+      <w:r>
+        <w:t xml:space="preserve">    (1 - r2) * (n - 1) / (n - p - 1)</w:t>
+      </w:r>
+    </w:p>
+    <w:p>
+      <w:r>
+        <w:t>)</w:t>
+      </w:r>
+    </w:p>
+    <w:p/>
+    <w:p>
+      <w:pPr>
+        <w:pBdr>
+          <w:bottom w:val="single" w:sz="6" w:space="1" w:color="auto"/>
+        </w:pBdr>
+      </w:pPr>
+      <w:r>
+        <w:t>print(adjusted_r2)</w:t>
+      </w:r>
+    </w:p>
+    <w:p>
+      <w:pPr>
+        <w:rPr>
+          <w:b/>
+          <w:bCs/>
+        </w:rPr>
+      </w:pPr>
+      <w:r>
+        <w:rPr>
+          <w:b/>
+          <w:bCs/>
+        </w:rPr>
+        <w:t>Multiple Linear Regression</w:t>
+      </w:r>
+    </w:p>
+    <w:p>
+      <w:r>
+        <w:rPr>
+          <w:b/>
+          <w:bCs/>
+        </w:rPr>
+        <w:t>Concept:</w:t>
+      </w:r>
+      <w:r>
+        <w:t xml:space="preserve"> Multiple Linear Regression is a </w:t>
+      </w:r>
+      <w:r>
+        <w:rPr>
+          <w:b/>
+          <w:bCs/>
+        </w:rPr>
+        <w:t>supervised learning algorithm</w:t>
+      </w:r>
+      <w:r>
+        <w:t xml:space="preserve"> used to predict a </w:t>
+      </w:r>
+      <w:r>
+        <w:rPr>
+          <w:b/>
+          <w:bCs/>
+        </w:rPr>
+        <w:t>continuous numerical value</w:t>
+      </w:r>
+      <w:r>
+        <w:t xml:space="preserve"> using </w:t>
+      </w:r>
+      <w:r>
+        <w:rPr>
+          <w:b/>
+          <w:bCs/>
+        </w:rPr>
+        <w:t>two or more input features</w:t>
+      </w:r>
+      <w:r>
+        <w:t>.</w:t>
+      </w:r>
+    </w:p>
+    <w:p>
+      <w:pPr>
+        <w:rPr>
+          <w:b/>
+          <w:bCs/>
+        </w:rPr>
+      </w:pPr>
+      <w:r>
+        <w:rPr>
+          <w:b/>
+          <w:bCs/>
+        </w:rPr>
+        <w:t>Simple vs Multiple Linear Regression</w:t>
+      </w:r>
+    </w:p>
+    <w:p>
+      <w:r>
+        <w:rPr>
+          <w:b/>
+          <w:bCs/>
+        </w:rPr>
+        <w:t>Simple Linear Regression:</w:t>
+      </w:r>
+    </w:p>
+    <w:p>
+      <w:r>
+        <w:t>1 feature → 1 target</w:t>
+      </w:r>
+    </w:p>
+    <w:p/>
+    <w:p>
+      <w:r>
+        <w:t>CGPA → Package</w:t>
+      </w:r>
+    </w:p>
+    <w:p>
+      <w:r>
+        <w:t>Equation:</w:t>
+      </w:r>
+    </w:p>
+    <w:p>
+      <w:r>
+        <w:t xml:space="preserve">y = b₀ + </w:t>
+      </w:r>
+      <w:proofErr w:type="spellStart"/>
+      <w:r>
+        <w:t>b₁x</w:t>
+      </w:r>
+      <w:proofErr w:type="spellEnd"/>
+      <w:r>
+        <w:t>₁</w:t>
+      </w:r>
+    </w:p>
+    <w:p>
+      <w:r>
+        <w:rPr>
+          <w:b/>
+          <w:bCs/>
+        </w:rPr>
+        <w:t>Multiple Linear Regression:</w:t>
+      </w:r>
+    </w:p>
+    <w:p>
+      <w:r>
+        <w:t>Multiple features → 1 target</w:t>
+      </w:r>
+    </w:p>
+    <w:p/>
+    <w:p>
+      <w:r>
+        <w:t>CGPA + IQ + Experience → Package</w:t>
+      </w:r>
+    </w:p>
+    <w:p>
+      <w:r>
+        <w:t>Equation:</w:t>
+      </w:r>
+    </w:p>
+    <w:p>
+      <w:r>
+        <w:t xml:space="preserve">y = b₀ + </w:t>
+      </w:r>
+      <w:proofErr w:type="spellStart"/>
+      <w:r>
+        <w:t>b₁x</w:t>
+      </w:r>
+      <w:proofErr w:type="spellEnd"/>
+      <w:r>
+        <w:t xml:space="preserve">₁ + </w:t>
+      </w:r>
+      <w:proofErr w:type="spellStart"/>
+      <w:r>
+        <w:t>b₂x</w:t>
+      </w:r>
+      <w:proofErr w:type="spellEnd"/>
+      <w:r>
+        <w:t xml:space="preserve">₂ + </w:t>
+      </w:r>
+      <w:proofErr w:type="spellStart"/>
+      <w:r>
+        <w:t>b₃x</w:t>
+      </w:r>
+      <w:proofErr w:type="spellEnd"/>
+      <w:r>
+        <w:t xml:space="preserve">₃ + ... + </w:t>
+      </w:r>
+      <w:proofErr w:type="spellStart"/>
+      <w:r>
+        <w:t>bₙx</w:t>
+      </w:r>
+      <w:proofErr w:type="spellEnd"/>
+      <w:r>
+        <w:t>ₙ</w:t>
+      </w:r>
+    </w:p>
+    <w:p>
+      <w:r>
+        <w:t>Where:</w:t>
+      </w:r>
+    </w:p>
+    <w:p>
+      <w:pPr>
+        <w:numPr>
+          <w:ilvl w:val="0"/>
+          <w:numId w:val="12"/>
+        </w:numPr>
+      </w:pPr>
+      <w:r>
+        <w:t xml:space="preserve">y → predicted output </w:t>
+      </w:r>
+    </w:p>
+    <w:p>
+      <w:pPr>
+        <w:numPr>
+          <w:ilvl w:val="0"/>
+          <w:numId w:val="12"/>
+        </w:numPr>
+      </w:pPr>
+      <w:r>
+        <w:lastRenderedPageBreak/>
+        <w:t xml:space="preserve">b₀ → intercept </w:t>
+      </w:r>
+    </w:p>
+    <w:p>
+      <w:pPr>
+        <w:numPr>
+          <w:ilvl w:val="0"/>
+          <w:numId w:val="12"/>
+        </w:numPr>
+      </w:pPr>
+      <w:r>
+        <w:t xml:space="preserve">b₁, b₂, ... → coefficients/weights </w:t>
+      </w:r>
+    </w:p>
+    <w:p>
+      <w:pPr>
+        <w:numPr>
+          <w:ilvl w:val="0"/>
+          <w:numId w:val="12"/>
+        </w:numPr>
+      </w:pPr>
+      <w:r>
+        <w:t xml:space="preserve">x₁, x₂, ... → input features </w:t>
+      </w:r>
+    </w:p>
+    <w:p>
+      <w:pPr>
+        <w:rPr>
+          <w:b/>
+          <w:bCs/>
+        </w:rPr>
+      </w:pPr>
+      <w:r>
+        <w:rPr>
+          <w:b/>
+          <w:bCs/>
+        </w:rPr>
+        <w:t>Geometric Intuition</w:t>
+      </w:r>
+    </w:p>
+    <w:p>
+      <w:r>
+        <w:t xml:space="preserve">With one feature, the model finds a </w:t>
+      </w:r>
+      <w:r>
+        <w:rPr>
+          <w:b/>
+          <w:bCs/>
+        </w:rPr>
+        <w:t>line</w:t>
+      </w:r>
+      <w:r>
+        <w:t>:</w:t>
+      </w:r>
+    </w:p>
+    <w:p>
+      <w:r>
+        <w:t>X → y</w:t>
+      </w:r>
+    </w:p>
+    <w:p>
+      <w:r>
+        <w:t xml:space="preserve">With two features, it finds a </w:t>
+      </w:r>
+      <w:r>
+        <w:rPr>
+          <w:b/>
+          <w:bCs/>
+        </w:rPr>
+        <w:t>plane</w:t>
+      </w:r>
+      <w:r>
+        <w:t>:</w:t>
+      </w:r>
+    </w:p>
+    <w:p>
+      <w:r>
+        <w:t>X₁ + X₂ → y</w:t>
+      </w:r>
+    </w:p>
+    <w:p>
+      <w:r>
+        <w:t xml:space="preserve">With more features, it becomes a </w:t>
+      </w:r>
+      <w:r>
+        <w:rPr>
+          <w:b/>
+          <w:bCs/>
+        </w:rPr>
+        <w:t>hyperplane</w:t>
+      </w:r>
+      <w:r>
+        <w:t>.</w:t>
+      </w:r>
+    </w:p>
+    <w:p>
+      <w:r>
+        <w:t>The goal is still the same: find the best-fitting relationship that minimizes prediction error.</w:t>
+      </w:r>
+    </w:p>
+    <w:p>
+      <w:pPr>
+        <w:rPr>
+          <w:b/>
+          <w:bCs/>
+        </w:rPr>
+      </w:pPr>
+      <w:r>
+        <w:rPr>
+          <w:b/>
+          <w:bCs/>
+        </w:rPr>
+        <w:t>Coefficients</w:t>
+      </w:r>
+    </w:p>
+    <w:p>
+      <w:r>
+        <w:t>Suppose the model learns:</w:t>
+      </w:r>
+    </w:p>
+    <w:p>
+      <w:r>
+        <w:t>Package = 1 + 2(CGPA) + 0.5(IQ)</w:t>
+      </w:r>
+    </w:p>
+    <w:p>
+      <w:r>
+        <w:t>Here:</w:t>
+      </w:r>
+    </w:p>
+    <w:p>
+      <w:r>
+        <w:t>Intercept = 1</w:t>
+      </w:r>
+    </w:p>
+    <w:p>
+      <w:r>
+        <w:t>CGPA coefficient = 2</w:t>
+      </w:r>
+    </w:p>
+    <w:p>
+      <w:r>
+        <w:t>IQ coefficient = 0.5</w:t>
+      </w:r>
+    </w:p>
+    <w:p>
+      <w:r>
+        <w:t xml:space="preserve">A coefficient represents how the prediction changes when that feature increases by one unit, </w:t>
+      </w:r>
+      <w:r>
+        <w:rPr>
+          <w:b/>
+          <w:bCs/>
+        </w:rPr>
+        <w:t>holding the other features constant</w:t>
+      </w:r>
+      <w:r>
+        <w:t>.</w:t>
+      </w:r>
+    </w:p>
+    <w:p>
+      <w:pPr>
+        <w:rPr>
+          <w:b/>
+          <w:bCs/>
+        </w:rPr>
+      </w:pPr>
+      <w:r>
+        <w:rPr>
+          <w:b/>
+          <w:bCs/>
+        </w:rPr>
+        <w:t>Python Implementation</w:t>
+      </w:r>
+    </w:p>
+    <w:p>
+      <w:r>
+        <w:t xml:space="preserve">from </w:t>
+      </w:r>
+      <w:proofErr w:type="spellStart"/>
+      <w:proofErr w:type="gramStart"/>
+      <w:r>
+        <w:t>sklearn.linear</w:t>
+      </w:r>
+      <w:proofErr w:type="gramEnd"/>
+      <w:r>
+        <w:t>_model</w:t>
+      </w:r>
+      <w:proofErr w:type="spellEnd"/>
+      <w:r>
+        <w:t xml:space="preserve"> import </w:t>
+      </w:r>
+      <w:proofErr w:type="spellStart"/>
+      <w:r>
+        <w:t>LinearRegression</w:t>
+      </w:r>
+      <w:proofErr w:type="spellEnd"/>
+    </w:p>
+    <w:p/>
+    <w:p>
+      <w:r>
+        <w:t xml:space="preserve">model = </w:t>
+      </w:r>
+      <w:proofErr w:type="spellStart"/>
+      <w:proofErr w:type="gramStart"/>
+      <w:r>
+        <w:t>LinearRegression</w:t>
+      </w:r>
+      <w:proofErr w:type="spellEnd"/>
+      <w:r>
+        <w:t>(</w:t>
+      </w:r>
+      <w:proofErr w:type="gramEnd"/>
+      <w:r>
+        <w:t>)</w:t>
+      </w:r>
+    </w:p>
+    <w:p/>
+    <w:p>
+      <w:proofErr w:type="spellStart"/>
+      <w:proofErr w:type="gramStart"/>
+      <w:r>
+        <w:t>model.fit</w:t>
+      </w:r>
+      <w:proofErr w:type="spellEnd"/>
+      <w:r>
+        <w:t>(</w:t>
+      </w:r>
+      <w:proofErr w:type="spellStart"/>
+      <w:proofErr w:type="gramEnd"/>
+      <w:r>
+        <w:t>X_train</w:t>
+      </w:r>
+      <w:proofErr w:type="spellEnd"/>
+      <w:r>
+        <w:t xml:space="preserve">, </w:t>
+      </w:r>
+      <w:proofErr w:type="spellStart"/>
+      <w:r>
+        <w:t>y_train</w:t>
+      </w:r>
+      <w:proofErr w:type="spellEnd"/>
+      <w:r>
+        <w:t>)</w:t>
+      </w:r>
+    </w:p>
+    <w:p/>
+    <w:p>
+      <w:pPr>
+        <w:pBdr>
+          <w:bottom w:val="single" w:sz="6" w:space="1" w:color="auto"/>
+        </w:pBdr>
+      </w:pPr>
+      <w:proofErr w:type="spellStart"/>
+      <w:r>
+        <w:t>y_pred</w:t>
+      </w:r>
+      <w:proofErr w:type="spellEnd"/>
+      <w:r>
+        <w:t xml:space="preserve"> = </w:t>
+      </w:r>
+      <w:proofErr w:type="spellStart"/>
+      <w:proofErr w:type="gramStart"/>
+      <w:r>
+        <w:t>model.predict</w:t>
+      </w:r>
+      <w:proofErr w:type="spellEnd"/>
+      <w:proofErr w:type="gramEnd"/>
+      <w:r>
+        <w:t>(</w:t>
+      </w:r>
+      <w:proofErr w:type="spellStart"/>
+      <w:r>
+        <w:t>X_test</w:t>
+      </w:r>
+      <w:proofErr w:type="spellEnd"/>
+      <w:r>
+        <w:t>)</w:t>
       </w:r>
     </w:p>
     <w:p/>
@@ -2437,6 +4867,155 @@
 <file path=word/numbering.xml><?xml version="1.0" encoding="utf-8"?>
 <w:numbering xmlns:wpc="http://schemas.microsoft.com/office/word/2010/wordprocessingCanvas" xmlns:cx="http://schemas.microsoft.com/office/drawing/2014/chartex" xmlns:cx1="http://schemas.microsoft.com/office/drawing/2015/9/8/chartex" xmlns:cx2="http://schemas.microsoft.com/office/drawing/2015/10/21/chartex" xmlns:cx3="http://schemas.microsoft.com/office/drawing/2016/5/9/chartex" xmlns:cx4="http://schemas.microsoft.com/office/drawing/2016/5/10/chartex" xmlns:cx5="http://schemas.microsoft.com/office/drawing/2016/5/11/chartex" xmlns:cx6="http://schemas.microsoft.com/office/drawing/2016/5/12/chartex" xmlns:cx7="http://schemas.microsoft.com/office/drawing/2016/5/13/chartex" xmlns:cx8="http://schemas.microsoft.com/office/drawing/2016/5/14/chartex" xmlns:mc="http://schemas.openxmlformats.org/markup-compatibility/2006" xmlns:aink="http://schemas.microsoft.com/office/drawing/2016/ink" xmlns:am3d="http://schemas.microsoft.com/office/drawing/2017/model3d" xmlns:o="urn:schemas-microsoft-com:office:office" xmlns:oel="http://schemas.microsoft.com/office/2019/extlst" xmlns:r="http://schemas.openxmlformats.org/officeDocument/2006/relationships" xmlns:m="http://schemas.openxmlformats.org/officeDocument/2006/math" xmlns:v="urn:schemas-microsoft-com:vml" xmlns:wp14="http://schemas.microsoft.com/office/word/2010/wordprocessingDrawing" xmlns:wp="http://schemas.openxmlformats.org/drawingml/2006/wordprocessingDrawing" xmlns:w10="urn:schemas-microsoft-com:office:word" xmlns:w="http://schemas.openxmlformats.org/wordprocessingml/2006/main" xmlns:w14="http://schemas.microsoft.com/office/word/2010/wordml" xmlns:w15="http://schemas.microsoft.com/office/word/2012/wordml" xmlns:w16cei="http://schemas.microsoft.com/office/word/2026/wordml/cei" xmlns:w16cex="http://schemas.microsoft.com/office/word/2018/wordml/cex" xmlns:w16cid="http://schemas.microsoft.com/office/word/2016/wordml/cid" xmlns:w16="http://schemas.microsoft.com/office/word/2018/wordml" xmlns:w16du="http://schemas.microsoft.com/office/word/2023/wordml/word16du" xmlns:w16sdtdh="http://schemas.microsoft.com/office/word/2020/wordml/sdtdatahash" xmlns:w16sdtfl="http://schemas.microsoft.com/office/word/2024/wordml/sdtformatlock" xmlns:w16se="http://schemas.microsoft.com/office/word/2015/wordml/symex" xmlns:wpg="http://schemas.microsoft.com/office/word/2010/wordprocessingGroup" xmlns:wpi="http://schemas.microsoft.com/office/word/2010/wordprocessingInk" xmlns:wne="http://schemas.microsoft.com/office/word/2006/wordml" xmlns:wps="http://schemas.microsoft.com/office/word/2010/wordprocessingShape" mc:Ignorable="w14 w15 w16se w16cid w16 w16cex w16sdtdh w16sdtfl w16du wp14">
   <w:abstractNum w:abstractNumId="0" w15:restartNumberingAfterBreak="0">
+    <w:nsid w:val="0BDA6183"/>
+    <w:multiLevelType w:val="multilevel"/>
+    <w:tmpl w:val="2EDE5E6A"/>
+    <w:lvl w:ilvl="0">
+      <w:start w:val="1"/>
+      <w:numFmt w:val="bullet"/>
+      <w:lvlText w:val=""/>
+      <w:lvlJc w:val="left"/>
+      <w:pPr>
+        <w:tabs>
+          <w:tab w:val="num" w:pos="720"/>
+        </w:tabs>
+        <w:ind w:left="720" w:hanging="360"/>
+      </w:pPr>
+      <w:rPr>
+        <w:rFonts w:ascii="Symbol" w:hAnsi="Symbol" w:hint="default"/>
+        <w:sz w:val="20"/>
+      </w:rPr>
+    </w:lvl>
+    <w:lvl w:ilvl="1" w:tentative="1">
+      <w:start w:val="1"/>
+      <w:numFmt w:val="bullet"/>
+      <w:lvlText w:val="o"/>
+      <w:lvlJc w:val="left"/>
+      <w:pPr>
+        <w:tabs>
+          <w:tab w:val="num" w:pos="1440"/>
+        </w:tabs>
+        <w:ind w:left="1440" w:hanging="360"/>
+      </w:pPr>
+      <w:rPr>
+        <w:rFonts w:ascii="Courier New" w:hAnsi="Courier New" w:hint="default"/>
+        <w:sz w:val="20"/>
+      </w:rPr>
+    </w:lvl>
+    <w:lvl w:ilvl="2" w:tentative="1">
+      <w:start w:val="1"/>
+      <w:numFmt w:val="bullet"/>
+      <w:lvlText w:val=""/>
+      <w:lvlJc w:val="left"/>
+      <w:pPr>
+        <w:tabs>
+          <w:tab w:val="num" w:pos="2160"/>
+        </w:tabs>
+        <w:ind w:left="2160" w:hanging="360"/>
+      </w:pPr>
+      <w:rPr>
+        <w:rFonts w:ascii="Wingdings" w:hAnsi="Wingdings" w:hint="default"/>
+        <w:sz w:val="20"/>
+      </w:rPr>
+    </w:lvl>
+    <w:lvl w:ilvl="3" w:tentative="1">
+      <w:start w:val="1"/>
+      <w:numFmt w:val="bullet"/>
+      <w:lvlText w:val=""/>
+      <w:lvlJc w:val="left"/>
+      <w:pPr>
+        <w:tabs>
+          <w:tab w:val="num" w:pos="2880"/>
+        </w:tabs>
+        <w:ind w:left="2880" w:hanging="360"/>
+      </w:pPr>
+      <w:rPr>
+        <w:rFonts w:ascii="Wingdings" w:hAnsi="Wingdings" w:hint="default"/>
+        <w:sz w:val="20"/>
+      </w:rPr>
+    </w:lvl>
+    <w:lvl w:ilvl="4" w:tentative="1">
+      <w:start w:val="1"/>
+      <w:numFmt w:val="bullet"/>
+      <w:lvlText w:val=""/>
+      <w:lvlJc w:val="left"/>
+      <w:pPr>
+        <w:tabs>
+          <w:tab w:val="num" w:pos="3600"/>
+        </w:tabs>
+        <w:ind w:left="3600" w:hanging="360"/>
+      </w:pPr>
+      <w:rPr>
+        <w:rFonts w:ascii="Wingdings" w:hAnsi="Wingdings" w:hint="default"/>
+        <w:sz w:val="20"/>
+      </w:rPr>
+    </w:lvl>
+    <w:lvl w:ilvl="5" w:tentative="1">
+      <w:start w:val="1"/>
+      <w:numFmt w:val="bullet"/>
+      <w:lvlText w:val=""/>
+      <w:lvlJc w:val="left"/>
+      <w:pPr>
+        <w:tabs>
+          <w:tab w:val="num" w:pos="4320"/>
+        </w:tabs>
+        <w:ind w:left="4320" w:hanging="360"/>
+      </w:pPr>
+      <w:rPr>
+        <w:rFonts w:ascii="Wingdings" w:hAnsi="Wingdings" w:hint="default"/>
+        <w:sz w:val="20"/>
+      </w:rPr>
+    </w:lvl>
+    <w:lvl w:ilvl="6" w:tentative="1">
+      <w:start w:val="1"/>
+      <w:numFmt w:val="bullet"/>
+      <w:lvlText w:val=""/>
+      <w:lvlJc w:val="left"/>
+      <w:pPr>
+        <w:tabs>
+          <w:tab w:val="num" w:pos="5040"/>
+        </w:tabs>
+        <w:ind w:left="5040" w:hanging="360"/>
+      </w:pPr>
+      <w:rPr>
+        <w:rFonts w:ascii="Wingdings" w:hAnsi="Wingdings" w:hint="default"/>
+        <w:sz w:val="20"/>
+      </w:rPr>
+    </w:lvl>
+    <w:lvl w:ilvl="7" w:tentative="1">
+      <w:start w:val="1"/>
+      <w:numFmt w:val="bullet"/>
+      <w:lvlText w:val=""/>
+      <w:lvlJc w:val="left"/>
+      <w:pPr>
+        <w:tabs>
+          <w:tab w:val="num" w:pos="5760"/>
+        </w:tabs>
+        <w:ind w:left="5760" w:hanging="360"/>
+      </w:pPr>
+      <w:rPr>
+        <w:rFonts w:ascii="Wingdings" w:hAnsi="Wingdings" w:hint="default"/>
+        <w:sz w:val="20"/>
+      </w:rPr>
+    </w:lvl>
+    <w:lvl w:ilvl="8" w:tentative="1">
+      <w:start w:val="1"/>
+      <w:numFmt w:val="bullet"/>
+      <w:lvlText w:val=""/>
+      <w:lvlJc w:val="left"/>
+      <w:pPr>
+        <w:tabs>
+          <w:tab w:val="num" w:pos="6480"/>
+        </w:tabs>
+        <w:ind w:left="6480" w:hanging="360"/>
+      </w:pPr>
+      <w:rPr>
+        <w:rFonts w:ascii="Wingdings" w:hAnsi="Wingdings" w:hint="default"/>
+        <w:sz w:val="20"/>
+      </w:rPr>
+    </w:lvl>
+  </w:abstractNum>
+  <w:abstractNum w:abstractNumId="1" w15:restartNumberingAfterBreak="0">
     <w:nsid w:val="249803B0"/>
     <w:multiLevelType w:val="multilevel"/>
     <w:tmpl w:val="5F28E6A0"/>
@@ -2585,7 +5164,7 @@
       </w:rPr>
     </w:lvl>
   </w:abstractNum>
-  <w:abstractNum w:abstractNumId="1" w15:restartNumberingAfterBreak="0">
+  <w:abstractNum w:abstractNumId="2" w15:restartNumberingAfterBreak="0">
     <w:nsid w:val="31431F71"/>
     <w:multiLevelType w:val="multilevel"/>
     <w:tmpl w:val="EBF4A200"/>
@@ -2734,7 +5313,156 @@
       </w:rPr>
     </w:lvl>
   </w:abstractNum>
-  <w:abstractNum w:abstractNumId="2" w15:restartNumberingAfterBreak="0">
+  <w:abstractNum w:abstractNumId="3" w15:restartNumberingAfterBreak="0">
+    <w:nsid w:val="404150C0"/>
+    <w:multiLevelType w:val="multilevel"/>
+    <w:tmpl w:val="5C12AC40"/>
+    <w:lvl w:ilvl="0">
+      <w:start w:val="1"/>
+      <w:numFmt w:val="bullet"/>
+      <w:lvlText w:val=""/>
+      <w:lvlJc w:val="left"/>
+      <w:pPr>
+        <w:tabs>
+          <w:tab w:val="num" w:pos="720"/>
+        </w:tabs>
+        <w:ind w:left="720" w:hanging="360"/>
+      </w:pPr>
+      <w:rPr>
+        <w:rFonts w:ascii="Symbol" w:hAnsi="Symbol" w:hint="default"/>
+        <w:sz w:val="20"/>
+      </w:rPr>
+    </w:lvl>
+    <w:lvl w:ilvl="1">
+      <w:start w:val="1"/>
+      <w:numFmt w:val="bullet"/>
+      <w:lvlText w:val=""/>
+      <w:lvlJc w:val="left"/>
+      <w:pPr>
+        <w:tabs>
+          <w:tab w:val="num" w:pos="1440"/>
+        </w:tabs>
+        <w:ind w:left="1440" w:hanging="360"/>
+      </w:pPr>
+      <w:rPr>
+        <w:rFonts w:ascii="Symbol" w:hAnsi="Symbol" w:hint="default"/>
+        <w:sz w:val="20"/>
+      </w:rPr>
+    </w:lvl>
+    <w:lvl w:ilvl="2" w:tentative="1">
+      <w:start w:val="1"/>
+      <w:numFmt w:val="bullet"/>
+      <w:lvlText w:val=""/>
+      <w:lvlJc w:val="left"/>
+      <w:pPr>
+        <w:tabs>
+          <w:tab w:val="num" w:pos="2160"/>
+        </w:tabs>
+        <w:ind w:left="2160" w:hanging="360"/>
+      </w:pPr>
+      <w:rPr>
+        <w:rFonts w:ascii="Symbol" w:hAnsi="Symbol" w:hint="default"/>
+        <w:sz w:val="20"/>
+      </w:rPr>
+    </w:lvl>
+    <w:lvl w:ilvl="3" w:tentative="1">
+      <w:start w:val="1"/>
+      <w:numFmt w:val="bullet"/>
+      <w:lvlText w:val=""/>
+      <w:lvlJc w:val="left"/>
+      <w:pPr>
+        <w:tabs>
+          <w:tab w:val="num" w:pos="2880"/>
+        </w:tabs>
+        <w:ind w:left="2880" w:hanging="360"/>
+      </w:pPr>
+      <w:rPr>
+        <w:rFonts w:ascii="Symbol" w:hAnsi="Symbol" w:hint="default"/>
+        <w:sz w:val="20"/>
+      </w:rPr>
+    </w:lvl>
+    <w:lvl w:ilvl="4" w:tentative="1">
+      <w:start w:val="1"/>
+      <w:numFmt w:val="bullet"/>
+      <w:lvlText w:val=""/>
+      <w:lvlJc w:val="left"/>
+      <w:pPr>
+        <w:tabs>
+          <w:tab w:val="num" w:pos="3600"/>
+        </w:tabs>
+        <w:ind w:left="3600" w:hanging="360"/>
+      </w:pPr>
+      <w:rPr>
+        <w:rFonts w:ascii="Symbol" w:hAnsi="Symbol" w:hint="default"/>
+        <w:sz w:val="20"/>
+      </w:rPr>
+    </w:lvl>
+    <w:lvl w:ilvl="5" w:tentative="1">
+      <w:start w:val="1"/>
+      <w:numFmt w:val="bullet"/>
+      <w:lvlText w:val=""/>
+      <w:lvlJc w:val="left"/>
+      <w:pPr>
+        <w:tabs>
+          <w:tab w:val="num" w:pos="4320"/>
+        </w:tabs>
+        <w:ind w:left="4320" w:hanging="360"/>
+      </w:pPr>
+      <w:rPr>
+        <w:rFonts w:ascii="Symbol" w:hAnsi="Symbol" w:hint="default"/>
+        <w:sz w:val="20"/>
+      </w:rPr>
+    </w:lvl>
+    <w:lvl w:ilvl="6" w:tentative="1">
+      <w:start w:val="1"/>
+      <w:numFmt w:val="bullet"/>
+      <w:lvlText w:val=""/>
+      <w:lvlJc w:val="left"/>
+      <w:pPr>
+        <w:tabs>
+          <w:tab w:val="num" w:pos="5040"/>
+        </w:tabs>
+        <w:ind w:left="5040" w:hanging="360"/>
+      </w:pPr>
+      <w:rPr>
+        <w:rFonts w:ascii="Symbol" w:hAnsi="Symbol" w:hint="default"/>
+        <w:sz w:val="20"/>
+      </w:rPr>
+    </w:lvl>
+    <w:lvl w:ilvl="7" w:tentative="1">
+      <w:start w:val="1"/>
+      <w:numFmt w:val="bullet"/>
+      <w:lvlText w:val=""/>
+      <w:lvlJc w:val="left"/>
+      <w:pPr>
+        <w:tabs>
+          <w:tab w:val="num" w:pos="5760"/>
+        </w:tabs>
+        <w:ind w:left="5760" w:hanging="360"/>
+      </w:pPr>
+      <w:rPr>
+        <w:rFonts w:ascii="Symbol" w:hAnsi="Symbol" w:hint="default"/>
+        <w:sz w:val="20"/>
+      </w:rPr>
+    </w:lvl>
+    <w:lvl w:ilvl="8" w:tentative="1">
+      <w:start w:val="1"/>
+      <w:numFmt w:val="bullet"/>
+      <w:lvlText w:val=""/>
+      <w:lvlJc w:val="left"/>
+      <w:pPr>
+        <w:tabs>
+          <w:tab w:val="num" w:pos="6480"/>
+        </w:tabs>
+        <w:ind w:left="6480" w:hanging="360"/>
+      </w:pPr>
+      <w:rPr>
+        <w:rFonts w:ascii="Symbol" w:hAnsi="Symbol" w:hint="default"/>
+        <w:sz w:val="20"/>
+      </w:rPr>
+    </w:lvl>
+  </w:abstractNum>
+  <w:abstractNum w:abstractNumId="4" w15:restartNumberingAfterBreak="0">
     <w:nsid w:val="47792B0B"/>
     <w:multiLevelType w:val="multilevel"/>
     <w:tmpl w:val="EA766062"/>
@@ -2883,7 +5611,156 @@
       </w:rPr>
     </w:lvl>
   </w:abstractNum>
-  <w:abstractNum w:abstractNumId="3" w15:restartNumberingAfterBreak="0">
+  <w:abstractNum w:abstractNumId="5" w15:restartNumberingAfterBreak="0">
+    <w:nsid w:val="4E5C5E08"/>
+    <w:multiLevelType w:val="multilevel"/>
+    <w:tmpl w:val="62DAC700"/>
+    <w:lvl w:ilvl="0">
+      <w:start w:val="1"/>
+      <w:numFmt w:val="bullet"/>
+      <w:lvlText w:val=""/>
+      <w:lvlJc w:val="left"/>
+      <w:pPr>
+        <w:tabs>
+          <w:tab w:val="num" w:pos="720"/>
+        </w:tabs>
+        <w:ind w:left="720" w:hanging="360"/>
+      </w:pPr>
+      <w:rPr>
+        <w:rFonts w:ascii="Symbol" w:hAnsi="Symbol" w:hint="default"/>
+        <w:sz w:val="20"/>
+      </w:rPr>
+    </w:lvl>
+    <w:lvl w:ilvl="1" w:tentative="1">
+      <w:start w:val="1"/>
+      <w:numFmt w:val="bullet"/>
+      <w:lvlText w:val="o"/>
+      <w:lvlJc w:val="left"/>
+      <w:pPr>
+        <w:tabs>
+          <w:tab w:val="num" w:pos="1440"/>
+        </w:tabs>
+        <w:ind w:left="1440" w:hanging="360"/>
+      </w:pPr>
+      <w:rPr>
+        <w:rFonts w:ascii="Courier New" w:hAnsi="Courier New" w:hint="default"/>
+        <w:sz w:val="20"/>
+      </w:rPr>
+    </w:lvl>
+    <w:lvl w:ilvl="2" w:tentative="1">
+      <w:start w:val="1"/>
+      <w:numFmt w:val="bullet"/>
+      <w:lvlText w:val=""/>
+      <w:lvlJc w:val="left"/>
+      <w:pPr>
+        <w:tabs>
+          <w:tab w:val="num" w:pos="2160"/>
+        </w:tabs>
+        <w:ind w:left="2160" w:hanging="360"/>
+      </w:pPr>
+      <w:rPr>
+        <w:rFonts w:ascii="Wingdings" w:hAnsi="Wingdings" w:hint="default"/>
+        <w:sz w:val="20"/>
+      </w:rPr>
+    </w:lvl>
+    <w:lvl w:ilvl="3" w:tentative="1">
+      <w:start w:val="1"/>
+      <w:numFmt w:val="bullet"/>
+      <w:lvlText w:val=""/>
+      <w:lvlJc w:val="left"/>
+      <w:pPr>
+        <w:tabs>
+          <w:tab w:val="num" w:pos="2880"/>
+        </w:tabs>
+        <w:ind w:left="2880" w:hanging="360"/>
+      </w:pPr>
+      <w:rPr>
+        <w:rFonts w:ascii="Wingdings" w:hAnsi="Wingdings" w:hint="default"/>
+        <w:sz w:val="20"/>
+      </w:rPr>
+    </w:lvl>
+    <w:lvl w:ilvl="4" w:tentative="1">
+      <w:start w:val="1"/>
+      <w:numFmt w:val="bullet"/>
+      <w:lvlText w:val=""/>
+      <w:lvlJc w:val="left"/>
+      <w:pPr>
+        <w:tabs>
+          <w:tab w:val="num" w:pos="3600"/>
+        </w:tabs>
+        <w:ind w:left="3600" w:hanging="360"/>
+      </w:pPr>
+      <w:rPr>
+        <w:rFonts w:ascii="Wingdings" w:hAnsi="Wingdings" w:hint="default"/>
+        <w:sz w:val="20"/>
+      </w:rPr>
+    </w:lvl>
+    <w:lvl w:ilvl="5" w:tentative="1">
+      <w:start w:val="1"/>
+      <w:numFmt w:val="bullet"/>
+      <w:lvlText w:val=""/>
+      <w:lvlJc w:val="left"/>
+      <w:pPr>
+        <w:tabs>
+          <w:tab w:val="num" w:pos="4320"/>
+        </w:tabs>
+        <w:ind w:left="4320" w:hanging="360"/>
+      </w:pPr>
+      <w:rPr>
+        <w:rFonts w:ascii="Wingdings" w:hAnsi="Wingdings" w:hint="default"/>
+        <w:sz w:val="20"/>
+      </w:rPr>
+    </w:lvl>
+    <w:lvl w:ilvl="6" w:tentative="1">
+      <w:start w:val="1"/>
+      <w:numFmt w:val="bullet"/>
+      <w:lvlText w:val=""/>
+      <w:lvlJc w:val="left"/>
+      <w:pPr>
+        <w:tabs>
+          <w:tab w:val="num" w:pos="5040"/>
+        </w:tabs>
+        <w:ind w:left="5040" w:hanging="360"/>
+      </w:pPr>
+      <w:rPr>
+        <w:rFonts w:ascii="Wingdings" w:hAnsi="Wingdings" w:hint="default"/>
+        <w:sz w:val="20"/>
+      </w:rPr>
+    </w:lvl>
+    <w:lvl w:ilvl="7" w:tentative="1">
+      <w:start w:val="1"/>
+      <w:numFmt w:val="bullet"/>
+      <w:lvlText w:val=""/>
+      <w:lvlJc w:val="left"/>
+      <w:pPr>
+        <w:tabs>
+          <w:tab w:val="num" w:pos="5760"/>
+        </w:tabs>
+        <w:ind w:left="5760" w:hanging="360"/>
+      </w:pPr>
+      <w:rPr>
+        <w:rFonts w:ascii="Wingdings" w:hAnsi="Wingdings" w:hint="default"/>
+        <w:sz w:val="20"/>
+      </w:rPr>
+    </w:lvl>
+    <w:lvl w:ilvl="8" w:tentative="1">
+      <w:start w:val="1"/>
+      <w:numFmt w:val="bullet"/>
+      <w:lvlText w:val=""/>
+      <w:lvlJc w:val="left"/>
+      <w:pPr>
+        <w:tabs>
+          <w:tab w:val="num" w:pos="6480"/>
+        </w:tabs>
+        <w:ind w:left="6480" w:hanging="360"/>
+      </w:pPr>
+      <w:rPr>
+        <w:rFonts w:ascii="Wingdings" w:hAnsi="Wingdings" w:hint="default"/>
+        <w:sz w:val="20"/>
+      </w:rPr>
+    </w:lvl>
+  </w:abstractNum>
+  <w:abstractNum w:abstractNumId="6" w15:restartNumberingAfterBreak="0">
     <w:nsid w:val="4F280285"/>
     <w:multiLevelType w:val="multilevel"/>
     <w:tmpl w:val="A762C72C"/>
@@ -3032,7 +5909,305 @@
       </w:rPr>
     </w:lvl>
   </w:abstractNum>
-  <w:abstractNum w:abstractNumId="4" w15:restartNumberingAfterBreak="0">
+  <w:abstractNum w:abstractNumId="7" w15:restartNumberingAfterBreak="0">
+    <w:nsid w:val="53B220F0"/>
+    <w:multiLevelType w:val="multilevel"/>
+    <w:tmpl w:val="952C5B56"/>
+    <w:lvl w:ilvl="0">
+      <w:start w:val="1"/>
+      <w:numFmt w:val="bullet"/>
+      <w:lvlText w:val=""/>
+      <w:lvlJc w:val="left"/>
+      <w:pPr>
+        <w:tabs>
+          <w:tab w:val="num" w:pos="720"/>
+        </w:tabs>
+        <w:ind w:left="720" w:hanging="360"/>
+      </w:pPr>
+      <w:rPr>
+        <w:rFonts w:ascii="Symbol" w:hAnsi="Symbol" w:hint="default"/>
+        <w:sz w:val="20"/>
+      </w:rPr>
+    </w:lvl>
+    <w:lvl w:ilvl="1" w:tentative="1">
+      <w:start w:val="1"/>
+      <w:numFmt w:val="bullet"/>
+      <w:lvlText w:val="o"/>
+      <w:lvlJc w:val="left"/>
+      <w:pPr>
+        <w:tabs>
+          <w:tab w:val="num" w:pos="1440"/>
+        </w:tabs>
+        <w:ind w:left="1440" w:hanging="360"/>
+      </w:pPr>
+      <w:rPr>
+        <w:rFonts w:ascii="Courier New" w:hAnsi="Courier New" w:hint="default"/>
+        <w:sz w:val="20"/>
+      </w:rPr>
+    </w:lvl>
+    <w:lvl w:ilvl="2" w:tentative="1">
+      <w:start w:val="1"/>
+      <w:numFmt w:val="bullet"/>
+      <w:lvlText w:val=""/>
+      <w:lvlJc w:val="left"/>
+      <w:pPr>
+        <w:tabs>
+          <w:tab w:val="num" w:pos="2160"/>
+        </w:tabs>
+        <w:ind w:left="2160" w:hanging="360"/>
+      </w:pPr>
+      <w:rPr>
+        <w:rFonts w:ascii="Wingdings" w:hAnsi="Wingdings" w:hint="default"/>
+        <w:sz w:val="20"/>
+      </w:rPr>
+    </w:lvl>
+    <w:lvl w:ilvl="3" w:tentative="1">
+      <w:start w:val="1"/>
+      <w:numFmt w:val="bullet"/>
+      <w:lvlText w:val=""/>
+      <w:lvlJc w:val="left"/>
+      <w:pPr>
+        <w:tabs>
+          <w:tab w:val="num" w:pos="2880"/>
+        </w:tabs>
+        <w:ind w:left="2880" w:hanging="360"/>
+      </w:pPr>
+      <w:rPr>
+        <w:rFonts w:ascii="Wingdings" w:hAnsi="Wingdings" w:hint="default"/>
+        <w:sz w:val="20"/>
+      </w:rPr>
+    </w:lvl>
+    <w:lvl w:ilvl="4" w:tentative="1">
+      <w:start w:val="1"/>
+      <w:numFmt w:val="bullet"/>
+      <w:lvlText w:val=""/>
+      <w:lvlJc w:val="left"/>
+      <w:pPr>
+        <w:tabs>
+          <w:tab w:val="num" w:pos="3600"/>
+        </w:tabs>
+        <w:ind w:left="3600" w:hanging="360"/>
+      </w:pPr>
+      <w:rPr>
+        <w:rFonts w:ascii="Wingdings" w:hAnsi="Wingdings" w:hint="default"/>
+        <w:sz w:val="20"/>
+      </w:rPr>
+    </w:lvl>
+    <w:lvl w:ilvl="5" w:tentative="1">
+      <w:start w:val="1"/>
+      <w:numFmt w:val="bullet"/>
+      <w:lvlText w:val=""/>
+      <w:lvlJc w:val="left"/>
+      <w:pPr>
+        <w:tabs>
+          <w:tab w:val="num" w:pos="4320"/>
+        </w:tabs>
+        <w:ind w:left="4320" w:hanging="360"/>
+      </w:pPr>
+      <w:rPr>
+        <w:rFonts w:ascii="Wingdings" w:hAnsi="Wingdings" w:hint="default"/>
+        <w:sz w:val="20"/>
+      </w:rPr>
+    </w:lvl>
+    <w:lvl w:ilvl="6" w:tentative="1">
+      <w:start w:val="1"/>
+      <w:numFmt w:val="bullet"/>
+      <w:lvlText w:val=""/>
+      <w:lvlJc w:val="left"/>
+      <w:pPr>
+        <w:tabs>
+          <w:tab w:val="num" w:pos="5040"/>
+        </w:tabs>
+        <w:ind w:left="5040" w:hanging="360"/>
+      </w:pPr>
+      <w:rPr>
+        <w:rFonts w:ascii="Wingdings" w:hAnsi="Wingdings" w:hint="default"/>
+        <w:sz w:val="20"/>
+      </w:rPr>
+    </w:lvl>
+    <w:lvl w:ilvl="7" w:tentative="1">
+      <w:start w:val="1"/>
+      <w:numFmt w:val="bullet"/>
+      <w:lvlText w:val=""/>
+      <w:lvlJc w:val="left"/>
+      <w:pPr>
+        <w:tabs>
+          <w:tab w:val="num" w:pos="5760"/>
+        </w:tabs>
+        <w:ind w:left="5760" w:hanging="360"/>
+      </w:pPr>
+      <w:rPr>
+        <w:rFonts w:ascii="Wingdings" w:hAnsi="Wingdings" w:hint="default"/>
+        <w:sz w:val="20"/>
+      </w:rPr>
+    </w:lvl>
+    <w:lvl w:ilvl="8" w:tentative="1">
+      <w:start w:val="1"/>
+      <w:numFmt w:val="bullet"/>
+      <w:lvlText w:val=""/>
+      <w:lvlJc w:val="left"/>
+      <w:pPr>
+        <w:tabs>
+          <w:tab w:val="num" w:pos="6480"/>
+        </w:tabs>
+        <w:ind w:left="6480" w:hanging="360"/>
+      </w:pPr>
+      <w:rPr>
+        <w:rFonts w:ascii="Wingdings" w:hAnsi="Wingdings" w:hint="default"/>
+        <w:sz w:val="20"/>
+      </w:rPr>
+    </w:lvl>
+  </w:abstractNum>
+  <w:abstractNum w:abstractNumId="8" w15:restartNumberingAfterBreak="0">
+    <w:nsid w:val="5EF2402C"/>
+    <w:multiLevelType w:val="multilevel"/>
+    <w:tmpl w:val="5228268E"/>
+    <w:lvl w:ilvl="0">
+      <w:start w:val="1"/>
+      <w:numFmt w:val="bullet"/>
+      <w:lvlText w:val=""/>
+      <w:lvlJc w:val="left"/>
+      <w:pPr>
+        <w:tabs>
+          <w:tab w:val="num" w:pos="720"/>
+        </w:tabs>
+        <w:ind w:left="720" w:hanging="360"/>
+      </w:pPr>
+      <w:rPr>
+        <w:rFonts w:ascii="Symbol" w:hAnsi="Symbol" w:hint="default"/>
+        <w:sz w:val="20"/>
+      </w:rPr>
+    </w:lvl>
+    <w:lvl w:ilvl="1">
+      <w:start w:val="1"/>
+      <w:numFmt w:val="bullet"/>
+      <w:lvlText w:val=""/>
+      <w:lvlJc w:val="left"/>
+      <w:pPr>
+        <w:tabs>
+          <w:tab w:val="num" w:pos="1440"/>
+        </w:tabs>
+        <w:ind w:left="1440" w:hanging="360"/>
+      </w:pPr>
+      <w:rPr>
+        <w:rFonts w:ascii="Symbol" w:hAnsi="Symbol" w:hint="default"/>
+        <w:sz w:val="20"/>
+      </w:rPr>
+    </w:lvl>
+    <w:lvl w:ilvl="2" w:tentative="1">
+      <w:start w:val="1"/>
+      <w:numFmt w:val="bullet"/>
+      <w:lvlText w:val=""/>
+      <w:lvlJc w:val="left"/>
+      <w:pPr>
+        <w:tabs>
+          <w:tab w:val="num" w:pos="2160"/>
+        </w:tabs>
+        <w:ind w:left="2160" w:hanging="360"/>
+      </w:pPr>
+      <w:rPr>
+        <w:rFonts w:ascii="Symbol" w:hAnsi="Symbol" w:hint="default"/>
+        <w:sz w:val="20"/>
+      </w:rPr>
+    </w:lvl>
+    <w:lvl w:ilvl="3" w:tentative="1">
+      <w:start w:val="1"/>
+      <w:numFmt w:val="bullet"/>
+      <w:lvlText w:val=""/>
+      <w:lvlJc w:val="left"/>
+      <w:pPr>
+        <w:tabs>
+          <w:tab w:val="num" w:pos="2880"/>
+        </w:tabs>
+        <w:ind w:left="2880" w:hanging="360"/>
+      </w:pPr>
+      <w:rPr>
+        <w:rFonts w:ascii="Symbol" w:hAnsi="Symbol" w:hint="default"/>
+        <w:sz w:val="20"/>
+      </w:rPr>
+    </w:lvl>
+    <w:lvl w:ilvl="4" w:tentative="1">
+      <w:start w:val="1"/>
+      <w:numFmt w:val="bullet"/>
+      <w:lvlText w:val=""/>
+      <w:lvlJc w:val="left"/>
+      <w:pPr>
+        <w:tabs>
+          <w:tab w:val="num" w:pos="3600"/>
+        </w:tabs>
+        <w:ind w:left="3600" w:hanging="360"/>
+      </w:pPr>
+      <w:rPr>
+        <w:rFonts w:ascii="Symbol" w:hAnsi="Symbol" w:hint="default"/>
+        <w:sz w:val="20"/>
+      </w:rPr>
+    </w:lvl>
+    <w:lvl w:ilvl="5" w:tentative="1">
+      <w:start w:val="1"/>
+      <w:numFmt w:val="bullet"/>
+      <w:lvlText w:val=""/>
+      <w:lvlJc w:val="left"/>
+      <w:pPr>
+        <w:tabs>
+          <w:tab w:val="num" w:pos="4320"/>
+        </w:tabs>
+        <w:ind w:left="4320" w:hanging="360"/>
+      </w:pPr>
+      <w:rPr>
+        <w:rFonts w:ascii="Symbol" w:hAnsi="Symbol" w:hint="default"/>
+        <w:sz w:val="20"/>
+      </w:rPr>
+    </w:lvl>
+    <w:lvl w:ilvl="6" w:tentative="1">
+      <w:start w:val="1"/>
+      <w:numFmt w:val="bullet"/>
+      <w:lvlText w:val=""/>
+      <w:lvlJc w:val="left"/>
+      <w:pPr>
+        <w:tabs>
+          <w:tab w:val="num" w:pos="5040"/>
+        </w:tabs>
+        <w:ind w:left="5040" w:hanging="360"/>
+      </w:pPr>
+      <w:rPr>
+        <w:rFonts w:ascii="Symbol" w:hAnsi="Symbol" w:hint="default"/>
+        <w:sz w:val="20"/>
+      </w:rPr>
+    </w:lvl>
+    <w:lvl w:ilvl="7" w:tentative="1">
+      <w:start w:val="1"/>
+      <w:numFmt w:val="bullet"/>
+      <w:lvlText w:val=""/>
+      <w:lvlJc w:val="left"/>
+      <w:pPr>
+        <w:tabs>
+          <w:tab w:val="num" w:pos="5760"/>
+        </w:tabs>
+        <w:ind w:left="5760" w:hanging="360"/>
+      </w:pPr>
+      <w:rPr>
+        <w:rFonts w:ascii="Symbol" w:hAnsi="Symbol" w:hint="default"/>
+        <w:sz w:val="20"/>
+      </w:rPr>
+    </w:lvl>
+    <w:lvl w:ilvl="8" w:tentative="1">
+      <w:start w:val="1"/>
+      <w:numFmt w:val="bullet"/>
+      <w:lvlText w:val=""/>
+      <w:lvlJc w:val="left"/>
+      <w:pPr>
+        <w:tabs>
+          <w:tab w:val="num" w:pos="6480"/>
+        </w:tabs>
+        <w:ind w:left="6480" w:hanging="360"/>
+      </w:pPr>
+      <w:rPr>
+        <w:rFonts w:ascii="Symbol" w:hAnsi="Symbol" w:hint="default"/>
+        <w:sz w:val="20"/>
+      </w:rPr>
+    </w:lvl>
+  </w:abstractNum>
+  <w:abstractNum w:abstractNumId="9" w15:restartNumberingAfterBreak="0">
     <w:nsid w:val="71E23E80"/>
     <w:multiLevelType w:val="multilevel"/>
     <w:tmpl w:val="C4F219C6"/>
@@ -3181,7 +6356,156 @@
       </w:rPr>
     </w:lvl>
   </w:abstractNum>
-  <w:abstractNum w:abstractNumId="5" w15:restartNumberingAfterBreak="0">
+  <w:abstractNum w:abstractNumId="10" w15:restartNumberingAfterBreak="0">
+    <w:nsid w:val="73DD366B"/>
+    <w:multiLevelType w:val="multilevel"/>
+    <w:tmpl w:val="C324AE54"/>
+    <w:lvl w:ilvl="0">
+      <w:start w:val="1"/>
+      <w:numFmt w:val="bullet"/>
+      <w:lvlText w:val=""/>
+      <w:lvlJc w:val="left"/>
+      <w:pPr>
+        <w:tabs>
+          <w:tab w:val="num" w:pos="720"/>
+        </w:tabs>
+        <w:ind w:left="720" w:hanging="360"/>
+      </w:pPr>
+      <w:rPr>
+        <w:rFonts w:ascii="Symbol" w:hAnsi="Symbol" w:hint="default"/>
+        <w:sz w:val="20"/>
+      </w:rPr>
+    </w:lvl>
+    <w:lvl w:ilvl="1" w:tentative="1">
+      <w:start w:val="1"/>
+      <w:numFmt w:val="bullet"/>
+      <w:lvlText w:val="o"/>
+      <w:lvlJc w:val="left"/>
+      <w:pPr>
+        <w:tabs>
+          <w:tab w:val="num" w:pos="1440"/>
+        </w:tabs>
+        <w:ind w:left="1440" w:hanging="360"/>
+      </w:pPr>
+      <w:rPr>
+        <w:rFonts w:ascii="Courier New" w:hAnsi="Courier New" w:hint="default"/>
+        <w:sz w:val="20"/>
+      </w:rPr>
+    </w:lvl>
+    <w:lvl w:ilvl="2" w:tentative="1">
+      <w:start w:val="1"/>
+      <w:numFmt w:val="bullet"/>
+      <w:lvlText w:val=""/>
+      <w:lvlJc w:val="left"/>
+      <w:pPr>
+        <w:tabs>
+          <w:tab w:val="num" w:pos="2160"/>
+        </w:tabs>
+        <w:ind w:left="2160" w:hanging="360"/>
+      </w:pPr>
+      <w:rPr>
+        <w:rFonts w:ascii="Wingdings" w:hAnsi="Wingdings" w:hint="default"/>
+        <w:sz w:val="20"/>
+      </w:rPr>
+    </w:lvl>
+    <w:lvl w:ilvl="3" w:tentative="1">
+      <w:start w:val="1"/>
+      <w:numFmt w:val="bullet"/>
+      <w:lvlText w:val=""/>
+      <w:lvlJc w:val="left"/>
+      <w:pPr>
+        <w:tabs>
+          <w:tab w:val="num" w:pos="2880"/>
+        </w:tabs>
+        <w:ind w:left="2880" w:hanging="360"/>
+      </w:pPr>
+      <w:rPr>
+        <w:rFonts w:ascii="Wingdings" w:hAnsi="Wingdings" w:hint="default"/>
+        <w:sz w:val="20"/>
+      </w:rPr>
+    </w:lvl>
+    <w:lvl w:ilvl="4" w:tentative="1">
+      <w:start w:val="1"/>
+      <w:numFmt w:val="bullet"/>
+      <w:lvlText w:val=""/>
+      <w:lvlJc w:val="left"/>
+      <w:pPr>
+        <w:tabs>
+          <w:tab w:val="num" w:pos="3600"/>
+        </w:tabs>
+        <w:ind w:left="3600" w:hanging="360"/>
+      </w:pPr>
+      <w:rPr>
+        <w:rFonts w:ascii="Wingdings" w:hAnsi="Wingdings" w:hint="default"/>
+        <w:sz w:val="20"/>
+      </w:rPr>
+    </w:lvl>
+    <w:lvl w:ilvl="5" w:tentative="1">
+      <w:start w:val="1"/>
+      <w:numFmt w:val="bullet"/>
+      <w:lvlText w:val=""/>
+      <w:lvlJc w:val="left"/>
+      <w:pPr>
+        <w:tabs>
+          <w:tab w:val="num" w:pos="4320"/>
+        </w:tabs>
+        <w:ind w:left="4320" w:hanging="360"/>
+      </w:pPr>
+      <w:rPr>
+        <w:rFonts w:ascii="Wingdings" w:hAnsi="Wingdings" w:hint="default"/>
+        <w:sz w:val="20"/>
+      </w:rPr>
+    </w:lvl>
+    <w:lvl w:ilvl="6" w:tentative="1">
+      <w:start w:val="1"/>
+      <w:numFmt w:val="bullet"/>
+      <w:lvlText w:val=""/>
+      <w:lvlJc w:val="left"/>
+      <w:pPr>
+        <w:tabs>
+          <w:tab w:val="num" w:pos="5040"/>
+        </w:tabs>
+        <w:ind w:left="5040" w:hanging="360"/>
+      </w:pPr>
+      <w:rPr>
+        <w:rFonts w:ascii="Wingdings" w:hAnsi="Wingdings" w:hint="default"/>
+        <w:sz w:val="20"/>
+      </w:rPr>
+    </w:lvl>
+    <w:lvl w:ilvl="7" w:tentative="1">
+      <w:start w:val="1"/>
+      <w:numFmt w:val="bullet"/>
+      <w:lvlText w:val=""/>
+      <w:lvlJc w:val="left"/>
+      <w:pPr>
+        <w:tabs>
+          <w:tab w:val="num" w:pos="5760"/>
+        </w:tabs>
+        <w:ind w:left="5760" w:hanging="360"/>
+      </w:pPr>
+      <w:rPr>
+        <w:rFonts w:ascii="Wingdings" w:hAnsi="Wingdings" w:hint="default"/>
+        <w:sz w:val="20"/>
+      </w:rPr>
+    </w:lvl>
+    <w:lvl w:ilvl="8" w:tentative="1">
+      <w:start w:val="1"/>
+      <w:numFmt w:val="bullet"/>
+      <w:lvlText w:val=""/>
+      <w:lvlJc w:val="left"/>
+      <w:pPr>
+        <w:tabs>
+          <w:tab w:val="num" w:pos="6480"/>
+        </w:tabs>
+        <w:ind w:left="6480" w:hanging="360"/>
+      </w:pPr>
+      <w:rPr>
+        <w:rFonts w:ascii="Wingdings" w:hAnsi="Wingdings" w:hint="default"/>
+        <w:sz w:val="20"/>
+      </w:rPr>
+    </w:lvl>
+  </w:abstractNum>
+  <w:abstractNum w:abstractNumId="11" w15:restartNumberingAfterBreak="0">
     <w:nsid w:val="786045CD"/>
     <w:multiLevelType w:val="multilevel"/>
     <w:tmpl w:val="2F94943A"/>
@@ -3331,22 +6655,40 @@
     </w:lvl>
   </w:abstractNum>
   <w:num w:numId="1" w16cid:durableId="2072845008">
-    <w:abstractNumId w:val="5"/>
+    <w:abstractNumId w:val="11"/>
   </w:num>
   <w:num w:numId="2" w16cid:durableId="1021587407">
+    <w:abstractNumId w:val="2"/>
+  </w:num>
+  <w:num w:numId="3" w16cid:durableId="823812696">
+    <w:abstractNumId w:val="6"/>
+  </w:num>
+  <w:num w:numId="4" w16cid:durableId="225576780">
+    <w:abstractNumId w:val="9"/>
+  </w:num>
+  <w:num w:numId="5" w16cid:durableId="343552002">
     <w:abstractNumId w:val="1"/>
   </w:num>
-  <w:num w:numId="3" w16cid:durableId="823812696">
+  <w:num w:numId="6" w16cid:durableId="353311145">
+    <w:abstractNumId w:val="4"/>
+  </w:num>
+  <w:num w:numId="7" w16cid:durableId="1013415483">
+    <w:abstractNumId w:val="7"/>
+  </w:num>
+  <w:num w:numId="8" w16cid:durableId="501822861">
+    <w:abstractNumId w:val="10"/>
+  </w:num>
+  <w:num w:numId="9" w16cid:durableId="1380742083">
     <w:abstractNumId w:val="3"/>
   </w:num>
-  <w:num w:numId="4" w16cid:durableId="225576780">
-    <w:abstractNumId w:val="4"/>
+  <w:num w:numId="10" w16cid:durableId="920989944">
+    <w:abstractNumId w:val="8"/>
   </w:num>
-  <w:num w:numId="5" w16cid:durableId="343552002">
+  <w:num w:numId="11" w16cid:durableId="1277643214">
     <w:abstractNumId w:val="0"/>
   </w:num>
-  <w:num w:numId="6" w16cid:durableId="353311145">
-    <w:abstractNumId w:val="2"/>
+  <w:num w:numId="12" w16cid:durableId="2143187101">
+    <w:abstractNumId w:val="5"/>
   </w:num>
 </w:numbering>
 </file>

--- a/M3.docx
+++ b/M3.docx
@@ -3759,7 +3759,7 @@
     <w:p>
       <w:r>
         <w:pict w14:anchorId="3DDFC9D9">
-          <v:rect id="_x0000_i1049" style="width:0;height:1.5pt" o:hralign="center" o:hrstd="t" o:hr="t" fillcolor="#a0a0a0" stroked="f"/>
+          <v:rect id="_x0000_i1025" style="width:0;height:1.5pt" o:hralign="center" o:hrstd="t" o:hr="t" fillcolor="#a0a0a0" stroked="f"/>
         </w:pict>
       </w:r>
     </w:p>
@@ -3905,7 +3905,7 @@
     <w:p>
       <w:r>
         <w:pict w14:anchorId="4D4F5655">
-          <v:rect id="_x0000_i1050" style="width:0;height:1.5pt" o:hralign="center" o:hrstd="t" o:hr="t" fillcolor="#a0a0a0" stroked="f"/>
+          <v:rect id="_x0000_i1026" style="width:0;height:1.5pt" o:hralign="center" o:hrstd="t" o:hr="t" fillcolor="#a0a0a0" stroked="f"/>
         </w:pict>
       </w:r>
     </w:p>
@@ -4068,7 +4068,7 @@
     <w:p>
       <w:r>
         <w:pict w14:anchorId="77AFE62C">
-          <v:rect id="_x0000_i1051" style="width:0;height:1.5pt" o:hralign="center" o:hrstd="t" o:hr="t" fillcolor="#a0a0a0" stroked="f"/>
+          <v:rect id="_x0000_i1027" style="width:0;height:1.5pt" o:hralign="center" o:hrstd="t" o:hr="t" fillcolor="#a0a0a0" stroked="f"/>
         </w:pict>
       </w:r>
     </w:p>
@@ -4197,7 +4197,7 @@
     <w:p>
       <w:r>
         <w:pict w14:anchorId="321E2A62">
-          <v:rect id="_x0000_i1052" style="width:0;height:1.5pt" o:hralign="center" o:hrstd="t" o:hr="t" fillcolor="#a0a0a0" stroked="f"/>
+          <v:rect id="_x0000_i1028" style="width:0;height:1.5pt" o:hralign="center" o:hrstd="t" o:hr="t" fillcolor="#a0a0a0" stroked="f"/>
         </w:pict>
       </w:r>
     </w:p>
@@ -4851,6 +4851,2116 @@
       <w:proofErr w:type="spellEnd"/>
       <w:r>
         <w:t>)</w:t>
+      </w:r>
+    </w:p>
+    <w:p>
+      <w:pPr>
+        <w:rPr>
+          <w:b/>
+          <w:bCs/>
+        </w:rPr>
+      </w:pPr>
+      <w:r>
+        <w:rPr>
+          <w:b/>
+          <w:bCs/>
+        </w:rPr>
+        <w:t>Multiple Linear Regression — Mathematical Formulation</w:t>
+      </w:r>
+    </w:p>
+    <w:p>
+      <w:r>
+        <w:t>MLR predicts y using multiple input features:</w:t>
+      </w:r>
+    </w:p>
+    <w:p>
+      <w:r>
+        <w:t xml:space="preserve">y = b₀ + </w:t>
+      </w:r>
+      <w:proofErr w:type="spellStart"/>
+      <w:r>
+        <w:t>b₁x</w:t>
+      </w:r>
+      <w:proofErr w:type="spellEnd"/>
+      <w:r>
+        <w:t xml:space="preserve">₁ + </w:t>
+      </w:r>
+      <w:proofErr w:type="spellStart"/>
+      <w:r>
+        <w:t>b₂x</w:t>
+      </w:r>
+      <w:proofErr w:type="spellEnd"/>
+      <w:r>
+        <w:t xml:space="preserve">₂ + ... + </w:t>
+      </w:r>
+      <w:proofErr w:type="spellStart"/>
+      <w:r>
+        <w:t>bₙx</w:t>
+      </w:r>
+      <w:proofErr w:type="spellEnd"/>
+      <w:r>
+        <w:t>ₙ</w:t>
+      </w:r>
+    </w:p>
+    <w:p>
+      <w:pPr>
+        <w:rPr>
+          <w:b/>
+          <w:bCs/>
+        </w:rPr>
+      </w:pPr>
+      <w:r>
+        <w:rPr>
+          <w:b/>
+          <w:bCs/>
+        </w:rPr>
+        <w:t>Matrix Form</w:t>
+      </w:r>
+    </w:p>
+    <w:p>
+      <w:r>
+        <w:lastRenderedPageBreak/>
+        <w:t>The equation can be written as:</w:t>
+      </w:r>
+    </w:p>
+    <w:p>
+      <w:r>
+        <w:t>y = Xβ</w:t>
+      </w:r>
+    </w:p>
+    <w:p>
+      <w:pPr>
+        <w:numPr>
+          <w:ilvl w:val="0"/>
+          <w:numId w:val="13"/>
+        </w:numPr>
+      </w:pPr>
+      <w:r>
+        <w:t xml:space="preserve">X → input/features matrix </w:t>
+      </w:r>
+    </w:p>
+    <w:p>
+      <w:pPr>
+        <w:numPr>
+          <w:ilvl w:val="0"/>
+          <w:numId w:val="13"/>
+        </w:numPr>
+      </w:pPr>
+      <w:r>
+        <w:t xml:space="preserve">β → coefficient vector </w:t>
+      </w:r>
+    </w:p>
+    <w:p>
+      <w:pPr>
+        <w:numPr>
+          <w:ilvl w:val="0"/>
+          <w:numId w:val="13"/>
+        </w:numPr>
+      </w:pPr>
+      <w:r>
+        <w:t xml:space="preserve">y → predicted output </w:t>
+      </w:r>
+    </w:p>
+    <w:p>
+      <w:pPr>
+        <w:rPr>
+          <w:b/>
+          <w:bCs/>
+        </w:rPr>
+      </w:pPr>
+      <w:r>
+        <w:rPr>
+          <w:b/>
+          <w:bCs/>
+        </w:rPr>
+        <w:t>Loss Function</w:t>
+      </w:r>
+    </w:p>
+    <w:p>
+      <w:r>
+        <w:t>The goal is to minimize the difference between actual and predicted values:</w:t>
+      </w:r>
+    </w:p>
+    <w:p>
+      <w:r>
+        <w:t xml:space="preserve">Error = </w:t>
+      </w:r>
+      <w:proofErr w:type="gramStart"/>
+      <w:r>
+        <w:t>Σ(</w:t>
+      </w:r>
+      <w:proofErr w:type="gramEnd"/>
+      <w:r>
+        <w:t xml:space="preserve">y - </w:t>
+      </w:r>
+      <w:proofErr w:type="gramStart"/>
+      <w:r>
+        <w:t>ŷ)²</w:t>
+      </w:r>
+      <w:proofErr w:type="gramEnd"/>
+    </w:p>
+    <w:p>
+      <w:r>
+        <w:t xml:space="preserve">This is called </w:t>
+      </w:r>
+      <w:r>
+        <w:rPr>
+          <w:b/>
+          <w:bCs/>
+        </w:rPr>
+        <w:t>Sum of Squared Errors (SSE)</w:t>
+      </w:r>
+      <w:r>
+        <w:t>.</w:t>
+      </w:r>
+    </w:p>
+    <w:p>
+      <w:pPr>
+        <w:rPr>
+          <w:b/>
+          <w:bCs/>
+        </w:rPr>
+      </w:pPr>
+      <w:r>
+        <w:rPr>
+          <w:b/>
+          <w:bCs/>
+        </w:rPr>
+        <w:t>OLS Solution</w:t>
+      </w:r>
+    </w:p>
+    <w:p>
+      <w:r>
+        <w:t>By differentiating the loss function and setting the derivative to zero, we get:</w:t>
+      </w:r>
+    </w:p>
+    <w:p>
+      <w:r>
+        <w:t>β = (XᵀX)⁻¹Xᵀy</w:t>
+      </w:r>
+    </w:p>
+    <w:p>
+      <w:r>
+        <w:t xml:space="preserve">This is the </w:t>
+      </w:r>
+      <w:r>
+        <w:rPr>
+          <w:b/>
+          <w:bCs/>
+        </w:rPr>
+        <w:t>Ordinary Least Squares (OLS)</w:t>
+      </w:r>
+      <w:r>
+        <w:t xml:space="preserve"> solution.</w:t>
+      </w:r>
+    </w:p>
+    <w:p>
+      <w:pPr>
+        <w:rPr>
+          <w:b/>
+          <w:bCs/>
+        </w:rPr>
+      </w:pPr>
+      <w:r>
+        <w:rPr>
+          <w:b/>
+          <w:bCs/>
+        </w:rPr>
+        <w:t>Why Gradient Descent?</w:t>
+      </w:r>
+    </w:p>
+    <w:p>
+      <w:r>
+        <w:t>OLS requires calculating:</w:t>
+      </w:r>
+    </w:p>
+    <w:p>
+      <w:r>
+        <w:t>(XᵀX)⁻¹</w:t>
+      </w:r>
+    </w:p>
+    <w:p>
+      <w:r>
+        <w:t xml:space="preserve">Matrix inversion becomes computationally expensive when there are </w:t>
+      </w:r>
+      <w:r>
+        <w:rPr>
+          <w:b/>
+          <w:bCs/>
+        </w:rPr>
+        <w:t>very large datasets or many features</w:t>
+      </w:r>
+      <w:r>
+        <w:t>.</w:t>
+      </w:r>
+    </w:p>
+    <w:p>
+      <w:proofErr w:type="gramStart"/>
+      <w:r>
+        <w:t>So</w:t>
+      </w:r>
+      <w:proofErr w:type="gramEnd"/>
+      <w:r>
+        <w:t xml:space="preserve"> we can use </w:t>
+      </w:r>
+      <w:r>
+        <w:rPr>
+          <w:b/>
+          <w:bCs/>
+        </w:rPr>
+        <w:t>Gradient Descent</w:t>
+      </w:r>
+      <w:r>
+        <w:t>, which finds the optimal coefficients iteratively.</w:t>
+      </w:r>
+    </w:p>
+    <w:p>
+      <w:r>
+        <w:rPr>
+          <w:b/>
+          <w:bCs/>
+        </w:rPr>
+        <w:t>Key idea:</w:t>
+      </w:r>
+    </w:p>
+    <w:p>
+      <w:r>
+        <w:t>MLR → Minimize error → OLS can solve directly</w:t>
+      </w:r>
+    </w:p>
+    <w:p>
+      <w:pPr>
+        <w:pBdr>
+          <w:bottom w:val="single" w:sz="6" w:space="1" w:color="auto"/>
+        </w:pBdr>
+      </w:pPr>
+      <w:r>
+        <w:t xml:space="preserve">                    → Gradient Descent for large problems</w:t>
+      </w:r>
+    </w:p>
+    <w:p>
+      <w:pPr>
+        <w:rPr>
+          <w:b/>
+          <w:bCs/>
+        </w:rPr>
+      </w:pPr>
+      <w:r>
+        <w:rPr>
+          <w:b/>
+          <w:bCs/>
+        </w:rPr>
+        <w:t>Linear Regression — 5 Assumptions</w:t>
+      </w:r>
+    </w:p>
+    <w:p>
+      <w:r>
+        <w:t>Linear Regression makes certain assumptions about the data to produce reliable results.</w:t>
+      </w:r>
+    </w:p>
+    <w:p>
+      <w:pPr>
+        <w:rPr>
+          <w:b/>
+          <w:bCs/>
+        </w:rPr>
+      </w:pPr>
+      <w:r>
+        <w:rPr>
+          <w:b/>
+          <w:bCs/>
+        </w:rPr>
+        <w:t>1. Linear Relationship</w:t>
+      </w:r>
+    </w:p>
+    <w:p>
+      <w:r>
+        <w:t xml:space="preserve">There should be an approximately </w:t>
+      </w:r>
+      <w:r>
+        <w:rPr>
+          <w:b/>
+          <w:bCs/>
+        </w:rPr>
+        <w:t>linear relationship between input features (X) and target (y)</w:t>
+      </w:r>
+      <w:r>
+        <w:t>.</w:t>
+      </w:r>
+    </w:p>
+    <w:p>
+      <w:r>
+        <w:t>Example:</w:t>
+      </w:r>
+    </w:p>
+    <w:p>
+      <w:r>
+        <w:t>Experience ↑ → Salary ↑</w:t>
+      </w:r>
+    </w:p>
+    <w:p>
+      <w:r>
+        <w:t>Linear Regression works best when the relationship can be represented by a straight line.</w:t>
+      </w:r>
+    </w:p>
+    <w:p>
+      <w:r>
+        <w:pict w14:anchorId="704E26C9">
+          <v:rect id="_x0000_i1029" style="width:0;height:1.5pt" o:hralign="center" o:hrstd="t" o:hr="t" fillcolor="#a0a0a0" stroked="f"/>
+        </w:pict>
+      </w:r>
+    </w:p>
+    <w:p>
+      <w:pPr>
+        <w:rPr>
+          <w:b/>
+          <w:bCs/>
+        </w:rPr>
+      </w:pPr>
+      <w:r>
+        <w:rPr>
+          <w:b/>
+          <w:bCs/>
+        </w:rPr>
+        <w:t>2. No Multicollinearity</w:t>
+      </w:r>
+    </w:p>
+    <w:p>
+      <w:r>
+        <w:lastRenderedPageBreak/>
+        <w:t xml:space="preserve">Input features should </w:t>
+      </w:r>
+      <w:r>
+        <w:rPr>
+          <w:b/>
+          <w:bCs/>
+        </w:rPr>
+        <w:t>not be highly correlated with each other</w:t>
+      </w:r>
+      <w:r>
+        <w:t>.</w:t>
+      </w:r>
+    </w:p>
+    <w:p>
+      <w:r>
+        <w:t>Example:</w:t>
+      </w:r>
+    </w:p>
+    <w:p>
+      <w:r>
+        <w:t>Age ↔ Experience</w:t>
+      </w:r>
+    </w:p>
+    <w:p>
+      <w:r>
+        <w:t>If two features contain almost the same information, it becomes difficult for the model to determine their individual effects.</w:t>
+      </w:r>
+    </w:p>
+    <w:p>
+      <w:r>
+        <w:rPr>
+          <w:b/>
+          <w:bCs/>
+        </w:rPr>
+        <w:t>Check:</w:t>
+      </w:r>
+      <w:r>
+        <w:t xml:space="preserve"> Correlation matrix or VIF.</w:t>
+      </w:r>
+    </w:p>
+    <w:p>
+      <w:r>
+        <w:pict w14:anchorId="0132E38F">
+          <v:rect id="_x0000_i1030" style="width:0;height:1.5pt" o:hralign="center" o:hrstd="t" o:hr="t" fillcolor="#a0a0a0" stroked="f"/>
+        </w:pict>
+      </w:r>
+    </w:p>
+    <w:p>
+      <w:pPr>
+        <w:rPr>
+          <w:b/>
+          <w:bCs/>
+        </w:rPr>
+      </w:pPr>
+      <w:r>
+        <w:rPr>
+          <w:b/>
+          <w:bCs/>
+        </w:rPr>
+        <w:t>3. Normal Distribution of Residuals</w:t>
+      </w:r>
+    </w:p>
+    <w:p>
+      <w:r>
+        <w:t xml:space="preserve">A </w:t>
+      </w:r>
+      <w:r>
+        <w:rPr>
+          <w:b/>
+          <w:bCs/>
+        </w:rPr>
+        <w:t>residual</w:t>
+      </w:r>
+      <w:r>
+        <w:t xml:space="preserve"> is:</w:t>
+      </w:r>
+    </w:p>
+    <w:p>
+      <w:r>
+        <w:t>Residual = Actual − Predicted</w:t>
+      </w:r>
+    </w:p>
+    <w:p>
+      <w:r>
+        <w:t xml:space="preserve">Residuals should be approximately </w:t>
+      </w:r>
+      <w:r>
+        <w:rPr>
+          <w:b/>
+          <w:bCs/>
+        </w:rPr>
+        <w:t>normally distributed (bell-shaped)</w:t>
+      </w:r>
+      <w:r>
+        <w:t>.</w:t>
+      </w:r>
+    </w:p>
+    <w:p>
+      <w:r>
+        <w:t>This is mainly important for statistical inference such as confidence intervals and hypothesis testing.</w:t>
+      </w:r>
+    </w:p>
+    <w:p>
+      <w:r>
+        <w:pict w14:anchorId="1850A637">
+          <v:rect id="_x0000_i1031" style="width:0;height:1.5pt" o:hralign="center" o:hrstd="t" o:hr="t" fillcolor="#a0a0a0" stroked="f"/>
+        </w:pict>
+      </w:r>
+    </w:p>
+    <w:p>
+      <w:pPr>
+        <w:rPr>
+          <w:b/>
+          <w:bCs/>
+        </w:rPr>
+      </w:pPr>
+      <w:r>
+        <w:rPr>
+          <w:b/>
+          <w:bCs/>
+        </w:rPr>
+        <w:t>4. Homoscedasticity</w:t>
+      </w:r>
+    </w:p>
+    <w:p>
+      <w:r>
+        <w:t xml:space="preserve">The </w:t>
+      </w:r>
+      <w:r>
+        <w:rPr>
+          <w:b/>
+          <w:bCs/>
+        </w:rPr>
+        <w:t>variance/spread of residuals should remain approximately constant</w:t>
+      </w:r>
+      <w:r>
+        <w:t xml:space="preserve"> across different predicted values.</w:t>
+      </w:r>
+    </w:p>
+    <w:p>
+      <w:r>
+        <w:t xml:space="preserve">Constant error spread → </w:t>
+      </w:r>
+      <w:r>
+        <w:rPr>
+          <w:rFonts w:ascii="Segoe UI Emoji" w:hAnsi="Segoe UI Emoji" w:cs="Segoe UI Emoji"/>
+        </w:rPr>
+        <w:t>✅</w:t>
+      </w:r>
+      <w:r>
+        <w:t xml:space="preserve"> Homoscedasticity</w:t>
+      </w:r>
+    </w:p>
+    <w:p>
+      <w:r>
+        <w:t xml:space="preserve">Increasing/decreasing spread → </w:t>
+      </w:r>
+      <w:r>
+        <w:rPr>
+          <w:rFonts w:ascii="Segoe UI Emoji" w:hAnsi="Segoe UI Emoji" w:cs="Segoe UI Emoji"/>
+        </w:rPr>
+        <w:t>❌</w:t>
+      </w:r>
+      <w:r>
+        <w:t xml:space="preserve"> Heteroscedasticity</w:t>
+      </w:r>
+    </w:p>
+    <w:p>
+      <w:r>
+        <w:t>A funnel-shaped residual plot indicates heteroscedasticity.</w:t>
+      </w:r>
+    </w:p>
+    <w:p>
+      <w:r>
+        <w:pict w14:anchorId="69054779">
+          <v:rect id="_x0000_i1032" style="width:0;height:1.5pt" o:hralign="center" o:hrstd="t" o:hr="t" fillcolor="#a0a0a0" stroked="f"/>
+        </w:pict>
+      </w:r>
+    </w:p>
+    <w:p>
+      <w:pPr>
+        <w:rPr>
+          <w:b/>
+          <w:bCs/>
+        </w:rPr>
+      </w:pPr>
+      <w:r>
+        <w:rPr>
+          <w:b/>
+          <w:bCs/>
+        </w:rPr>
+        <w:t>5. No Autocorrelation</w:t>
+      </w:r>
+    </w:p>
+    <w:p>
+      <w:r>
+        <w:t xml:space="preserve">Residuals should be </w:t>
+      </w:r>
+      <w:r>
+        <w:rPr>
+          <w:b/>
+          <w:bCs/>
+        </w:rPr>
+        <w:t>independent of each other</w:t>
+      </w:r>
+      <w:r>
+        <w:t>.</w:t>
+      </w:r>
+    </w:p>
+    <w:p>
+      <w:r>
+        <w:t>Example of autocorrelation:</w:t>
+      </w:r>
+    </w:p>
+    <w:p>
+      <w:r>
+        <w:t>Today's error → related to yesterday's error</w:t>
+      </w:r>
+    </w:p>
+    <w:p>
+      <w:r>
+        <w:t xml:space="preserve">This is especially important in </w:t>
+      </w:r>
+      <w:r>
+        <w:rPr>
+          <w:b/>
+          <w:bCs/>
+        </w:rPr>
+        <w:t>time-series data</w:t>
+      </w:r>
+      <w:r>
+        <w:t>.</w:t>
+      </w:r>
+    </w:p>
+    <w:p>
+      <w:pPr>
+        <w:pBdr>
+          <w:bottom w:val="single" w:sz="6" w:space="1" w:color="auto"/>
+        </w:pBdr>
+      </w:pPr>
+      <w:r>
+        <w:rPr>
+          <w:b/>
+          <w:bCs/>
+        </w:rPr>
+        <w:t>Check:</w:t>
+      </w:r>
+      <w:r>
+        <w:t xml:space="preserve"> Durbin-Watson test.</w:t>
+      </w:r>
+    </w:p>
+    <w:p>
+      <w:pPr>
+        <w:rPr>
+          <w:b/>
+          <w:bCs/>
+        </w:rPr>
+      </w:pPr>
+      <w:r>
+        <w:rPr>
+          <w:b/>
+          <w:bCs/>
+        </w:rPr>
+        <w:t>Gradient Descent — Notes</w:t>
+      </w:r>
+    </w:p>
+    <w:p>
+      <w:pPr>
+        <w:rPr>
+          <w:b/>
+          <w:bCs/>
+        </w:rPr>
+      </w:pPr>
+      <w:r>
+        <w:rPr>
+          <w:b/>
+          <w:bCs/>
+        </w:rPr>
+        <w:t>1. What is Gradient Descent?</w:t>
+      </w:r>
+    </w:p>
+    <w:p>
+      <w:r>
+        <w:t xml:space="preserve">Gradient Descent is an </w:t>
+      </w:r>
+      <w:r>
+        <w:rPr>
+          <w:b/>
+          <w:bCs/>
+        </w:rPr>
+        <w:t>iterative optimization algorithm</w:t>
+      </w:r>
+      <w:r>
+        <w:t xml:space="preserve"> used to minimize a </w:t>
+      </w:r>
+      <w:r>
+        <w:rPr>
+          <w:b/>
+          <w:bCs/>
+        </w:rPr>
+        <w:t>loss/cost function</w:t>
+      </w:r>
+      <w:r>
+        <w:t>.</w:t>
+      </w:r>
+    </w:p>
+    <w:p>
+      <w:r>
+        <w:t>It is widely used in:</w:t>
+      </w:r>
+    </w:p>
+    <w:p>
+      <w:pPr>
+        <w:numPr>
+          <w:ilvl w:val="0"/>
+          <w:numId w:val="14"/>
+        </w:numPr>
+      </w:pPr>
+      <w:r>
+        <w:t xml:space="preserve">Linear Regression </w:t>
+      </w:r>
+    </w:p>
+    <w:p>
+      <w:pPr>
+        <w:numPr>
+          <w:ilvl w:val="0"/>
+          <w:numId w:val="14"/>
+        </w:numPr>
+      </w:pPr>
+      <w:r>
+        <w:lastRenderedPageBreak/>
+        <w:t xml:space="preserve">Logistic Regression </w:t>
+      </w:r>
+    </w:p>
+    <w:p>
+      <w:pPr>
+        <w:numPr>
+          <w:ilvl w:val="0"/>
+          <w:numId w:val="14"/>
+        </w:numPr>
+      </w:pPr>
+      <w:r>
+        <w:t xml:space="preserve">Neural Networks / Deep Learning </w:t>
+      </w:r>
+    </w:p>
+    <w:p>
+      <w:r>
+        <w:rPr>
+          <w:b/>
+          <w:bCs/>
+        </w:rPr>
+        <w:t>Goal:</w:t>
+      </w:r>
+      <w:r>
+        <w:t xml:space="preserve"> Find the parameter values that give the </w:t>
+      </w:r>
+      <w:r>
+        <w:rPr>
+          <w:b/>
+          <w:bCs/>
+        </w:rPr>
+        <w:t>minimum loss</w:t>
+      </w:r>
+      <w:r>
+        <w:t>.</w:t>
+      </w:r>
+    </w:p>
+    <w:p>
+      <w:r>
+        <w:pict w14:anchorId="6E984272">
+          <v:rect id="_x0000_i1033" style="width:0;height:1.5pt" o:hralign="center" o:hrstd="t" o:hr="t" fillcolor="#a0a0a0" stroked="f"/>
+        </w:pict>
+      </w:r>
+    </w:p>
+    <w:p>
+      <w:pPr>
+        <w:rPr>
+          <w:b/>
+          <w:bCs/>
+        </w:rPr>
+      </w:pPr>
+      <w:r>
+        <w:rPr>
+          <w:b/>
+          <w:bCs/>
+        </w:rPr>
+        <w:t>2. Intuition</w:t>
+      </w:r>
+    </w:p>
+    <w:p>
+      <w:r>
+        <w:t xml:space="preserve">Imagine a person standing on a mountain and trying to reach the </w:t>
+      </w:r>
+      <w:r>
+        <w:rPr>
+          <w:b/>
+          <w:bCs/>
+        </w:rPr>
+        <w:t>lowest point of a valley</w:t>
+      </w:r>
+      <w:r>
+        <w:t>.</w:t>
+      </w:r>
+    </w:p>
+    <w:p>
+      <w:r>
+        <w:t xml:space="preserve">        ● Starting point</w:t>
+      </w:r>
+    </w:p>
+    <w:p>
+      <w:r>
+        <w:t xml:space="preserve">       /</w:t>
+      </w:r>
+    </w:p>
+    <w:p>
+      <w:r>
+        <w:t xml:space="preserve">      /</w:t>
+      </w:r>
+    </w:p>
+    <w:p>
+      <w:r>
+        <w:t xml:space="preserve">     /       ↓</w:t>
+      </w:r>
+    </w:p>
+    <w:p>
+      <w:r>
+        <w:t xml:space="preserve">    /      ● Minimum</w:t>
+      </w:r>
+    </w:p>
+    <w:p>
+      <w:r>
+        <w:t>At every step:</w:t>
+      </w:r>
+    </w:p>
+    <w:p>
+      <w:pPr>
+        <w:numPr>
+          <w:ilvl w:val="0"/>
+          <w:numId w:val="15"/>
+        </w:numPr>
+      </w:pPr>
+      <w:r>
+        <w:t xml:space="preserve">Calculate the </w:t>
+      </w:r>
+      <w:r>
+        <w:rPr>
+          <w:b/>
+          <w:bCs/>
+        </w:rPr>
+        <w:t>gradient (slope)</w:t>
+      </w:r>
+      <w:r>
+        <w:t xml:space="preserve">. </w:t>
+      </w:r>
+    </w:p>
+    <w:p>
+      <w:pPr>
+        <w:numPr>
+          <w:ilvl w:val="0"/>
+          <w:numId w:val="15"/>
+        </w:numPr>
+      </w:pPr>
+      <w:r>
+        <w:t xml:space="preserve">Gradient tells us the direction of </w:t>
+      </w:r>
+      <w:r>
+        <w:rPr>
+          <w:b/>
+          <w:bCs/>
+        </w:rPr>
+        <w:t>steepest increase</w:t>
+      </w:r>
+      <w:r>
+        <w:t xml:space="preserve">. </w:t>
+      </w:r>
+    </w:p>
+    <w:p>
+      <w:pPr>
+        <w:numPr>
+          <w:ilvl w:val="0"/>
+          <w:numId w:val="15"/>
+        </w:numPr>
+      </w:pPr>
+      <w:r>
+        <w:t xml:space="preserve">Move in the </w:t>
+      </w:r>
+      <w:r>
+        <w:rPr>
+          <w:b/>
+          <w:bCs/>
+        </w:rPr>
+        <w:t>opposite direction</w:t>
+      </w:r>
+      <w:r>
+        <w:t xml:space="preserve"> to decrease the loss. </w:t>
+      </w:r>
+    </w:p>
+    <w:p>
+      <w:pPr>
+        <w:numPr>
+          <w:ilvl w:val="0"/>
+          <w:numId w:val="15"/>
+        </w:numPr>
+      </w:pPr>
+      <w:r>
+        <w:t xml:space="preserve">Repeat until reaching the minimum. </w:t>
+      </w:r>
+    </w:p>
+    <w:p>
+      <w:r>
+        <w:pict w14:anchorId="6239F6AA">
+          <v:rect id="_x0000_i1034" style="width:0;height:1.5pt" o:hralign="center" o:hrstd="t" o:hr="t" fillcolor="#a0a0a0" stroked="f"/>
+        </w:pict>
+      </w:r>
+    </w:p>
+    <w:p>
+      <w:pPr>
+        <w:rPr>
+          <w:b/>
+          <w:bCs/>
+        </w:rPr>
+      </w:pPr>
+      <w:r>
+        <w:rPr>
+          <w:b/>
+          <w:bCs/>
+        </w:rPr>
+        <w:t>3. Learning Rate (η)</w:t>
+      </w:r>
+    </w:p>
+    <w:p>
+      <w:r>
+        <w:t xml:space="preserve">The </w:t>
+      </w:r>
+      <w:r>
+        <w:rPr>
+          <w:b/>
+          <w:bCs/>
+        </w:rPr>
+        <w:t>learning rate</w:t>
+      </w:r>
+      <w:r>
+        <w:t xml:space="preserve"> controls how large each step is.</w:t>
+      </w:r>
+    </w:p>
+    <w:p>
+      <w:r>
+        <w:t>Small learning rate → slow convergence</w:t>
+      </w:r>
+    </w:p>
+    <w:p>
+      <w:r>
+        <w:t>Good learning rate   → reaches minimum efficiently</w:t>
+      </w:r>
+    </w:p>
+    <w:p>
+      <w:r>
+        <w:t xml:space="preserve">Large learning </w:t>
+      </w:r>
+      <w:proofErr w:type="gramStart"/>
+      <w:r>
+        <w:t>rate  →</w:t>
+      </w:r>
+      <w:proofErr w:type="gramEnd"/>
+      <w:r>
+        <w:t xml:space="preserve"> may overshoot/diverge</w:t>
+      </w:r>
+    </w:p>
+    <w:p>
+      <w:r>
+        <w:t>Example:</w:t>
+      </w:r>
+    </w:p>
+    <w:p>
+      <w:r>
+        <w:t xml:space="preserve">η = </w:t>
+      </w:r>
+      <w:proofErr w:type="gramStart"/>
+      <w:r>
+        <w:t>0.01  →</w:t>
+      </w:r>
+      <w:proofErr w:type="gramEnd"/>
+      <w:r>
+        <w:t xml:space="preserve"> small steps</w:t>
+      </w:r>
+    </w:p>
+    <w:p>
+      <w:r>
+        <w:t>η = 0.1   → larger steps</w:t>
+      </w:r>
+    </w:p>
+    <w:p>
+      <w:r>
+        <w:t>η = 1.0   → potentially very large steps</w:t>
+      </w:r>
+    </w:p>
+    <w:p>
+      <w:r>
+        <w:pict w14:anchorId="64B8BD49">
+          <v:rect id="_x0000_i1035" style="width:0;height:1.5pt" o:hralign="center" o:hrstd="t" o:hr="t" fillcolor="#a0a0a0" stroked="f"/>
+        </w:pict>
+      </w:r>
+    </w:p>
+    <w:p>
+      <w:pPr>
+        <w:rPr>
+          <w:b/>
+          <w:bCs/>
+        </w:rPr>
+      </w:pPr>
+      <w:r>
+        <w:rPr>
+          <w:b/>
+          <w:bCs/>
+        </w:rPr>
+        <w:t>4. Parameter Update</w:t>
+      </w:r>
+    </w:p>
+    <w:p>
+      <w:r>
+        <w:t>The general update rule is:</w:t>
+      </w:r>
+    </w:p>
+    <w:p>
+      <w:r>
+        <w:t>Where:</w:t>
+      </w:r>
+    </w:p>
+    <w:p>
+      <w:pPr>
+        <w:numPr>
+          <w:ilvl w:val="0"/>
+          <w:numId w:val="16"/>
+        </w:numPr>
+      </w:pPr>
+      <w:r>
+        <w:rPr>
+          <w:b/>
+          <w:bCs/>
+        </w:rPr>
+        <w:t>θ</w:t>
+      </w:r>
+      <w:r>
+        <w:t xml:space="preserve"> → model parameter/weight </w:t>
+      </w:r>
+    </w:p>
+    <w:p>
+      <w:pPr>
+        <w:numPr>
+          <w:ilvl w:val="0"/>
+          <w:numId w:val="16"/>
+        </w:numPr>
+      </w:pPr>
+      <w:r>
+        <w:rPr>
+          <w:b/>
+          <w:bCs/>
+        </w:rPr>
+        <w:lastRenderedPageBreak/>
+        <w:t>J</w:t>
+      </w:r>
+      <w:r>
+        <w:t xml:space="preserve"> → loss function </w:t>
+      </w:r>
+    </w:p>
+    <w:p>
+      <w:pPr>
+        <w:numPr>
+          <w:ilvl w:val="0"/>
+          <w:numId w:val="16"/>
+        </w:numPr>
+      </w:pPr>
+      <w:r>
+        <w:rPr>
+          <w:b/>
+          <w:bCs/>
+        </w:rPr>
+        <w:t>η</w:t>
+      </w:r>
+      <w:r>
+        <w:t xml:space="preserve"> → learning rate </w:t>
+      </w:r>
+    </w:p>
+    <w:p>
+      <w:pPr>
+        <w:numPr>
+          <w:ilvl w:val="0"/>
+          <w:numId w:val="16"/>
+        </w:numPr>
+      </w:pPr>
+      <w:r>
+        <w:rPr>
+          <w:b/>
+          <w:bCs/>
+        </w:rPr>
+        <w:t>∂J/∂θ</w:t>
+      </w:r>
+      <w:r>
+        <w:t xml:space="preserve"> → gradient of the loss </w:t>
+      </w:r>
+    </w:p>
+    <w:p>
+      <w:r>
+        <w:t xml:space="preserve">The </w:t>
+      </w:r>
+      <w:r>
+        <w:rPr>
+          <w:b/>
+          <w:bCs/>
+        </w:rPr>
+        <w:t>minus sign</w:t>
+      </w:r>
+      <w:r>
+        <w:t xml:space="preserve"> is important because the gradient points toward increasing loss, so we move in the opposite direction.</w:t>
+      </w:r>
+    </w:p>
+    <w:p>
+      <w:r>
+        <w:pict w14:anchorId="1E427815">
+          <v:rect id="_x0000_i1036" style="width:0;height:1.5pt" o:hralign="center" o:hrstd="t" o:hr="t" fillcolor="#a0a0a0" stroked="f"/>
+        </w:pict>
+      </w:r>
+    </w:p>
+    <w:p>
+      <w:pPr>
+        <w:rPr>
+          <w:b/>
+          <w:bCs/>
+        </w:rPr>
+      </w:pPr>
+      <w:r>
+        <w:rPr>
+          <w:b/>
+          <w:bCs/>
+        </w:rPr>
+        <w:t>5. Example</w:t>
+      </w:r>
+    </w:p>
+    <w:p>
+      <w:r>
+        <w:t>Suppose:</w:t>
+      </w:r>
+    </w:p>
+    <w:p>
+      <w:r>
+        <w:t>Current weight = 5</w:t>
+      </w:r>
+    </w:p>
+    <w:p>
+      <w:r>
+        <w:t>Gradient = 2</w:t>
+      </w:r>
+    </w:p>
+    <w:p>
+      <w:r>
+        <w:t>Learning rate = 0.1</w:t>
+      </w:r>
+    </w:p>
+    <w:p>
+      <w:r>
+        <w:t>Then:</w:t>
+      </w:r>
+    </w:p>
+    <w:p>
+      <w:r>
+        <w:t xml:space="preserve">So Gradient Descent changes the weight from </w:t>
+      </w:r>
+      <w:r>
+        <w:rPr>
+          <w:b/>
+          <w:bCs/>
+        </w:rPr>
+        <w:t>5 → 4.8</w:t>
+      </w:r>
+      <w:r>
+        <w:t xml:space="preserve"> to reduce the loss.</w:t>
+      </w:r>
+    </w:p>
+    <w:p>
+      <w:r>
+        <w:pict w14:anchorId="770579F1">
+          <v:rect id="_x0000_i1037" style="width:0;height:1.5pt" o:hralign="center" o:hrstd="t" o:hr="t" fillcolor="#a0a0a0" stroked="f"/>
+        </w:pict>
+      </w:r>
+    </w:p>
+    <w:p>
+      <w:pPr>
+        <w:rPr>
+          <w:b/>
+          <w:bCs/>
+        </w:rPr>
+      </w:pPr>
+      <w:r>
+        <w:rPr>
+          <w:b/>
+          <w:bCs/>
+        </w:rPr>
+        <w:t>6. Loss Function Shape</w:t>
+      </w:r>
+    </w:p>
+    <w:p>
+      <w:r>
+        <w:rPr>
+          <w:b/>
+          <w:bCs/>
+        </w:rPr>
+        <w:t>Convex function:</w:t>
+      </w:r>
+    </w:p>
+    <w:p>
+      <w:pPr>
+        <w:numPr>
+          <w:ilvl w:val="0"/>
+          <w:numId w:val="17"/>
+        </w:numPr>
+      </w:pPr>
+      <w:r>
+        <w:t xml:space="preserve">Has one clear global minimum. </w:t>
+      </w:r>
+    </w:p>
+    <w:p>
+      <w:pPr>
+        <w:numPr>
+          <w:ilvl w:val="0"/>
+          <w:numId w:val="17"/>
+        </w:numPr>
+      </w:pPr>
+      <w:r>
+        <w:t xml:space="preserve">Gradient Descent can reach that minimum. </w:t>
+      </w:r>
+    </w:p>
+    <w:p>
+      <w:r>
+        <w:rPr>
+          <w:b/>
+          <w:bCs/>
+        </w:rPr>
+        <w:t>Non-convex function:</w:t>
+      </w:r>
+    </w:p>
+    <w:p>
+      <w:pPr>
+        <w:numPr>
+          <w:ilvl w:val="0"/>
+          <w:numId w:val="18"/>
+        </w:numPr>
+      </w:pPr>
+      <w:r>
+        <w:t xml:space="preserve">Can contain local minima and saddle points. </w:t>
+      </w:r>
+    </w:p>
+    <w:p>
+      <w:pPr>
+        <w:numPr>
+          <w:ilvl w:val="0"/>
+          <w:numId w:val="18"/>
+        </w:numPr>
+      </w:pPr>
+      <w:r>
+        <w:t xml:space="preserve">Finding the global minimum can be more difficult. </w:t>
+      </w:r>
+    </w:p>
+    <w:p>
+      <w:r>
+        <w:pict w14:anchorId="28241B39">
+          <v:rect id="_x0000_i1038" style="width:0;height:1.5pt" o:hralign="center" o:hrstd="t" o:hr="t" fillcolor="#a0a0a0" stroked="f"/>
+        </w:pict>
+      </w:r>
+    </w:p>
+    <w:p>
+      <w:pPr>
+        <w:rPr>
+          <w:b/>
+          <w:bCs/>
+        </w:rPr>
+      </w:pPr>
+      <w:r>
+        <w:rPr>
+          <w:b/>
+          <w:bCs/>
+        </w:rPr>
+        <w:t>7. Importance of Feature Scaling</w:t>
+      </w:r>
+    </w:p>
+    <w:p>
+      <w:r>
+        <w:t>If features have very different scales, Gradient Descent can converge slowly.</w:t>
+      </w:r>
+    </w:p>
+    <w:p>
+      <w:r>
+        <w:t>Example:</w:t>
+      </w:r>
+    </w:p>
+    <w:p>
+      <w:r>
+        <w:t>Age          → 20–60</w:t>
+      </w:r>
+    </w:p>
+    <w:p>
+      <w:r>
+        <w:t>Salary       → 20,000–500,000</w:t>
+      </w:r>
+    </w:p>
+    <w:p>
+      <w:pPr>
+        <w:pBdr>
+          <w:bottom w:val="double" w:sz="6" w:space="1" w:color="auto"/>
+        </w:pBdr>
+      </w:pPr>
+      <w:r>
+        <w:t>Scaling makes optimization more balanced and stable.</w:t>
+      </w:r>
+    </w:p>
+    <w:p>
+      <w:pPr>
+        <w:rPr>
+          <w:b/>
+          <w:bCs/>
+        </w:rPr>
+      </w:pPr>
+      <w:r>
+        <w:rPr>
+          <w:b/>
+          <w:bCs/>
+        </w:rPr>
+        <w:t>Batch Gradient Descent — Notes</w:t>
+      </w:r>
+    </w:p>
+    <w:p>
+      <w:pPr>
+        <w:rPr>
+          <w:b/>
+          <w:bCs/>
+        </w:rPr>
+      </w:pPr>
+      <w:r>
+        <w:rPr>
+          <w:b/>
+          <w:bCs/>
+        </w:rPr>
+        <w:t>1. Types of Gradient Descent</w:t>
+      </w:r>
+    </w:p>
+    <w:p>
+      <w:r>
+        <w:t xml:space="preserve">Gradient Descent updates model parameters to </w:t>
+      </w:r>
+      <w:r>
+        <w:rPr>
+          <w:b/>
+          <w:bCs/>
+        </w:rPr>
+        <w:t>minimize the loss</w:t>
+      </w:r>
+      <w:r>
+        <w:t>.</w:t>
+      </w:r>
+    </w:p>
+    <w:p>
+      <w:r>
+        <w:lastRenderedPageBreak/>
+        <w:t>There are 3 main types:</w:t>
+      </w:r>
+    </w:p>
+    <w:p>
+      <w:r>
+        <w:rPr>
+          <w:b/>
+          <w:bCs/>
+        </w:rPr>
+        <w:t>Batch Gradient Descent (BGD)</w:t>
+      </w:r>
+    </w:p>
+    <w:p>
+      <w:pPr>
+        <w:numPr>
+          <w:ilvl w:val="0"/>
+          <w:numId w:val="19"/>
+        </w:numPr>
+      </w:pPr>
+      <w:r>
+        <w:t xml:space="preserve">Uses </w:t>
+      </w:r>
+      <w:r>
+        <w:rPr>
+          <w:b/>
+          <w:bCs/>
+        </w:rPr>
+        <w:t>the entire training dataset</w:t>
+      </w:r>
+      <w:r>
+        <w:t xml:space="preserve"> to calculate the gradient. </w:t>
+      </w:r>
+    </w:p>
+    <w:p>
+      <w:pPr>
+        <w:numPr>
+          <w:ilvl w:val="0"/>
+          <w:numId w:val="19"/>
+        </w:numPr>
+      </w:pPr>
+      <w:r>
+        <w:t xml:space="preserve">Gives stable and accurate updates. </w:t>
+      </w:r>
+    </w:p>
+    <w:p>
+      <w:pPr>
+        <w:numPr>
+          <w:ilvl w:val="0"/>
+          <w:numId w:val="19"/>
+        </w:numPr>
+      </w:pPr>
+      <w:r>
+        <w:t xml:space="preserve">Can be slow for very large datasets. </w:t>
+      </w:r>
+    </w:p>
+    <w:p>
+      <w:r>
+        <w:rPr>
+          <w:b/>
+          <w:bCs/>
+        </w:rPr>
+        <w:t>Stochastic Gradient Descent (SGD)</w:t>
+      </w:r>
+    </w:p>
+    <w:p>
+      <w:pPr>
+        <w:numPr>
+          <w:ilvl w:val="0"/>
+          <w:numId w:val="20"/>
+        </w:numPr>
+      </w:pPr>
+      <w:r>
+        <w:t xml:space="preserve">Uses </w:t>
+      </w:r>
+      <w:r>
+        <w:rPr>
+          <w:b/>
+          <w:bCs/>
+        </w:rPr>
+        <w:t>one training row at a time</w:t>
+      </w:r>
+      <w:r>
+        <w:t xml:space="preserve">. </w:t>
+      </w:r>
+    </w:p>
+    <w:p>
+      <w:pPr>
+        <w:numPr>
+          <w:ilvl w:val="0"/>
+          <w:numId w:val="20"/>
+        </w:numPr>
+      </w:pPr>
+      <w:r>
+        <w:t xml:space="preserve">Much faster for large datasets. </w:t>
+      </w:r>
+    </w:p>
+    <w:p>
+      <w:pPr>
+        <w:numPr>
+          <w:ilvl w:val="0"/>
+          <w:numId w:val="20"/>
+        </w:numPr>
+      </w:pPr>
+      <w:r>
+        <w:t xml:space="preserve">Updates are noisy and less stable. </w:t>
+      </w:r>
+    </w:p>
+    <w:p>
+      <w:r>
+        <w:rPr>
+          <w:b/>
+          <w:bCs/>
+        </w:rPr>
+        <w:t>Mini-Batch Gradient Descent</w:t>
+      </w:r>
+    </w:p>
+    <w:p>
+      <w:pPr>
+        <w:numPr>
+          <w:ilvl w:val="0"/>
+          <w:numId w:val="21"/>
+        </w:numPr>
+      </w:pPr>
+      <w:r>
+        <w:t xml:space="preserve">Uses a </w:t>
+      </w:r>
+      <w:r>
+        <w:rPr>
+          <w:b/>
+          <w:bCs/>
+        </w:rPr>
+        <w:t>small group of rows</w:t>
+      </w:r>
+      <w:r>
+        <w:t xml:space="preserve"> at a time. </w:t>
+      </w:r>
+    </w:p>
+    <w:p>
+      <w:pPr>
+        <w:numPr>
+          <w:ilvl w:val="0"/>
+          <w:numId w:val="21"/>
+        </w:numPr>
+      </w:pPr>
+      <w:r>
+        <w:t xml:space="preserve">Combines the advantages of BGD and SGD. </w:t>
+      </w:r>
+    </w:p>
+    <w:p>
+      <w:pPr>
+        <w:numPr>
+          <w:ilvl w:val="0"/>
+          <w:numId w:val="21"/>
+        </w:numPr>
+      </w:pPr>
+      <w:r>
+        <w:t xml:space="preserve">Commonly used in Deep Learning. </w:t>
+      </w:r>
+    </w:p>
+    <w:p>
+      <w:r>
+        <w:t>BGD        → All rows</w:t>
+      </w:r>
+    </w:p>
+    <w:p>
+      <w:r>
+        <w:t>SGD        → 1 row</w:t>
+      </w:r>
+    </w:p>
+    <w:p>
+      <w:r>
+        <w:t>Mini-Batch → Few rows</w:t>
+      </w:r>
+    </w:p>
+    <w:p>
+      <w:r>
+        <w:pict w14:anchorId="7FD330AD">
+          <v:rect id="_x0000_i1069" style="width:0;height:1.5pt" o:hralign="center" o:hrstd="t" o:hr="t" fillcolor="#a0a0a0" stroked="f"/>
+        </w:pict>
+      </w:r>
+    </w:p>
+    <w:p>
+      <w:pPr>
+        <w:rPr>
+          <w:b/>
+          <w:bCs/>
+        </w:rPr>
+      </w:pPr>
+      <w:r>
+        <w:rPr>
+          <w:b/>
+          <w:bCs/>
+        </w:rPr>
+        <w:t>2. Batch Gradient Descent in Multiple Linear Regression</w:t>
+      </w:r>
+    </w:p>
+    <w:p>
+      <w:r>
+        <w:t>Suppose:</w:t>
+      </w:r>
+    </w:p>
+    <w:p>
+      <w:r>
+        <w:t>X1 = Age</w:t>
+      </w:r>
+    </w:p>
+    <w:p>
+      <w:r>
+        <w:t>X2 = Experience</w:t>
+      </w:r>
+    </w:p>
+    <w:p>
+      <w:r>
+        <w:t>X3 = Education</w:t>
+      </w:r>
+    </w:p>
+    <w:p>
+      <w:r>
+        <w:t xml:space="preserve">        ↓</w:t>
+      </w:r>
+    </w:p>
+    <w:p>
+      <w:r>
+        <w:t xml:space="preserve">      Model</w:t>
+      </w:r>
+    </w:p>
+    <w:p>
+      <w:r>
+        <w:t xml:space="preserve">        ↓</w:t>
+      </w:r>
+    </w:p>
+    <w:p>
+      <w:r>
+        <w:t xml:space="preserve">       y</w:t>
+      </w:r>
+    </w:p>
+    <w:p>
+      <w:r>
+        <w:t>The model is:</w:t>
+      </w:r>
+    </w:p>
+    <w:p>
+      <w:r>
+        <w:t>There are multiple parameters:</w:t>
+      </w:r>
+    </w:p>
+    <w:p>
+      <w:proofErr w:type="gramStart"/>
+      <w:r>
+        <w:t>b  →</w:t>
+      </w:r>
+      <w:proofErr w:type="gramEnd"/>
+      <w:r>
+        <w:t xml:space="preserve"> intercept</w:t>
+      </w:r>
+    </w:p>
+    <w:p>
+      <w:r>
+        <w:t>w1 → coefficient for X1</w:t>
+      </w:r>
+    </w:p>
+    <w:p>
+      <w:r>
+        <w:t>w2 → coefficient for X2</w:t>
+      </w:r>
+    </w:p>
+    <w:p>
+      <w:r>
+        <w:lastRenderedPageBreak/>
+        <w:t>w3 → coefficient for X3</w:t>
+      </w:r>
+    </w:p>
+    <w:p>
+      <w:r>
+        <w:t xml:space="preserve">BGD calculates the error using </w:t>
+      </w:r>
+      <w:r>
+        <w:rPr>
+          <w:b/>
+          <w:bCs/>
+        </w:rPr>
+        <w:t>all training rows</w:t>
+      </w:r>
+      <w:r>
+        <w:t xml:space="preserve">, then updates </w:t>
+      </w:r>
+      <w:r>
+        <w:rPr>
+          <w:b/>
+          <w:bCs/>
+        </w:rPr>
+        <w:t>all parameters</w:t>
+      </w:r>
+      <w:r>
+        <w:t>.</w:t>
+      </w:r>
+    </w:p>
+    <w:p>
+      <w:r>
+        <w:pict w14:anchorId="63FF4898">
+          <v:rect id="_x0000_i1070" style="width:0;height:1.5pt" o:hralign="center" o:hrstd="t" o:hr="t" fillcolor="#a0a0a0" stroked="f"/>
+        </w:pict>
+      </w:r>
+    </w:p>
+    <w:p>
+      <w:pPr>
+        <w:rPr>
+          <w:b/>
+          <w:bCs/>
+        </w:rPr>
+      </w:pPr>
+      <w:r>
+        <w:rPr>
+          <w:b/>
+          <w:bCs/>
+        </w:rPr>
+        <w:t>3. Parameter Update</w:t>
+      </w:r>
+    </w:p>
+    <w:p>
+      <w:r>
+        <w:t>For every iteration/epoch:</w:t>
+      </w:r>
+    </w:p>
+    <w:p>
+      <w:r>
+        <w:t>1. Make predictions</w:t>
+      </w:r>
+    </w:p>
+    <w:p>
+      <w:r>
+        <w:t xml:space="preserve">        ↓</w:t>
+      </w:r>
+    </w:p>
+    <w:p>
+      <w:r>
+        <w:t>2. Calculate errors</w:t>
+      </w:r>
+    </w:p>
+    <w:p>
+      <w:r>
+        <w:t xml:space="preserve">        ↓</w:t>
+      </w:r>
+    </w:p>
+    <w:p>
+      <w:r>
+        <w:t>3. Calculate gradients</w:t>
+      </w:r>
+    </w:p>
+    <w:p>
+      <w:r>
+        <w:t xml:space="preserve">        ↓</w:t>
+      </w:r>
+    </w:p>
+    <w:p>
+      <w:r>
+        <w:t>4. Update coefficients &amp; intercept</w:t>
+      </w:r>
+    </w:p>
+    <w:p>
+      <w:r>
+        <w:t xml:space="preserve">        ↓</w:t>
+      </w:r>
+    </w:p>
+    <w:p>
+      <w:r>
+        <w:t>5. Repeat</w:t>
+      </w:r>
+    </w:p>
+    <w:p>
+      <w:r>
+        <w:t>The general idea is:</w:t>
+      </w:r>
+    </w:p>
+    <w:p>
+      <w:r>
+        <w:t xml:space="preserve">The gradient tells us </w:t>
+      </w:r>
+      <w:r>
+        <w:rPr>
+          <w:b/>
+          <w:bCs/>
+        </w:rPr>
+        <w:t>which direction to move</w:t>
+      </w:r>
+      <w:r>
+        <w:t xml:space="preserve">, while the learning rate controls </w:t>
+      </w:r>
+      <w:r>
+        <w:rPr>
+          <w:b/>
+          <w:bCs/>
+        </w:rPr>
+        <w:t>how far to move</w:t>
+      </w:r>
+      <w:r>
+        <w:t>.</w:t>
+      </w:r>
+    </w:p>
+    <w:p>
+      <w:r>
+        <w:pict w14:anchorId="5390D0D9">
+          <v:rect id="_x0000_i1071" style="width:0;height:1.5pt" o:hralign="center" o:hrstd="t" o:hr="t" fillcolor="#a0a0a0" stroked="f"/>
+        </w:pict>
+      </w:r>
+    </w:p>
+    <w:p>
+      <w:pPr>
+        <w:rPr>
+          <w:b/>
+          <w:bCs/>
+        </w:rPr>
+      </w:pPr>
+      <w:r>
+        <w:rPr>
+          <w:b/>
+          <w:bCs/>
+        </w:rPr>
+        <w:t>4. Why "Batch"?</w:t>
+      </w:r>
+    </w:p>
+    <w:p>
+      <w:r>
+        <w:t xml:space="preserve">Suppose you have </w:t>
+      </w:r>
+      <w:r>
+        <w:rPr>
+          <w:b/>
+          <w:bCs/>
+        </w:rPr>
+        <w:t>353 training rows</w:t>
+      </w:r>
+      <w:r>
+        <w:t>.</w:t>
+      </w:r>
+    </w:p>
+    <w:p>
+      <w:r>
+        <w:t>With Batch Gradient Descent:</w:t>
+      </w:r>
+    </w:p>
+    <w:p>
+      <w:r>
+        <w:t>353 rows</w:t>
+      </w:r>
+    </w:p>
+    <w:p>
+      <w:r>
+        <w:t xml:space="preserve">   ↓</w:t>
+      </w:r>
+    </w:p>
+    <w:p>
+      <w:r>
+        <w:t>Calculate gradient using ALL 353</w:t>
+      </w:r>
+    </w:p>
+    <w:p>
+      <w:r>
+        <w:t xml:space="preserve">   ↓</w:t>
+      </w:r>
+    </w:p>
+    <w:p>
+      <w:r>
+        <w:t>Update weights</w:t>
+      </w:r>
+    </w:p>
+    <w:p>
+      <w:r>
+        <w:t xml:space="preserve">   ↓</w:t>
+      </w:r>
+    </w:p>
+    <w:p>
+      <w:r>
+        <w:t>Next epoch</w:t>
+      </w:r>
+    </w:p>
+    <w:p>
+      <w:r>
+        <w:t xml:space="preserve">It does </w:t>
+      </w:r>
+      <w:r>
+        <w:rPr>
+          <w:b/>
+          <w:bCs/>
+        </w:rPr>
+        <w:t>not</w:t>
+      </w:r>
+      <w:r>
+        <w:t xml:space="preserve"> update after every individual row.</w:t>
+      </w:r>
+    </w:p>
+    <w:p>
+      <w:r>
+        <w:pict w14:anchorId="75A908AB">
+          <v:rect id="_x0000_i1072" style="width:0;height:1.5pt" o:hralign="center" o:hrstd="t" o:hr="t" fillcolor="#a0a0a0" stroked="f"/>
+        </w:pict>
+      </w:r>
+    </w:p>
+    <w:p>
+      <w:pPr>
+        <w:rPr>
+          <w:b/>
+          <w:bCs/>
+        </w:rPr>
+      </w:pPr>
+      <w:r>
+        <w:rPr>
+          <w:b/>
+          <w:bCs/>
+        </w:rPr>
+        <w:t>5. Epoch</w:t>
+      </w:r>
+    </w:p>
+    <w:p>
+      <w:r>
+        <w:t xml:space="preserve">An </w:t>
+      </w:r>
+      <w:r>
+        <w:rPr>
+          <w:b/>
+          <w:bCs/>
+        </w:rPr>
+        <w:t>epoch</w:t>
+      </w:r>
+      <w:r>
+        <w:t xml:space="preserve"> means the model has gone through the </w:t>
+      </w:r>
+      <w:r>
+        <w:rPr>
+          <w:b/>
+          <w:bCs/>
+        </w:rPr>
+        <w:t>entire training dataset once</w:t>
+      </w:r>
+      <w:r>
+        <w:t>.</w:t>
+      </w:r>
+    </w:p>
+    <w:p>
+      <w:r>
+        <w:lastRenderedPageBreak/>
+        <w:t>Example:</w:t>
+      </w:r>
+    </w:p>
+    <w:p>
+      <w:r>
+        <w:t>1000 rows</w:t>
+      </w:r>
+    </w:p>
+    <w:p>
+      <w:r>
+        <w:t>10 epochs</w:t>
+      </w:r>
+    </w:p>
+    <w:p>
+      <w:r>
+        <w:t xml:space="preserve">means the algorithm processes those 1000 training rows </w:t>
+      </w:r>
+      <w:r>
+        <w:rPr>
+          <w:b/>
+          <w:bCs/>
+        </w:rPr>
+        <w:t>10 times</w:t>
+      </w:r>
+      <w:r>
+        <w:t>.</w:t>
+      </w:r>
+    </w:p>
+    <w:p>
+      <w:r>
+        <w:t>More epochs generally give the model more opportunities to reach the minimum, but too many can waste computation.</w:t>
+      </w:r>
+    </w:p>
+    <w:p>
+      <w:r>
+        <w:pict w14:anchorId="70BE8147">
+          <v:rect id="_x0000_i1073" style="width:0;height:1.5pt" o:hralign="center" o:hrstd="t" o:hr="t" fillcolor="#a0a0a0" stroked="f"/>
+        </w:pict>
+      </w:r>
+    </w:p>
+    <w:p>
+      <w:pPr>
+        <w:rPr>
+          <w:b/>
+          <w:bCs/>
+        </w:rPr>
+      </w:pPr>
+      <w:r>
+        <w:rPr>
+          <w:b/>
+          <w:bCs/>
+        </w:rPr>
+        <w:t>6. Coding Concept</w:t>
+      </w:r>
+    </w:p>
+    <w:p>
+      <w:r>
+        <w:t xml:space="preserve">The </w:t>
+      </w:r>
+      <w:proofErr w:type="spellStart"/>
+      <w:r>
+        <w:t>GDRegressor</w:t>
+      </w:r>
+      <w:proofErr w:type="spellEnd"/>
+      <w:r>
+        <w:t xml:space="preserve"> class usually starts with:</w:t>
+      </w:r>
+    </w:p>
+    <w:p>
+      <w:proofErr w:type="spellStart"/>
+      <w:proofErr w:type="gramStart"/>
+      <w:r>
+        <w:t>self.coef</w:t>
+      </w:r>
+      <w:proofErr w:type="spellEnd"/>
+      <w:proofErr w:type="gramEnd"/>
+      <w:r>
+        <w:t xml:space="preserve">_ = </w:t>
+      </w:r>
+      <w:proofErr w:type="spellStart"/>
+      <w:proofErr w:type="gramStart"/>
+      <w:r>
+        <w:t>np.zeros</w:t>
+      </w:r>
+      <w:proofErr w:type="spellEnd"/>
+      <w:proofErr w:type="gramEnd"/>
+      <w:r>
+        <w:t>(</w:t>
+      </w:r>
+      <w:proofErr w:type="spellStart"/>
+      <w:proofErr w:type="gramStart"/>
+      <w:r>
+        <w:t>X.shape</w:t>
+      </w:r>
+      <w:proofErr w:type="spellEnd"/>
+      <w:proofErr w:type="gramEnd"/>
+      <w:r>
+        <w:t>[1])</w:t>
+      </w:r>
+    </w:p>
+    <w:p>
+      <w:proofErr w:type="spellStart"/>
+      <w:proofErr w:type="gramStart"/>
+      <w:r>
+        <w:t>self.intercept</w:t>
+      </w:r>
+      <w:proofErr w:type="spellEnd"/>
+      <w:proofErr w:type="gramEnd"/>
+      <w:r>
+        <w:t>_ = 0</w:t>
+      </w:r>
+    </w:p>
+    <w:p>
+      <w:r>
+        <w:t>Then repeatedly:</w:t>
+      </w:r>
+    </w:p>
+    <w:p>
+      <w:proofErr w:type="spellStart"/>
+      <w:r>
+        <w:t>y_pred</w:t>
+      </w:r>
+      <w:proofErr w:type="spellEnd"/>
+      <w:r>
+        <w:t xml:space="preserve"> = </w:t>
+      </w:r>
+      <w:proofErr w:type="gramStart"/>
+      <w:r>
+        <w:t>np.dot(</w:t>
+      </w:r>
+      <w:proofErr w:type="gramEnd"/>
+      <w:r>
+        <w:t xml:space="preserve">X, </w:t>
+      </w:r>
+      <w:proofErr w:type="spellStart"/>
+      <w:proofErr w:type="gramStart"/>
+      <w:r>
+        <w:t>self.coef</w:t>
+      </w:r>
+      <w:proofErr w:type="spellEnd"/>
+      <w:proofErr w:type="gramEnd"/>
+      <w:r>
+        <w:t xml:space="preserve">_) + </w:t>
+      </w:r>
+      <w:proofErr w:type="spellStart"/>
+      <w:proofErr w:type="gramStart"/>
+      <w:r>
+        <w:t>self.intercept</w:t>
+      </w:r>
+      <w:proofErr w:type="spellEnd"/>
+      <w:proofErr w:type="gramEnd"/>
+      <w:r>
+        <w:t>_</w:t>
+      </w:r>
+    </w:p>
+    <w:p/>
+    <w:p>
+      <w:r>
+        <w:t xml:space="preserve">error = y - </w:t>
+      </w:r>
+      <w:proofErr w:type="spellStart"/>
+      <w:r>
+        <w:t>y_pred</w:t>
+      </w:r>
+      <w:proofErr w:type="spellEnd"/>
+    </w:p>
+    <w:p/>
+    <w:p>
+      <w:proofErr w:type="spellStart"/>
+      <w:proofErr w:type="gramStart"/>
+      <w:r>
+        <w:t>self.coef</w:t>
+      </w:r>
+      <w:proofErr w:type="spellEnd"/>
+      <w:proofErr w:type="gramEnd"/>
+      <w:r>
+        <w:t xml:space="preserve">_ = </w:t>
+      </w:r>
+      <w:proofErr w:type="spellStart"/>
+      <w:proofErr w:type="gramStart"/>
+      <w:r>
+        <w:t>self.coef</w:t>
+      </w:r>
+      <w:proofErr w:type="spellEnd"/>
+      <w:proofErr w:type="gramEnd"/>
+      <w:r>
+        <w:t xml:space="preserve">_ + </w:t>
+      </w:r>
+      <w:proofErr w:type="spellStart"/>
+      <w:r>
+        <w:t>learning_rate</w:t>
+      </w:r>
+      <w:proofErr w:type="spellEnd"/>
+      <w:r>
+        <w:t xml:space="preserve"> * gradient</w:t>
+      </w:r>
+    </w:p>
+    <w:p>
+      <w:pPr>
+        <w:pBdr>
+          <w:bottom w:val="double" w:sz="6" w:space="1" w:color="auto"/>
+        </w:pBdr>
+      </w:pPr>
+      <w:proofErr w:type="spellStart"/>
+      <w:proofErr w:type="gramStart"/>
+      <w:r>
+        <w:t>self.intercept</w:t>
+      </w:r>
+      <w:proofErr w:type="spellEnd"/>
+      <w:proofErr w:type="gramEnd"/>
+      <w:r>
+        <w:t xml:space="preserve">_ = </w:t>
+      </w:r>
+      <w:proofErr w:type="spellStart"/>
+      <w:proofErr w:type="gramStart"/>
+      <w:r>
+        <w:t>self.intercept</w:t>
+      </w:r>
+      <w:proofErr w:type="spellEnd"/>
+      <w:proofErr w:type="gramEnd"/>
+      <w:r>
+        <w:t xml:space="preserve">_ + </w:t>
+      </w:r>
+      <w:proofErr w:type="spellStart"/>
+      <w:r>
+        <w:t>learning_rate</w:t>
+      </w:r>
+      <w:proofErr w:type="spellEnd"/>
+      <w:r>
+        <w:t xml:space="preserve"> * gradient</w:t>
       </w:r>
     </w:p>
     <w:p/>
@@ -5016,6 +7126,155 @@
     </w:lvl>
   </w:abstractNum>
   <w:abstractNum w:abstractNumId="1" w15:restartNumberingAfterBreak="0">
+    <w:nsid w:val="0CBB2465"/>
+    <w:multiLevelType w:val="multilevel"/>
+    <w:tmpl w:val="C4FA30E8"/>
+    <w:lvl w:ilvl="0">
+      <w:start w:val="1"/>
+      <w:numFmt w:val="bullet"/>
+      <w:lvlText w:val=""/>
+      <w:lvlJc w:val="left"/>
+      <w:pPr>
+        <w:tabs>
+          <w:tab w:val="num" w:pos="720"/>
+        </w:tabs>
+        <w:ind w:left="720" w:hanging="360"/>
+      </w:pPr>
+      <w:rPr>
+        <w:rFonts w:ascii="Symbol" w:hAnsi="Symbol" w:hint="default"/>
+        <w:sz w:val="20"/>
+      </w:rPr>
+    </w:lvl>
+    <w:lvl w:ilvl="1" w:tentative="1">
+      <w:start w:val="1"/>
+      <w:numFmt w:val="bullet"/>
+      <w:lvlText w:val="o"/>
+      <w:lvlJc w:val="left"/>
+      <w:pPr>
+        <w:tabs>
+          <w:tab w:val="num" w:pos="1440"/>
+        </w:tabs>
+        <w:ind w:left="1440" w:hanging="360"/>
+      </w:pPr>
+      <w:rPr>
+        <w:rFonts w:ascii="Courier New" w:hAnsi="Courier New" w:hint="default"/>
+        <w:sz w:val="20"/>
+      </w:rPr>
+    </w:lvl>
+    <w:lvl w:ilvl="2" w:tentative="1">
+      <w:start w:val="1"/>
+      <w:numFmt w:val="bullet"/>
+      <w:lvlText w:val=""/>
+      <w:lvlJc w:val="left"/>
+      <w:pPr>
+        <w:tabs>
+          <w:tab w:val="num" w:pos="2160"/>
+        </w:tabs>
+        <w:ind w:left="2160" w:hanging="360"/>
+      </w:pPr>
+      <w:rPr>
+        <w:rFonts w:ascii="Wingdings" w:hAnsi="Wingdings" w:hint="default"/>
+        <w:sz w:val="20"/>
+      </w:rPr>
+    </w:lvl>
+    <w:lvl w:ilvl="3" w:tentative="1">
+      <w:start w:val="1"/>
+      <w:numFmt w:val="bullet"/>
+      <w:lvlText w:val=""/>
+      <w:lvlJc w:val="left"/>
+      <w:pPr>
+        <w:tabs>
+          <w:tab w:val="num" w:pos="2880"/>
+        </w:tabs>
+        <w:ind w:left="2880" w:hanging="360"/>
+      </w:pPr>
+      <w:rPr>
+        <w:rFonts w:ascii="Wingdings" w:hAnsi="Wingdings" w:hint="default"/>
+        <w:sz w:val="20"/>
+      </w:rPr>
+    </w:lvl>
+    <w:lvl w:ilvl="4" w:tentative="1">
+      <w:start w:val="1"/>
+      <w:numFmt w:val="bullet"/>
+      <w:lvlText w:val=""/>
+      <w:lvlJc w:val="left"/>
+      <w:pPr>
+        <w:tabs>
+          <w:tab w:val="num" w:pos="3600"/>
+        </w:tabs>
+        <w:ind w:left="3600" w:hanging="360"/>
+      </w:pPr>
+      <w:rPr>
+        <w:rFonts w:ascii="Wingdings" w:hAnsi="Wingdings" w:hint="default"/>
+        <w:sz w:val="20"/>
+      </w:rPr>
+    </w:lvl>
+    <w:lvl w:ilvl="5" w:tentative="1">
+      <w:start w:val="1"/>
+      <w:numFmt w:val="bullet"/>
+      <w:lvlText w:val=""/>
+      <w:lvlJc w:val="left"/>
+      <w:pPr>
+        <w:tabs>
+          <w:tab w:val="num" w:pos="4320"/>
+        </w:tabs>
+        <w:ind w:left="4320" w:hanging="360"/>
+      </w:pPr>
+      <w:rPr>
+        <w:rFonts w:ascii="Wingdings" w:hAnsi="Wingdings" w:hint="default"/>
+        <w:sz w:val="20"/>
+      </w:rPr>
+    </w:lvl>
+    <w:lvl w:ilvl="6" w:tentative="1">
+      <w:start w:val="1"/>
+      <w:numFmt w:val="bullet"/>
+      <w:lvlText w:val=""/>
+      <w:lvlJc w:val="left"/>
+      <w:pPr>
+        <w:tabs>
+          <w:tab w:val="num" w:pos="5040"/>
+        </w:tabs>
+        <w:ind w:left="5040" w:hanging="360"/>
+      </w:pPr>
+      <w:rPr>
+        <w:rFonts w:ascii="Wingdings" w:hAnsi="Wingdings" w:hint="default"/>
+        <w:sz w:val="20"/>
+      </w:rPr>
+    </w:lvl>
+    <w:lvl w:ilvl="7" w:tentative="1">
+      <w:start w:val="1"/>
+      <w:numFmt w:val="bullet"/>
+      <w:lvlText w:val=""/>
+      <w:lvlJc w:val="left"/>
+      <w:pPr>
+        <w:tabs>
+          <w:tab w:val="num" w:pos="5760"/>
+        </w:tabs>
+        <w:ind w:left="5760" w:hanging="360"/>
+      </w:pPr>
+      <w:rPr>
+        <w:rFonts w:ascii="Wingdings" w:hAnsi="Wingdings" w:hint="default"/>
+        <w:sz w:val="20"/>
+      </w:rPr>
+    </w:lvl>
+    <w:lvl w:ilvl="8" w:tentative="1">
+      <w:start w:val="1"/>
+      <w:numFmt w:val="bullet"/>
+      <w:lvlText w:val=""/>
+      <w:lvlJc w:val="left"/>
+      <w:pPr>
+        <w:tabs>
+          <w:tab w:val="num" w:pos="6480"/>
+        </w:tabs>
+        <w:ind w:left="6480" w:hanging="360"/>
+      </w:pPr>
+      <w:rPr>
+        <w:rFonts w:ascii="Wingdings" w:hAnsi="Wingdings" w:hint="default"/>
+        <w:sz w:val="20"/>
+      </w:rPr>
+    </w:lvl>
+  </w:abstractNum>
+  <w:abstractNum w:abstractNumId="2" w15:restartNumberingAfterBreak="0">
     <w:nsid w:val="249803B0"/>
     <w:multiLevelType w:val="multilevel"/>
     <w:tmpl w:val="5F28E6A0"/>
@@ -5164,7 +7423,7 @@
       </w:rPr>
     </w:lvl>
   </w:abstractNum>
-  <w:abstractNum w:abstractNumId="2" w15:restartNumberingAfterBreak="0">
+  <w:abstractNum w:abstractNumId="3" w15:restartNumberingAfterBreak="0">
     <w:nsid w:val="31431F71"/>
     <w:multiLevelType w:val="multilevel"/>
     <w:tmpl w:val="EBF4A200"/>
@@ -5313,7 +7572,305 @@
       </w:rPr>
     </w:lvl>
   </w:abstractNum>
-  <w:abstractNum w:abstractNumId="3" w15:restartNumberingAfterBreak="0">
+  <w:abstractNum w:abstractNumId="4" w15:restartNumberingAfterBreak="0">
+    <w:nsid w:val="33480319"/>
+    <w:multiLevelType w:val="multilevel"/>
+    <w:tmpl w:val="194CC522"/>
+    <w:lvl w:ilvl="0">
+      <w:start w:val="1"/>
+      <w:numFmt w:val="bullet"/>
+      <w:lvlText w:val=""/>
+      <w:lvlJc w:val="left"/>
+      <w:pPr>
+        <w:tabs>
+          <w:tab w:val="num" w:pos="720"/>
+        </w:tabs>
+        <w:ind w:left="720" w:hanging="360"/>
+      </w:pPr>
+      <w:rPr>
+        <w:rFonts w:ascii="Symbol" w:hAnsi="Symbol" w:hint="default"/>
+        <w:sz w:val="20"/>
+      </w:rPr>
+    </w:lvl>
+    <w:lvl w:ilvl="1" w:tentative="1">
+      <w:start w:val="1"/>
+      <w:numFmt w:val="bullet"/>
+      <w:lvlText w:val="o"/>
+      <w:lvlJc w:val="left"/>
+      <w:pPr>
+        <w:tabs>
+          <w:tab w:val="num" w:pos="1440"/>
+        </w:tabs>
+        <w:ind w:left="1440" w:hanging="360"/>
+      </w:pPr>
+      <w:rPr>
+        <w:rFonts w:ascii="Courier New" w:hAnsi="Courier New" w:hint="default"/>
+        <w:sz w:val="20"/>
+      </w:rPr>
+    </w:lvl>
+    <w:lvl w:ilvl="2" w:tentative="1">
+      <w:start w:val="1"/>
+      <w:numFmt w:val="bullet"/>
+      <w:lvlText w:val=""/>
+      <w:lvlJc w:val="left"/>
+      <w:pPr>
+        <w:tabs>
+          <w:tab w:val="num" w:pos="2160"/>
+        </w:tabs>
+        <w:ind w:left="2160" w:hanging="360"/>
+      </w:pPr>
+      <w:rPr>
+        <w:rFonts w:ascii="Wingdings" w:hAnsi="Wingdings" w:hint="default"/>
+        <w:sz w:val="20"/>
+      </w:rPr>
+    </w:lvl>
+    <w:lvl w:ilvl="3" w:tentative="1">
+      <w:start w:val="1"/>
+      <w:numFmt w:val="bullet"/>
+      <w:lvlText w:val=""/>
+      <w:lvlJc w:val="left"/>
+      <w:pPr>
+        <w:tabs>
+          <w:tab w:val="num" w:pos="2880"/>
+        </w:tabs>
+        <w:ind w:left="2880" w:hanging="360"/>
+      </w:pPr>
+      <w:rPr>
+        <w:rFonts w:ascii="Wingdings" w:hAnsi="Wingdings" w:hint="default"/>
+        <w:sz w:val="20"/>
+      </w:rPr>
+    </w:lvl>
+    <w:lvl w:ilvl="4" w:tentative="1">
+      <w:start w:val="1"/>
+      <w:numFmt w:val="bullet"/>
+      <w:lvlText w:val=""/>
+      <w:lvlJc w:val="left"/>
+      <w:pPr>
+        <w:tabs>
+          <w:tab w:val="num" w:pos="3600"/>
+        </w:tabs>
+        <w:ind w:left="3600" w:hanging="360"/>
+      </w:pPr>
+      <w:rPr>
+        <w:rFonts w:ascii="Wingdings" w:hAnsi="Wingdings" w:hint="default"/>
+        <w:sz w:val="20"/>
+      </w:rPr>
+    </w:lvl>
+    <w:lvl w:ilvl="5" w:tentative="1">
+      <w:start w:val="1"/>
+      <w:numFmt w:val="bullet"/>
+      <w:lvlText w:val=""/>
+      <w:lvlJc w:val="left"/>
+      <w:pPr>
+        <w:tabs>
+          <w:tab w:val="num" w:pos="4320"/>
+        </w:tabs>
+        <w:ind w:left="4320" w:hanging="360"/>
+      </w:pPr>
+      <w:rPr>
+        <w:rFonts w:ascii="Wingdings" w:hAnsi="Wingdings" w:hint="default"/>
+        <w:sz w:val="20"/>
+      </w:rPr>
+    </w:lvl>
+    <w:lvl w:ilvl="6" w:tentative="1">
+      <w:start w:val="1"/>
+      <w:numFmt w:val="bullet"/>
+      <w:lvlText w:val=""/>
+      <w:lvlJc w:val="left"/>
+      <w:pPr>
+        <w:tabs>
+          <w:tab w:val="num" w:pos="5040"/>
+        </w:tabs>
+        <w:ind w:left="5040" w:hanging="360"/>
+      </w:pPr>
+      <w:rPr>
+        <w:rFonts w:ascii="Wingdings" w:hAnsi="Wingdings" w:hint="default"/>
+        <w:sz w:val="20"/>
+      </w:rPr>
+    </w:lvl>
+    <w:lvl w:ilvl="7" w:tentative="1">
+      <w:start w:val="1"/>
+      <w:numFmt w:val="bullet"/>
+      <w:lvlText w:val=""/>
+      <w:lvlJc w:val="left"/>
+      <w:pPr>
+        <w:tabs>
+          <w:tab w:val="num" w:pos="5760"/>
+        </w:tabs>
+        <w:ind w:left="5760" w:hanging="360"/>
+      </w:pPr>
+      <w:rPr>
+        <w:rFonts w:ascii="Wingdings" w:hAnsi="Wingdings" w:hint="default"/>
+        <w:sz w:val="20"/>
+      </w:rPr>
+    </w:lvl>
+    <w:lvl w:ilvl="8" w:tentative="1">
+      <w:start w:val="1"/>
+      <w:numFmt w:val="bullet"/>
+      <w:lvlText w:val=""/>
+      <w:lvlJc w:val="left"/>
+      <w:pPr>
+        <w:tabs>
+          <w:tab w:val="num" w:pos="6480"/>
+        </w:tabs>
+        <w:ind w:left="6480" w:hanging="360"/>
+      </w:pPr>
+      <w:rPr>
+        <w:rFonts w:ascii="Wingdings" w:hAnsi="Wingdings" w:hint="default"/>
+        <w:sz w:val="20"/>
+      </w:rPr>
+    </w:lvl>
+  </w:abstractNum>
+  <w:abstractNum w:abstractNumId="5" w15:restartNumberingAfterBreak="0">
+    <w:nsid w:val="36CC6399"/>
+    <w:multiLevelType w:val="multilevel"/>
+    <w:tmpl w:val="70DE62CC"/>
+    <w:lvl w:ilvl="0">
+      <w:start w:val="1"/>
+      <w:numFmt w:val="bullet"/>
+      <w:lvlText w:val=""/>
+      <w:lvlJc w:val="left"/>
+      <w:pPr>
+        <w:tabs>
+          <w:tab w:val="num" w:pos="720"/>
+        </w:tabs>
+        <w:ind w:left="720" w:hanging="360"/>
+      </w:pPr>
+      <w:rPr>
+        <w:rFonts w:ascii="Symbol" w:hAnsi="Symbol" w:hint="default"/>
+        <w:sz w:val="20"/>
+      </w:rPr>
+    </w:lvl>
+    <w:lvl w:ilvl="1" w:tentative="1">
+      <w:start w:val="1"/>
+      <w:numFmt w:val="bullet"/>
+      <w:lvlText w:val="o"/>
+      <w:lvlJc w:val="left"/>
+      <w:pPr>
+        <w:tabs>
+          <w:tab w:val="num" w:pos="1440"/>
+        </w:tabs>
+        <w:ind w:left="1440" w:hanging="360"/>
+      </w:pPr>
+      <w:rPr>
+        <w:rFonts w:ascii="Courier New" w:hAnsi="Courier New" w:hint="default"/>
+        <w:sz w:val="20"/>
+      </w:rPr>
+    </w:lvl>
+    <w:lvl w:ilvl="2" w:tentative="1">
+      <w:start w:val="1"/>
+      <w:numFmt w:val="bullet"/>
+      <w:lvlText w:val=""/>
+      <w:lvlJc w:val="left"/>
+      <w:pPr>
+        <w:tabs>
+          <w:tab w:val="num" w:pos="2160"/>
+        </w:tabs>
+        <w:ind w:left="2160" w:hanging="360"/>
+      </w:pPr>
+      <w:rPr>
+        <w:rFonts w:ascii="Wingdings" w:hAnsi="Wingdings" w:hint="default"/>
+        <w:sz w:val="20"/>
+      </w:rPr>
+    </w:lvl>
+    <w:lvl w:ilvl="3" w:tentative="1">
+      <w:start w:val="1"/>
+      <w:numFmt w:val="bullet"/>
+      <w:lvlText w:val=""/>
+      <w:lvlJc w:val="left"/>
+      <w:pPr>
+        <w:tabs>
+          <w:tab w:val="num" w:pos="2880"/>
+        </w:tabs>
+        <w:ind w:left="2880" w:hanging="360"/>
+      </w:pPr>
+      <w:rPr>
+        <w:rFonts w:ascii="Wingdings" w:hAnsi="Wingdings" w:hint="default"/>
+        <w:sz w:val="20"/>
+      </w:rPr>
+    </w:lvl>
+    <w:lvl w:ilvl="4" w:tentative="1">
+      <w:start w:val="1"/>
+      <w:numFmt w:val="bullet"/>
+      <w:lvlText w:val=""/>
+      <w:lvlJc w:val="left"/>
+      <w:pPr>
+        <w:tabs>
+          <w:tab w:val="num" w:pos="3600"/>
+        </w:tabs>
+        <w:ind w:left="3600" w:hanging="360"/>
+      </w:pPr>
+      <w:rPr>
+        <w:rFonts w:ascii="Wingdings" w:hAnsi="Wingdings" w:hint="default"/>
+        <w:sz w:val="20"/>
+      </w:rPr>
+    </w:lvl>
+    <w:lvl w:ilvl="5" w:tentative="1">
+      <w:start w:val="1"/>
+      <w:numFmt w:val="bullet"/>
+      <w:lvlText w:val=""/>
+      <w:lvlJc w:val="left"/>
+      <w:pPr>
+        <w:tabs>
+          <w:tab w:val="num" w:pos="4320"/>
+        </w:tabs>
+        <w:ind w:left="4320" w:hanging="360"/>
+      </w:pPr>
+      <w:rPr>
+        <w:rFonts w:ascii="Wingdings" w:hAnsi="Wingdings" w:hint="default"/>
+        <w:sz w:val="20"/>
+      </w:rPr>
+    </w:lvl>
+    <w:lvl w:ilvl="6" w:tentative="1">
+      <w:start w:val="1"/>
+      <w:numFmt w:val="bullet"/>
+      <w:lvlText w:val=""/>
+      <w:lvlJc w:val="left"/>
+      <w:pPr>
+        <w:tabs>
+          <w:tab w:val="num" w:pos="5040"/>
+        </w:tabs>
+        <w:ind w:left="5040" w:hanging="360"/>
+      </w:pPr>
+      <w:rPr>
+        <w:rFonts w:ascii="Wingdings" w:hAnsi="Wingdings" w:hint="default"/>
+        <w:sz w:val="20"/>
+      </w:rPr>
+    </w:lvl>
+    <w:lvl w:ilvl="7" w:tentative="1">
+      <w:start w:val="1"/>
+      <w:numFmt w:val="bullet"/>
+      <w:lvlText w:val=""/>
+      <w:lvlJc w:val="left"/>
+      <w:pPr>
+        <w:tabs>
+          <w:tab w:val="num" w:pos="5760"/>
+        </w:tabs>
+        <w:ind w:left="5760" w:hanging="360"/>
+      </w:pPr>
+      <w:rPr>
+        <w:rFonts w:ascii="Wingdings" w:hAnsi="Wingdings" w:hint="default"/>
+        <w:sz w:val="20"/>
+      </w:rPr>
+    </w:lvl>
+    <w:lvl w:ilvl="8" w:tentative="1">
+      <w:start w:val="1"/>
+      <w:numFmt w:val="bullet"/>
+      <w:lvlText w:val=""/>
+      <w:lvlJc w:val="left"/>
+      <w:pPr>
+        <w:tabs>
+          <w:tab w:val="num" w:pos="6480"/>
+        </w:tabs>
+        <w:ind w:left="6480" w:hanging="360"/>
+      </w:pPr>
+      <w:rPr>
+        <w:rFonts w:ascii="Wingdings" w:hAnsi="Wingdings" w:hint="default"/>
+        <w:sz w:val="20"/>
+      </w:rPr>
+    </w:lvl>
+  </w:abstractNum>
+  <w:abstractNum w:abstractNumId="6" w15:restartNumberingAfterBreak="0">
     <w:nsid w:val="404150C0"/>
     <w:multiLevelType w:val="multilevel"/>
     <w:tmpl w:val="5C12AC40"/>
@@ -5462,7 +8019,156 @@
       </w:rPr>
     </w:lvl>
   </w:abstractNum>
-  <w:abstractNum w:abstractNumId="4" w15:restartNumberingAfterBreak="0">
+  <w:abstractNum w:abstractNumId="7" w15:restartNumberingAfterBreak="0">
+    <w:nsid w:val="45701B8C"/>
+    <w:multiLevelType w:val="multilevel"/>
+    <w:tmpl w:val="EE664D7E"/>
+    <w:lvl w:ilvl="0">
+      <w:start w:val="1"/>
+      <w:numFmt w:val="bullet"/>
+      <w:lvlText w:val=""/>
+      <w:lvlJc w:val="left"/>
+      <w:pPr>
+        <w:tabs>
+          <w:tab w:val="num" w:pos="720"/>
+        </w:tabs>
+        <w:ind w:left="720" w:hanging="360"/>
+      </w:pPr>
+      <w:rPr>
+        <w:rFonts w:ascii="Symbol" w:hAnsi="Symbol" w:hint="default"/>
+        <w:sz w:val="20"/>
+      </w:rPr>
+    </w:lvl>
+    <w:lvl w:ilvl="1" w:tentative="1">
+      <w:start w:val="1"/>
+      <w:numFmt w:val="bullet"/>
+      <w:lvlText w:val="o"/>
+      <w:lvlJc w:val="left"/>
+      <w:pPr>
+        <w:tabs>
+          <w:tab w:val="num" w:pos="1440"/>
+        </w:tabs>
+        <w:ind w:left="1440" w:hanging="360"/>
+      </w:pPr>
+      <w:rPr>
+        <w:rFonts w:ascii="Courier New" w:hAnsi="Courier New" w:hint="default"/>
+        <w:sz w:val="20"/>
+      </w:rPr>
+    </w:lvl>
+    <w:lvl w:ilvl="2" w:tentative="1">
+      <w:start w:val="1"/>
+      <w:numFmt w:val="bullet"/>
+      <w:lvlText w:val=""/>
+      <w:lvlJc w:val="left"/>
+      <w:pPr>
+        <w:tabs>
+          <w:tab w:val="num" w:pos="2160"/>
+        </w:tabs>
+        <w:ind w:left="2160" w:hanging="360"/>
+      </w:pPr>
+      <w:rPr>
+        <w:rFonts w:ascii="Wingdings" w:hAnsi="Wingdings" w:hint="default"/>
+        <w:sz w:val="20"/>
+      </w:rPr>
+    </w:lvl>
+    <w:lvl w:ilvl="3" w:tentative="1">
+      <w:start w:val="1"/>
+      <w:numFmt w:val="bullet"/>
+      <w:lvlText w:val=""/>
+      <w:lvlJc w:val="left"/>
+      <w:pPr>
+        <w:tabs>
+          <w:tab w:val="num" w:pos="2880"/>
+        </w:tabs>
+        <w:ind w:left="2880" w:hanging="360"/>
+      </w:pPr>
+      <w:rPr>
+        <w:rFonts w:ascii="Wingdings" w:hAnsi="Wingdings" w:hint="default"/>
+        <w:sz w:val="20"/>
+      </w:rPr>
+    </w:lvl>
+    <w:lvl w:ilvl="4" w:tentative="1">
+      <w:start w:val="1"/>
+      <w:numFmt w:val="bullet"/>
+      <w:lvlText w:val=""/>
+      <w:lvlJc w:val="left"/>
+      <w:pPr>
+        <w:tabs>
+          <w:tab w:val="num" w:pos="3600"/>
+        </w:tabs>
+        <w:ind w:left="3600" w:hanging="360"/>
+      </w:pPr>
+      <w:rPr>
+        <w:rFonts w:ascii="Wingdings" w:hAnsi="Wingdings" w:hint="default"/>
+        <w:sz w:val="20"/>
+      </w:rPr>
+    </w:lvl>
+    <w:lvl w:ilvl="5" w:tentative="1">
+      <w:start w:val="1"/>
+      <w:numFmt w:val="bullet"/>
+      <w:lvlText w:val=""/>
+      <w:lvlJc w:val="left"/>
+      <w:pPr>
+        <w:tabs>
+          <w:tab w:val="num" w:pos="4320"/>
+        </w:tabs>
+        <w:ind w:left="4320" w:hanging="360"/>
+      </w:pPr>
+      <w:rPr>
+        <w:rFonts w:ascii="Wingdings" w:hAnsi="Wingdings" w:hint="default"/>
+        <w:sz w:val="20"/>
+      </w:rPr>
+    </w:lvl>
+    <w:lvl w:ilvl="6" w:tentative="1">
+      <w:start w:val="1"/>
+      <w:numFmt w:val="bullet"/>
+      <w:lvlText w:val=""/>
+      <w:lvlJc w:val="left"/>
+      <w:pPr>
+        <w:tabs>
+          <w:tab w:val="num" w:pos="5040"/>
+        </w:tabs>
+        <w:ind w:left="5040" w:hanging="360"/>
+      </w:pPr>
+      <w:rPr>
+        <w:rFonts w:ascii="Wingdings" w:hAnsi="Wingdings" w:hint="default"/>
+        <w:sz w:val="20"/>
+      </w:rPr>
+    </w:lvl>
+    <w:lvl w:ilvl="7" w:tentative="1">
+      <w:start w:val="1"/>
+      <w:numFmt w:val="bullet"/>
+      <w:lvlText w:val=""/>
+      <w:lvlJc w:val="left"/>
+      <w:pPr>
+        <w:tabs>
+          <w:tab w:val="num" w:pos="5760"/>
+        </w:tabs>
+        <w:ind w:left="5760" w:hanging="360"/>
+      </w:pPr>
+      <w:rPr>
+        <w:rFonts w:ascii="Wingdings" w:hAnsi="Wingdings" w:hint="default"/>
+        <w:sz w:val="20"/>
+      </w:rPr>
+    </w:lvl>
+    <w:lvl w:ilvl="8" w:tentative="1">
+      <w:start w:val="1"/>
+      <w:numFmt w:val="bullet"/>
+      <w:lvlText w:val=""/>
+      <w:lvlJc w:val="left"/>
+      <w:pPr>
+        <w:tabs>
+          <w:tab w:val="num" w:pos="6480"/>
+        </w:tabs>
+        <w:ind w:left="6480" w:hanging="360"/>
+      </w:pPr>
+      <w:rPr>
+        <w:rFonts w:ascii="Wingdings" w:hAnsi="Wingdings" w:hint="default"/>
+        <w:sz w:val="20"/>
+      </w:rPr>
+    </w:lvl>
+  </w:abstractNum>
+  <w:abstractNum w:abstractNumId="8" w15:restartNumberingAfterBreak="0">
     <w:nsid w:val="47792B0B"/>
     <w:multiLevelType w:val="multilevel"/>
     <w:tmpl w:val="EA766062"/>
@@ -5611,7 +8317,7 @@
       </w:rPr>
     </w:lvl>
   </w:abstractNum>
-  <w:abstractNum w:abstractNumId="5" w15:restartNumberingAfterBreak="0">
+  <w:abstractNum w:abstractNumId="9" w15:restartNumberingAfterBreak="0">
     <w:nsid w:val="4E5C5E08"/>
     <w:multiLevelType w:val="multilevel"/>
     <w:tmpl w:val="62DAC700"/>
@@ -5760,7 +8466,7 @@
       </w:rPr>
     </w:lvl>
   </w:abstractNum>
-  <w:abstractNum w:abstractNumId="6" w15:restartNumberingAfterBreak="0">
+  <w:abstractNum w:abstractNumId="10" w15:restartNumberingAfterBreak="0">
     <w:nsid w:val="4F280285"/>
     <w:multiLevelType w:val="multilevel"/>
     <w:tmpl w:val="A762C72C"/>
@@ -5909,7 +8615,156 @@
       </w:rPr>
     </w:lvl>
   </w:abstractNum>
-  <w:abstractNum w:abstractNumId="7" w15:restartNumberingAfterBreak="0">
+  <w:abstractNum w:abstractNumId="11" w15:restartNumberingAfterBreak="0">
+    <w:nsid w:val="50E05C27"/>
+    <w:multiLevelType w:val="multilevel"/>
+    <w:tmpl w:val="293A1CD8"/>
+    <w:lvl w:ilvl="0">
+      <w:start w:val="1"/>
+      <w:numFmt w:val="bullet"/>
+      <w:lvlText w:val=""/>
+      <w:lvlJc w:val="left"/>
+      <w:pPr>
+        <w:tabs>
+          <w:tab w:val="num" w:pos="720"/>
+        </w:tabs>
+        <w:ind w:left="720" w:hanging="360"/>
+      </w:pPr>
+      <w:rPr>
+        <w:rFonts w:ascii="Symbol" w:hAnsi="Symbol" w:hint="default"/>
+        <w:sz w:val="20"/>
+      </w:rPr>
+    </w:lvl>
+    <w:lvl w:ilvl="1" w:tentative="1">
+      <w:start w:val="1"/>
+      <w:numFmt w:val="bullet"/>
+      <w:lvlText w:val="o"/>
+      <w:lvlJc w:val="left"/>
+      <w:pPr>
+        <w:tabs>
+          <w:tab w:val="num" w:pos="1440"/>
+        </w:tabs>
+        <w:ind w:left="1440" w:hanging="360"/>
+      </w:pPr>
+      <w:rPr>
+        <w:rFonts w:ascii="Courier New" w:hAnsi="Courier New" w:hint="default"/>
+        <w:sz w:val="20"/>
+      </w:rPr>
+    </w:lvl>
+    <w:lvl w:ilvl="2" w:tentative="1">
+      <w:start w:val="1"/>
+      <w:numFmt w:val="bullet"/>
+      <w:lvlText w:val=""/>
+      <w:lvlJc w:val="left"/>
+      <w:pPr>
+        <w:tabs>
+          <w:tab w:val="num" w:pos="2160"/>
+        </w:tabs>
+        <w:ind w:left="2160" w:hanging="360"/>
+      </w:pPr>
+      <w:rPr>
+        <w:rFonts w:ascii="Wingdings" w:hAnsi="Wingdings" w:hint="default"/>
+        <w:sz w:val="20"/>
+      </w:rPr>
+    </w:lvl>
+    <w:lvl w:ilvl="3" w:tentative="1">
+      <w:start w:val="1"/>
+      <w:numFmt w:val="bullet"/>
+      <w:lvlText w:val=""/>
+      <w:lvlJc w:val="left"/>
+      <w:pPr>
+        <w:tabs>
+          <w:tab w:val="num" w:pos="2880"/>
+        </w:tabs>
+        <w:ind w:left="2880" w:hanging="360"/>
+      </w:pPr>
+      <w:rPr>
+        <w:rFonts w:ascii="Wingdings" w:hAnsi="Wingdings" w:hint="default"/>
+        <w:sz w:val="20"/>
+      </w:rPr>
+    </w:lvl>
+    <w:lvl w:ilvl="4" w:tentative="1">
+      <w:start w:val="1"/>
+      <w:numFmt w:val="bullet"/>
+      <w:lvlText w:val=""/>
+      <w:lvlJc w:val="left"/>
+      <w:pPr>
+        <w:tabs>
+          <w:tab w:val="num" w:pos="3600"/>
+        </w:tabs>
+        <w:ind w:left="3600" w:hanging="360"/>
+      </w:pPr>
+      <w:rPr>
+        <w:rFonts w:ascii="Wingdings" w:hAnsi="Wingdings" w:hint="default"/>
+        <w:sz w:val="20"/>
+      </w:rPr>
+    </w:lvl>
+    <w:lvl w:ilvl="5" w:tentative="1">
+      <w:start w:val="1"/>
+      <w:numFmt w:val="bullet"/>
+      <w:lvlText w:val=""/>
+      <w:lvlJc w:val="left"/>
+      <w:pPr>
+        <w:tabs>
+          <w:tab w:val="num" w:pos="4320"/>
+        </w:tabs>
+        <w:ind w:left="4320" w:hanging="360"/>
+      </w:pPr>
+      <w:rPr>
+        <w:rFonts w:ascii="Wingdings" w:hAnsi="Wingdings" w:hint="default"/>
+        <w:sz w:val="20"/>
+      </w:rPr>
+    </w:lvl>
+    <w:lvl w:ilvl="6" w:tentative="1">
+      <w:start w:val="1"/>
+      <w:numFmt w:val="bullet"/>
+      <w:lvlText w:val=""/>
+      <w:lvlJc w:val="left"/>
+      <w:pPr>
+        <w:tabs>
+          <w:tab w:val="num" w:pos="5040"/>
+        </w:tabs>
+        <w:ind w:left="5040" w:hanging="360"/>
+      </w:pPr>
+      <w:rPr>
+        <w:rFonts w:ascii="Wingdings" w:hAnsi="Wingdings" w:hint="default"/>
+        <w:sz w:val="20"/>
+      </w:rPr>
+    </w:lvl>
+    <w:lvl w:ilvl="7" w:tentative="1">
+      <w:start w:val="1"/>
+      <w:numFmt w:val="bullet"/>
+      <w:lvlText w:val=""/>
+      <w:lvlJc w:val="left"/>
+      <w:pPr>
+        <w:tabs>
+          <w:tab w:val="num" w:pos="5760"/>
+        </w:tabs>
+        <w:ind w:left="5760" w:hanging="360"/>
+      </w:pPr>
+      <w:rPr>
+        <w:rFonts w:ascii="Wingdings" w:hAnsi="Wingdings" w:hint="default"/>
+        <w:sz w:val="20"/>
+      </w:rPr>
+    </w:lvl>
+    <w:lvl w:ilvl="8" w:tentative="1">
+      <w:start w:val="1"/>
+      <w:numFmt w:val="bullet"/>
+      <w:lvlText w:val=""/>
+      <w:lvlJc w:val="left"/>
+      <w:pPr>
+        <w:tabs>
+          <w:tab w:val="num" w:pos="6480"/>
+        </w:tabs>
+        <w:ind w:left="6480" w:hanging="360"/>
+      </w:pPr>
+      <w:rPr>
+        <w:rFonts w:ascii="Wingdings" w:hAnsi="Wingdings" w:hint="default"/>
+        <w:sz w:val="20"/>
+      </w:rPr>
+    </w:lvl>
+  </w:abstractNum>
+  <w:abstractNum w:abstractNumId="12" w15:restartNumberingAfterBreak="0">
     <w:nsid w:val="53B220F0"/>
     <w:multiLevelType w:val="multilevel"/>
     <w:tmpl w:val="952C5B56"/>
@@ -6058,7 +8913,120 @@
       </w:rPr>
     </w:lvl>
   </w:abstractNum>
-  <w:abstractNum w:abstractNumId="8" w15:restartNumberingAfterBreak="0">
+  <w:abstractNum w:abstractNumId="13" w15:restartNumberingAfterBreak="0">
+    <w:nsid w:val="5AB344BD"/>
+    <w:multiLevelType w:val="multilevel"/>
+    <w:tmpl w:val="71AAF4F8"/>
+    <w:lvl w:ilvl="0">
+      <w:start w:val="1"/>
+      <w:numFmt w:val="decimal"/>
+      <w:lvlText w:val="%1."/>
+      <w:lvlJc w:val="left"/>
+      <w:pPr>
+        <w:tabs>
+          <w:tab w:val="num" w:pos="720"/>
+        </w:tabs>
+        <w:ind w:left="720" w:hanging="360"/>
+      </w:pPr>
+    </w:lvl>
+    <w:lvl w:ilvl="1" w:tentative="1">
+      <w:start w:val="1"/>
+      <w:numFmt w:val="decimal"/>
+      <w:lvlText w:val="%2."/>
+      <w:lvlJc w:val="left"/>
+      <w:pPr>
+        <w:tabs>
+          <w:tab w:val="num" w:pos="1440"/>
+        </w:tabs>
+        <w:ind w:left="1440" w:hanging="360"/>
+      </w:pPr>
+    </w:lvl>
+    <w:lvl w:ilvl="2" w:tentative="1">
+      <w:start w:val="1"/>
+      <w:numFmt w:val="decimal"/>
+      <w:lvlText w:val="%3."/>
+      <w:lvlJc w:val="left"/>
+      <w:pPr>
+        <w:tabs>
+          <w:tab w:val="num" w:pos="2160"/>
+        </w:tabs>
+        <w:ind w:left="2160" w:hanging="360"/>
+      </w:pPr>
+    </w:lvl>
+    <w:lvl w:ilvl="3" w:tentative="1">
+      <w:start w:val="1"/>
+      <w:numFmt w:val="decimal"/>
+      <w:lvlText w:val="%4."/>
+      <w:lvlJc w:val="left"/>
+      <w:pPr>
+        <w:tabs>
+          <w:tab w:val="num" w:pos="2880"/>
+        </w:tabs>
+        <w:ind w:left="2880" w:hanging="360"/>
+      </w:pPr>
+    </w:lvl>
+    <w:lvl w:ilvl="4" w:tentative="1">
+      <w:start w:val="1"/>
+      <w:numFmt w:val="decimal"/>
+      <w:lvlText w:val="%5."/>
+      <w:lvlJc w:val="left"/>
+      <w:pPr>
+        <w:tabs>
+          <w:tab w:val="num" w:pos="3600"/>
+        </w:tabs>
+        <w:ind w:left="3600" w:hanging="360"/>
+      </w:pPr>
+    </w:lvl>
+    <w:lvl w:ilvl="5" w:tentative="1">
+      <w:start w:val="1"/>
+      <w:numFmt w:val="decimal"/>
+      <w:lvlText w:val="%6."/>
+      <w:lvlJc w:val="left"/>
+      <w:pPr>
+        <w:tabs>
+          <w:tab w:val="num" w:pos="4320"/>
+        </w:tabs>
+        <w:ind w:left="4320" w:hanging="360"/>
+      </w:pPr>
+    </w:lvl>
+    <w:lvl w:ilvl="6" w:tentative="1">
+      <w:start w:val="1"/>
+      <w:numFmt w:val="decimal"/>
+      <w:lvlText w:val="%7."/>
+      <w:lvlJc w:val="left"/>
+      <w:pPr>
+        <w:tabs>
+          <w:tab w:val="num" w:pos="5040"/>
+        </w:tabs>
+        <w:ind w:left="5040" w:hanging="360"/>
+      </w:pPr>
+    </w:lvl>
+    <w:lvl w:ilvl="7" w:tentative="1">
+      <w:start w:val="1"/>
+      <w:numFmt w:val="decimal"/>
+      <w:lvlText w:val="%8."/>
+      <w:lvlJc w:val="left"/>
+      <w:pPr>
+        <w:tabs>
+          <w:tab w:val="num" w:pos="5760"/>
+        </w:tabs>
+        <w:ind w:left="5760" w:hanging="360"/>
+      </w:pPr>
+    </w:lvl>
+    <w:lvl w:ilvl="8" w:tentative="1">
+      <w:start w:val="1"/>
+      <w:numFmt w:val="decimal"/>
+      <w:lvlText w:val="%9."/>
+      <w:lvlJc w:val="left"/>
+      <w:pPr>
+        <w:tabs>
+          <w:tab w:val="num" w:pos="6480"/>
+        </w:tabs>
+        <w:ind w:left="6480" w:hanging="360"/>
+      </w:pPr>
+    </w:lvl>
+  </w:abstractNum>
+  <w:abstractNum w:abstractNumId="14" w15:restartNumberingAfterBreak="0">
     <w:nsid w:val="5EF2402C"/>
     <w:multiLevelType w:val="multilevel"/>
     <w:tmpl w:val="5228268E"/>
@@ -6207,7 +9175,305 @@
       </w:rPr>
     </w:lvl>
   </w:abstractNum>
-  <w:abstractNum w:abstractNumId="9" w15:restartNumberingAfterBreak="0">
+  <w:abstractNum w:abstractNumId="15" w15:restartNumberingAfterBreak="0">
+    <w:nsid w:val="67B1487D"/>
+    <w:multiLevelType w:val="multilevel"/>
+    <w:tmpl w:val="728E0F7C"/>
+    <w:lvl w:ilvl="0">
+      <w:start w:val="1"/>
+      <w:numFmt w:val="bullet"/>
+      <w:lvlText w:val=""/>
+      <w:lvlJc w:val="left"/>
+      <w:pPr>
+        <w:tabs>
+          <w:tab w:val="num" w:pos="720"/>
+        </w:tabs>
+        <w:ind w:left="720" w:hanging="360"/>
+      </w:pPr>
+      <w:rPr>
+        <w:rFonts w:ascii="Symbol" w:hAnsi="Symbol" w:hint="default"/>
+        <w:sz w:val="20"/>
+      </w:rPr>
+    </w:lvl>
+    <w:lvl w:ilvl="1" w:tentative="1">
+      <w:start w:val="1"/>
+      <w:numFmt w:val="bullet"/>
+      <w:lvlText w:val="o"/>
+      <w:lvlJc w:val="left"/>
+      <w:pPr>
+        <w:tabs>
+          <w:tab w:val="num" w:pos="1440"/>
+        </w:tabs>
+        <w:ind w:left="1440" w:hanging="360"/>
+      </w:pPr>
+      <w:rPr>
+        <w:rFonts w:ascii="Courier New" w:hAnsi="Courier New" w:hint="default"/>
+        <w:sz w:val="20"/>
+      </w:rPr>
+    </w:lvl>
+    <w:lvl w:ilvl="2" w:tentative="1">
+      <w:start w:val="1"/>
+      <w:numFmt w:val="bullet"/>
+      <w:lvlText w:val=""/>
+      <w:lvlJc w:val="left"/>
+      <w:pPr>
+        <w:tabs>
+          <w:tab w:val="num" w:pos="2160"/>
+        </w:tabs>
+        <w:ind w:left="2160" w:hanging="360"/>
+      </w:pPr>
+      <w:rPr>
+        <w:rFonts w:ascii="Wingdings" w:hAnsi="Wingdings" w:hint="default"/>
+        <w:sz w:val="20"/>
+      </w:rPr>
+    </w:lvl>
+    <w:lvl w:ilvl="3" w:tentative="1">
+      <w:start w:val="1"/>
+      <w:numFmt w:val="bullet"/>
+      <w:lvlText w:val=""/>
+      <w:lvlJc w:val="left"/>
+      <w:pPr>
+        <w:tabs>
+          <w:tab w:val="num" w:pos="2880"/>
+        </w:tabs>
+        <w:ind w:left="2880" w:hanging="360"/>
+      </w:pPr>
+      <w:rPr>
+        <w:rFonts w:ascii="Wingdings" w:hAnsi="Wingdings" w:hint="default"/>
+        <w:sz w:val="20"/>
+      </w:rPr>
+    </w:lvl>
+    <w:lvl w:ilvl="4" w:tentative="1">
+      <w:start w:val="1"/>
+      <w:numFmt w:val="bullet"/>
+      <w:lvlText w:val=""/>
+      <w:lvlJc w:val="left"/>
+      <w:pPr>
+        <w:tabs>
+          <w:tab w:val="num" w:pos="3600"/>
+        </w:tabs>
+        <w:ind w:left="3600" w:hanging="360"/>
+      </w:pPr>
+      <w:rPr>
+        <w:rFonts w:ascii="Wingdings" w:hAnsi="Wingdings" w:hint="default"/>
+        <w:sz w:val="20"/>
+      </w:rPr>
+    </w:lvl>
+    <w:lvl w:ilvl="5" w:tentative="1">
+      <w:start w:val="1"/>
+      <w:numFmt w:val="bullet"/>
+      <w:lvlText w:val=""/>
+      <w:lvlJc w:val="left"/>
+      <w:pPr>
+        <w:tabs>
+          <w:tab w:val="num" w:pos="4320"/>
+        </w:tabs>
+        <w:ind w:left="4320" w:hanging="360"/>
+      </w:pPr>
+      <w:rPr>
+        <w:rFonts w:ascii="Wingdings" w:hAnsi="Wingdings" w:hint="default"/>
+        <w:sz w:val="20"/>
+      </w:rPr>
+    </w:lvl>
+    <w:lvl w:ilvl="6" w:tentative="1">
+      <w:start w:val="1"/>
+      <w:numFmt w:val="bullet"/>
+      <w:lvlText w:val=""/>
+      <w:lvlJc w:val="left"/>
+      <w:pPr>
+        <w:tabs>
+          <w:tab w:val="num" w:pos="5040"/>
+        </w:tabs>
+        <w:ind w:left="5040" w:hanging="360"/>
+      </w:pPr>
+      <w:rPr>
+        <w:rFonts w:ascii="Wingdings" w:hAnsi="Wingdings" w:hint="default"/>
+        <w:sz w:val="20"/>
+      </w:rPr>
+    </w:lvl>
+    <w:lvl w:ilvl="7" w:tentative="1">
+      <w:start w:val="1"/>
+      <w:numFmt w:val="bullet"/>
+      <w:lvlText w:val=""/>
+      <w:lvlJc w:val="left"/>
+      <w:pPr>
+        <w:tabs>
+          <w:tab w:val="num" w:pos="5760"/>
+        </w:tabs>
+        <w:ind w:left="5760" w:hanging="360"/>
+      </w:pPr>
+      <w:rPr>
+        <w:rFonts w:ascii="Wingdings" w:hAnsi="Wingdings" w:hint="default"/>
+        <w:sz w:val="20"/>
+      </w:rPr>
+    </w:lvl>
+    <w:lvl w:ilvl="8" w:tentative="1">
+      <w:start w:val="1"/>
+      <w:numFmt w:val="bullet"/>
+      <w:lvlText w:val=""/>
+      <w:lvlJc w:val="left"/>
+      <w:pPr>
+        <w:tabs>
+          <w:tab w:val="num" w:pos="6480"/>
+        </w:tabs>
+        <w:ind w:left="6480" w:hanging="360"/>
+      </w:pPr>
+      <w:rPr>
+        <w:rFonts w:ascii="Wingdings" w:hAnsi="Wingdings" w:hint="default"/>
+        <w:sz w:val="20"/>
+      </w:rPr>
+    </w:lvl>
+  </w:abstractNum>
+  <w:abstractNum w:abstractNumId="16" w15:restartNumberingAfterBreak="0">
+    <w:nsid w:val="70BB0531"/>
+    <w:multiLevelType w:val="multilevel"/>
+    <w:tmpl w:val="939EB740"/>
+    <w:lvl w:ilvl="0">
+      <w:start w:val="1"/>
+      <w:numFmt w:val="bullet"/>
+      <w:lvlText w:val=""/>
+      <w:lvlJc w:val="left"/>
+      <w:pPr>
+        <w:tabs>
+          <w:tab w:val="num" w:pos="720"/>
+        </w:tabs>
+        <w:ind w:left="720" w:hanging="360"/>
+      </w:pPr>
+      <w:rPr>
+        <w:rFonts w:ascii="Symbol" w:hAnsi="Symbol" w:hint="default"/>
+        <w:sz w:val="20"/>
+      </w:rPr>
+    </w:lvl>
+    <w:lvl w:ilvl="1" w:tentative="1">
+      <w:start w:val="1"/>
+      <w:numFmt w:val="bullet"/>
+      <w:lvlText w:val="o"/>
+      <w:lvlJc w:val="left"/>
+      <w:pPr>
+        <w:tabs>
+          <w:tab w:val="num" w:pos="1440"/>
+        </w:tabs>
+        <w:ind w:left="1440" w:hanging="360"/>
+      </w:pPr>
+      <w:rPr>
+        <w:rFonts w:ascii="Courier New" w:hAnsi="Courier New" w:hint="default"/>
+        <w:sz w:val="20"/>
+      </w:rPr>
+    </w:lvl>
+    <w:lvl w:ilvl="2" w:tentative="1">
+      <w:start w:val="1"/>
+      <w:numFmt w:val="bullet"/>
+      <w:lvlText w:val=""/>
+      <w:lvlJc w:val="left"/>
+      <w:pPr>
+        <w:tabs>
+          <w:tab w:val="num" w:pos="2160"/>
+        </w:tabs>
+        <w:ind w:left="2160" w:hanging="360"/>
+      </w:pPr>
+      <w:rPr>
+        <w:rFonts w:ascii="Wingdings" w:hAnsi="Wingdings" w:hint="default"/>
+        <w:sz w:val="20"/>
+      </w:rPr>
+    </w:lvl>
+    <w:lvl w:ilvl="3" w:tentative="1">
+      <w:start w:val="1"/>
+      <w:numFmt w:val="bullet"/>
+      <w:lvlText w:val=""/>
+      <w:lvlJc w:val="left"/>
+      <w:pPr>
+        <w:tabs>
+          <w:tab w:val="num" w:pos="2880"/>
+        </w:tabs>
+        <w:ind w:left="2880" w:hanging="360"/>
+      </w:pPr>
+      <w:rPr>
+        <w:rFonts w:ascii="Wingdings" w:hAnsi="Wingdings" w:hint="default"/>
+        <w:sz w:val="20"/>
+      </w:rPr>
+    </w:lvl>
+    <w:lvl w:ilvl="4" w:tentative="1">
+      <w:start w:val="1"/>
+      <w:numFmt w:val="bullet"/>
+      <w:lvlText w:val=""/>
+      <w:lvlJc w:val="left"/>
+      <w:pPr>
+        <w:tabs>
+          <w:tab w:val="num" w:pos="3600"/>
+        </w:tabs>
+        <w:ind w:left="3600" w:hanging="360"/>
+      </w:pPr>
+      <w:rPr>
+        <w:rFonts w:ascii="Wingdings" w:hAnsi="Wingdings" w:hint="default"/>
+        <w:sz w:val="20"/>
+      </w:rPr>
+    </w:lvl>
+    <w:lvl w:ilvl="5" w:tentative="1">
+      <w:start w:val="1"/>
+      <w:numFmt w:val="bullet"/>
+      <w:lvlText w:val=""/>
+      <w:lvlJc w:val="left"/>
+      <w:pPr>
+        <w:tabs>
+          <w:tab w:val="num" w:pos="4320"/>
+        </w:tabs>
+        <w:ind w:left="4320" w:hanging="360"/>
+      </w:pPr>
+      <w:rPr>
+        <w:rFonts w:ascii="Wingdings" w:hAnsi="Wingdings" w:hint="default"/>
+        <w:sz w:val="20"/>
+      </w:rPr>
+    </w:lvl>
+    <w:lvl w:ilvl="6" w:tentative="1">
+      <w:start w:val="1"/>
+      <w:numFmt w:val="bullet"/>
+      <w:lvlText w:val=""/>
+      <w:lvlJc w:val="left"/>
+      <w:pPr>
+        <w:tabs>
+          <w:tab w:val="num" w:pos="5040"/>
+        </w:tabs>
+        <w:ind w:left="5040" w:hanging="360"/>
+      </w:pPr>
+      <w:rPr>
+        <w:rFonts w:ascii="Wingdings" w:hAnsi="Wingdings" w:hint="default"/>
+        <w:sz w:val="20"/>
+      </w:rPr>
+    </w:lvl>
+    <w:lvl w:ilvl="7" w:tentative="1">
+      <w:start w:val="1"/>
+      <w:numFmt w:val="bullet"/>
+      <w:lvlText w:val=""/>
+      <w:lvlJc w:val="left"/>
+      <w:pPr>
+        <w:tabs>
+          <w:tab w:val="num" w:pos="5760"/>
+        </w:tabs>
+        <w:ind w:left="5760" w:hanging="360"/>
+      </w:pPr>
+      <w:rPr>
+        <w:rFonts w:ascii="Wingdings" w:hAnsi="Wingdings" w:hint="default"/>
+        <w:sz w:val="20"/>
+      </w:rPr>
+    </w:lvl>
+    <w:lvl w:ilvl="8" w:tentative="1">
+      <w:start w:val="1"/>
+      <w:numFmt w:val="bullet"/>
+      <w:lvlText w:val=""/>
+      <w:lvlJc w:val="left"/>
+      <w:pPr>
+        <w:tabs>
+          <w:tab w:val="num" w:pos="6480"/>
+        </w:tabs>
+        <w:ind w:left="6480" w:hanging="360"/>
+      </w:pPr>
+      <w:rPr>
+        <w:rFonts w:ascii="Wingdings" w:hAnsi="Wingdings" w:hint="default"/>
+        <w:sz w:val="20"/>
+      </w:rPr>
+    </w:lvl>
+  </w:abstractNum>
+  <w:abstractNum w:abstractNumId="17" w15:restartNumberingAfterBreak="0">
     <w:nsid w:val="71E23E80"/>
     <w:multiLevelType w:val="multilevel"/>
     <w:tmpl w:val="C4F219C6"/>
@@ -6356,7 +9622,7 @@
       </w:rPr>
     </w:lvl>
   </w:abstractNum>
-  <w:abstractNum w:abstractNumId="10" w15:restartNumberingAfterBreak="0">
+  <w:abstractNum w:abstractNumId="18" w15:restartNumberingAfterBreak="0">
     <w:nsid w:val="73DD366B"/>
     <w:multiLevelType w:val="multilevel"/>
     <w:tmpl w:val="C324AE54"/>
@@ -6505,7 +9771,7 @@
       </w:rPr>
     </w:lvl>
   </w:abstractNum>
-  <w:abstractNum w:abstractNumId="11" w15:restartNumberingAfterBreak="0">
+  <w:abstractNum w:abstractNumId="19" w15:restartNumberingAfterBreak="0">
     <w:nsid w:val="786045CD"/>
     <w:multiLevelType w:val="multilevel"/>
     <w:tmpl w:val="2F94943A"/>
@@ -6654,41 +9920,217 @@
       </w:rPr>
     </w:lvl>
   </w:abstractNum>
+  <w:abstractNum w:abstractNumId="20" w15:restartNumberingAfterBreak="0">
+    <w:nsid w:val="7E3D3A53"/>
+    <w:multiLevelType w:val="multilevel"/>
+    <w:tmpl w:val="755824BA"/>
+    <w:lvl w:ilvl="0">
+      <w:start w:val="1"/>
+      <w:numFmt w:val="bullet"/>
+      <w:lvlText w:val=""/>
+      <w:lvlJc w:val="left"/>
+      <w:pPr>
+        <w:tabs>
+          <w:tab w:val="num" w:pos="720"/>
+        </w:tabs>
+        <w:ind w:left="720" w:hanging="360"/>
+      </w:pPr>
+      <w:rPr>
+        <w:rFonts w:ascii="Symbol" w:hAnsi="Symbol" w:hint="default"/>
+        <w:sz w:val="20"/>
+      </w:rPr>
+    </w:lvl>
+    <w:lvl w:ilvl="1" w:tentative="1">
+      <w:start w:val="1"/>
+      <w:numFmt w:val="bullet"/>
+      <w:lvlText w:val="o"/>
+      <w:lvlJc w:val="left"/>
+      <w:pPr>
+        <w:tabs>
+          <w:tab w:val="num" w:pos="1440"/>
+        </w:tabs>
+        <w:ind w:left="1440" w:hanging="360"/>
+      </w:pPr>
+      <w:rPr>
+        <w:rFonts w:ascii="Courier New" w:hAnsi="Courier New" w:hint="default"/>
+        <w:sz w:val="20"/>
+      </w:rPr>
+    </w:lvl>
+    <w:lvl w:ilvl="2" w:tentative="1">
+      <w:start w:val="1"/>
+      <w:numFmt w:val="bullet"/>
+      <w:lvlText w:val=""/>
+      <w:lvlJc w:val="left"/>
+      <w:pPr>
+        <w:tabs>
+          <w:tab w:val="num" w:pos="2160"/>
+        </w:tabs>
+        <w:ind w:left="2160" w:hanging="360"/>
+      </w:pPr>
+      <w:rPr>
+        <w:rFonts w:ascii="Wingdings" w:hAnsi="Wingdings" w:hint="default"/>
+        <w:sz w:val="20"/>
+      </w:rPr>
+    </w:lvl>
+    <w:lvl w:ilvl="3" w:tentative="1">
+      <w:start w:val="1"/>
+      <w:numFmt w:val="bullet"/>
+      <w:lvlText w:val=""/>
+      <w:lvlJc w:val="left"/>
+      <w:pPr>
+        <w:tabs>
+          <w:tab w:val="num" w:pos="2880"/>
+        </w:tabs>
+        <w:ind w:left="2880" w:hanging="360"/>
+      </w:pPr>
+      <w:rPr>
+        <w:rFonts w:ascii="Wingdings" w:hAnsi="Wingdings" w:hint="default"/>
+        <w:sz w:val="20"/>
+      </w:rPr>
+    </w:lvl>
+    <w:lvl w:ilvl="4" w:tentative="1">
+      <w:start w:val="1"/>
+      <w:numFmt w:val="bullet"/>
+      <w:lvlText w:val=""/>
+      <w:lvlJc w:val="left"/>
+      <w:pPr>
+        <w:tabs>
+          <w:tab w:val="num" w:pos="3600"/>
+        </w:tabs>
+        <w:ind w:left="3600" w:hanging="360"/>
+      </w:pPr>
+      <w:rPr>
+        <w:rFonts w:ascii="Wingdings" w:hAnsi="Wingdings" w:hint="default"/>
+        <w:sz w:val="20"/>
+      </w:rPr>
+    </w:lvl>
+    <w:lvl w:ilvl="5" w:tentative="1">
+      <w:start w:val="1"/>
+      <w:numFmt w:val="bullet"/>
+      <w:lvlText w:val=""/>
+      <w:lvlJc w:val="left"/>
+      <w:pPr>
+        <w:tabs>
+          <w:tab w:val="num" w:pos="4320"/>
+        </w:tabs>
+        <w:ind w:left="4320" w:hanging="360"/>
+      </w:pPr>
+      <w:rPr>
+        <w:rFonts w:ascii="Wingdings" w:hAnsi="Wingdings" w:hint="default"/>
+        <w:sz w:val="20"/>
+      </w:rPr>
+    </w:lvl>
+    <w:lvl w:ilvl="6" w:tentative="1">
+      <w:start w:val="1"/>
+      <w:numFmt w:val="bullet"/>
+      <w:lvlText w:val=""/>
+      <w:lvlJc w:val="left"/>
+      <w:pPr>
+        <w:tabs>
+          <w:tab w:val="num" w:pos="5040"/>
+        </w:tabs>
+        <w:ind w:left="5040" w:hanging="360"/>
+      </w:pPr>
+      <w:rPr>
+        <w:rFonts w:ascii="Wingdings" w:hAnsi="Wingdings" w:hint="default"/>
+        <w:sz w:val="20"/>
+      </w:rPr>
+    </w:lvl>
+    <w:lvl w:ilvl="7" w:tentative="1">
+      <w:start w:val="1"/>
+      <w:numFmt w:val="bullet"/>
+      <w:lvlText w:val=""/>
+      <w:lvlJc w:val="left"/>
+      <w:pPr>
+        <w:tabs>
+          <w:tab w:val="num" w:pos="5760"/>
+        </w:tabs>
+        <w:ind w:left="5760" w:hanging="360"/>
+      </w:pPr>
+      <w:rPr>
+        <w:rFonts w:ascii="Wingdings" w:hAnsi="Wingdings" w:hint="default"/>
+        <w:sz w:val="20"/>
+      </w:rPr>
+    </w:lvl>
+    <w:lvl w:ilvl="8" w:tentative="1">
+      <w:start w:val="1"/>
+      <w:numFmt w:val="bullet"/>
+      <w:lvlText w:val=""/>
+      <w:lvlJc w:val="left"/>
+      <w:pPr>
+        <w:tabs>
+          <w:tab w:val="num" w:pos="6480"/>
+        </w:tabs>
+        <w:ind w:left="6480" w:hanging="360"/>
+      </w:pPr>
+      <w:rPr>
+        <w:rFonts w:ascii="Wingdings" w:hAnsi="Wingdings" w:hint="default"/>
+        <w:sz w:val="20"/>
+      </w:rPr>
+    </w:lvl>
+  </w:abstractNum>
   <w:num w:numId="1" w16cid:durableId="2072845008">
-    <w:abstractNumId w:val="11"/>
+    <w:abstractNumId w:val="19"/>
   </w:num>
   <w:num w:numId="2" w16cid:durableId="1021587407">
+    <w:abstractNumId w:val="3"/>
+  </w:num>
+  <w:num w:numId="3" w16cid:durableId="823812696">
+    <w:abstractNumId w:val="10"/>
+  </w:num>
+  <w:num w:numId="4" w16cid:durableId="225576780">
+    <w:abstractNumId w:val="17"/>
+  </w:num>
+  <w:num w:numId="5" w16cid:durableId="343552002">
     <w:abstractNumId w:val="2"/>
   </w:num>
-  <w:num w:numId="3" w16cid:durableId="823812696">
+  <w:num w:numId="6" w16cid:durableId="353311145">
+    <w:abstractNumId w:val="8"/>
+  </w:num>
+  <w:num w:numId="7" w16cid:durableId="1013415483">
+    <w:abstractNumId w:val="12"/>
+  </w:num>
+  <w:num w:numId="8" w16cid:durableId="501822861">
+    <w:abstractNumId w:val="18"/>
+  </w:num>
+  <w:num w:numId="9" w16cid:durableId="1380742083">
     <w:abstractNumId w:val="6"/>
   </w:num>
-  <w:num w:numId="4" w16cid:durableId="225576780">
-    <w:abstractNumId w:val="9"/>
-  </w:num>
-  <w:num w:numId="5" w16cid:durableId="343552002">
-    <w:abstractNumId w:val="1"/>
-  </w:num>
-  <w:num w:numId="6" w16cid:durableId="353311145">
-    <w:abstractNumId w:val="4"/>
-  </w:num>
-  <w:num w:numId="7" w16cid:durableId="1013415483">
-    <w:abstractNumId w:val="7"/>
-  </w:num>
-  <w:num w:numId="8" w16cid:durableId="501822861">
-    <w:abstractNumId w:val="10"/>
-  </w:num>
-  <w:num w:numId="9" w16cid:durableId="1380742083">
-    <w:abstractNumId w:val="3"/>
-  </w:num>
   <w:num w:numId="10" w16cid:durableId="920989944">
-    <w:abstractNumId w:val="8"/>
+    <w:abstractNumId w:val="14"/>
   </w:num>
   <w:num w:numId="11" w16cid:durableId="1277643214">
     <w:abstractNumId w:val="0"/>
   </w:num>
   <w:num w:numId="12" w16cid:durableId="2143187101">
+    <w:abstractNumId w:val="9"/>
+  </w:num>
+  <w:num w:numId="13" w16cid:durableId="417168062">
+    <w:abstractNumId w:val="4"/>
+  </w:num>
+  <w:num w:numId="14" w16cid:durableId="2045321066">
+    <w:abstractNumId w:val="11"/>
+  </w:num>
+  <w:num w:numId="15" w16cid:durableId="1279920498">
+    <w:abstractNumId w:val="13"/>
+  </w:num>
+  <w:num w:numId="16" w16cid:durableId="1437210824">
+    <w:abstractNumId w:val="1"/>
+  </w:num>
+  <w:num w:numId="17" w16cid:durableId="1587378221">
+    <w:abstractNumId w:val="16"/>
+  </w:num>
+  <w:num w:numId="18" w16cid:durableId="1325206032">
     <w:abstractNumId w:val="5"/>
+  </w:num>
+  <w:num w:numId="19" w16cid:durableId="553665435">
+    <w:abstractNumId w:val="20"/>
+  </w:num>
+  <w:num w:numId="20" w16cid:durableId="634288085">
+    <w:abstractNumId w:val="7"/>
+  </w:num>
+  <w:num w:numId="21" w16cid:durableId="702248044">
+    <w:abstractNumId w:val="15"/>
   </w:num>
 </w:numbering>
 </file>
